--- a/docs/cinema-booking-study-guide.docx
+++ b/docs/cinema-booking-study-guide.docx
@@ -7,42 +7,22 @@
         <w:pStyle w:val="Title"/>
       </w:pPr>
       <w:r>
-        <w:t>Разбор проекта Cinema booking для защиты</w:t>
+        <w:t>Lumen: база, backend, frontend и подготовка к защите</w:t>
       </w:r>
     </w:p>
     <w:p>
       <w:r>
-        <w:t>Учебное пособие по текущей версии сайта Lumen Cinema</w:t>
+        <w:t>Учебное пособие по объединённому проекту Cinema booking. Версия 27 октября 2026 года.</w:t>
       </w:r>
     </w:p>
     <w:p>
       <w:r>
-        <w:t>Этот документ нужен, чтобы разобраться в проекте, показать работающий сценарий и отвечать на вопросы преподавателя своими словами. Главный материал для изучения — каталог, состояния страницы, выбор мест и серверная запись бронирования. Учить наизусть весь файл страницы и внутренности библиотек не нужно.</w:t>
+        <w:t>Этот разбор соответствует новой версии с PostgreSQL и 13 таблицами. Предыдущая реализация D1 перенесена в database/legacy-d1 и больше не обслуживает сайт. Исходный SQL из присланного архива сохранён отдельно, поэтому можно показать, какая модель была импортирована и какие изменения появились при реализации.</w:t>
       </w:r>
     </w:p>
     <w:p>
       <w:r>
-        <w:t xml:space="preserve">Версия на 27 октября 2026 года. Основной репозиторий: https://github.com/bigbossmcnugget/cinema-booking. Рабочая папка называется </w:t>
-      </w:r>
-      <w:r>
-        <w:rPr>
-          <w:rFonts w:ascii="Courier New" w:hAnsi="Courier New"/>
-          <w:sz w:val="18"/>
-        </w:rPr>
-        <w:t>outputs/cinema-booking</w:t>
-      </w:r>
-      <w:r>
-        <w:t xml:space="preserve">. В соседней папке </w:t>
-      </w:r>
-      <w:r>
-        <w:rPr>
-          <w:rFonts w:ascii="Courier New" w:hAnsi="Courier New"/>
-          <w:sz w:val="18"/>
-        </w:rPr>
-        <w:t>outputs/lumen-kino</w:t>
-      </w:r>
-      <w:r>
-        <w:t xml:space="preserve"> осталась предыдущая версия; для подготовки открывай именно новый проект.</w:t>
+        <w:t>Документ помогает понимать проект, показывать работающий сценарий и отвечать по коду. Он не заменяет самостоятельный прогон и не является доказательством личного авторства каждой строки. Для подготовки важнее проследить одну бронь от кнопки до базы, чем запомнить названия всех библиотек.</w:t>
       </w:r>
     </w:p>
     <w:p>
@@ -50,32 +30,22 @@
         <w:pStyle w:val="Heading1"/>
       </w:pPr>
       <w:r>
-        <w:t>1 Что именно показывает проект</w:t>
+        <w:t>1 Как один проект относится к разным предметам</w:t>
       </w:r>
     </w:p>
     <w:p>
       <w:r>
-        <w:t>Сайт решает одну задачу: посетитель выбирает фильм, дату и сеанс, отмечает свободные места и оформляет гостевую бронь. Каталог содержит три фильма: Batman 1989 года, The Lego Movie 2014 года и Superman 1978 года. Постеры скачаны в папку проекта, поэтому после загрузки приложения изображения не требуют запроса к Wikipedia.</w:t>
+        <w:t>В заданиях по базам данных сначала требуются язык backend, ORM, Docker и Faker-seeder; следующее задание добавляет индексы и план кеширования. Работа по клиентской встрече проверяет показ готового сценария, пользу приложения, планы развития и участие команды. Эти результаты можно представить на одном Lumen, но критерии каждой работы различаются.</w:t>
       </w:r>
     </w:p>
     <w:p>
       <w:r>
-        <w:t>На главной странице есть переключение EN, RU и ET, фильтры по жанру и поиск. По кнопке времени открывается схема из шести рядов по десять мест. После выбора мест открывается простая белая форма с именем и email. При успешном сохранении появляется номер брони. Регистрации и входа в аккаунт нет.</w:t>
+        <w:t>Для базы показывай исходный SQL, ORM-схему, миграцию, seeder, количество строк и связи. Для frontend показывай компоненты, состояние и действия пользователя. Для backend показывай проверку входных данных, транзакцию и серверные права. Для клиентской встречи сначала показывай сайт и пользу, а уже затем отвечай о реализации.</w:t>
       </w:r>
     </w:p>
     <w:p>
       <w:r>
-        <w:t>Цены, сеансы и доступность субтитров — демонстрационные данные. Это не действующая касса: деньги не списываются, письмо на email не отправляется. Поле email пока сохраняется как контактная информация брони. Отсутствие регистрации не означает, что поле email — это вход в аккаунт.</w:t>
-      </w:r>
-    </w:p>
-    <w:p>
-      <w:r>
-        <w:t>На защите можно сказать: «Мы показываем прототип бронирования кинотеатра. Пользователь проходит путь от выбора фильма до номера брони без регистрации. Оплата и отправка билетов — отдельные будущие задачи». Эту фразу стоит понимать, а не читать дословно.</w:t>
-      </w:r>
-    </w:p>
-    <w:p>
-      <w:r>
-        <w:t>Что показать первым: главную страницу, один фильтр, описание фильма, схему мест, изменение суммы и сохранённую бронь. Не начинай с кода или списка используемых пакетов: сначала преподаватель должен увидеть пользу для посетителя.</w:t>
+        <w:t>Наличие красивого интерфейса не доказывает выполнение задания по Docker. Наличие docker-compose.yml не доказывает, что сайт использует эту базу. Полный технический сценарий должен пройти через один выбранный backend и одну базу.</w:t>
       </w:r>
     </w:p>
     <w:p>
@@ -83,22 +53,35 @@
         <w:pStyle w:val="Heading1"/>
       </w:pPr>
       <w:r>
-        <w:t>2 Как запустить правильную версию</w:t>
+        <w:t>2 Что именно было в архиве</w:t>
       </w:r>
     </w:p>
     <w:p>
       <w:r>
-        <w:t xml:space="preserve">В терминале нужно находиться в папке, где лежит </w:t>
+        <w:t>Архив cinema-project-main.zip содержал SQL-схему PostgreSQL, README, две версии ER-диаграммы и вспомогательный PowerShell-скрипт. Готового HTTP backend, ORM-моделей, Docker Compose и Faker-seeder там не было. Поэтому корректно говорить: «Мы взяли исходную модель данных и реализовали её через ORM».</w:t>
       </w:r>
+    </w:p>
+    <w:p>
       <w:r>
-        <w:rPr>
-          <w:rFonts w:ascii="Courier New" w:hAnsi="Courier New"/>
-          <w:sz w:val="18"/>
-        </w:rPr>
-        <w:t>package.json</w:t>
+        <w:t>Файлы database/source/project.sql и диаграммы сохранены без изменения. Их происхождение записано в database/SOURCE.md. Автор исходного дизайна в архиве не был указан; имя участника нужно добавить по фактической договорённости команды. Импорт файлов своим коммитом не меняет автора их содержимого.</w:t>
       </w:r>
+    </w:p>
+    <w:p>
       <w:r>
-        <w:t>. Ошибка «No package.json found» обычно означает неправильную папку, а не проблему React.</w:t>
+        <w:t>В database/project.sql лежит текущая схема, сгенерированная из Drizzle. Она отличается от исходной там, где добавлена гостевая бронь. Изменения перечислены в database/schema-mapping.md. PowerShell-скрипт из архива не запускался.</w:t>
+      </w:r>
+    </w:p>
+    <w:p>
+      <w:pPr>
+        <w:pStyle w:val="Heading1"/>
+      </w:pPr>
+      <w:r>
+        <w:t>3 Как запустить версию для задания</w:t>
+      </w:r>
+    </w:p>
+    <w:p>
+      <w:r>
+        <w:t>Нужны Node.js не ниже 22.13, npm и Docker с Compose. Все команды выполняются из outputs/cinema-booking, где находится package.json. Ошибка No package.json found означает, что открыт другой каталог.</w:t>
       </w:r>
     </w:p>
     <w:p>
@@ -111,73 +94,45 @@
           <w:rFonts w:ascii="Courier New" w:hAnsi="Courier New"/>
           <w:sz w:val="17"/>
         </w:rPr>
-        <w:t>cd /Users/jegorkerimov/Documents/Codex/2026-09-04</w:t>
-        <w:br/>
-        <w:t>cd https-www-apollokino-ee-rus-https/outputs/cinema-booking</w:t>
-        <w:br/>
         <w:t>npm ci</w:t>
         <w:br/>
-        <w:t>npm run dev</w:t>
+        <w:t>cp .env.example .env</w:t>
+        <w:br/>
+        <w:t>docker compose up -d --wait db</w:t>
+        <w:br/>
+        <w:t>npm run pg:migrate</w:t>
+        <w:br/>
+        <w:t>npm run pg:seed</w:t>
+        <w:br/>
+        <w:t>npm run pg:verify</w:t>
       </w:r>
     </w:p>
     <w:p>
       <w:r>
-        <w:t xml:space="preserve">Две команды </w:t>
-      </w:r>
-      <w:r>
-        <w:rPr>
-          <w:rFonts w:ascii="Courier New" w:hAnsi="Courier New"/>
-          <w:sz w:val="18"/>
-        </w:rPr>
-        <w:t>cd</w:t>
-      </w:r>
-      <w:r>
-        <w:t xml:space="preserve"> по очереди открывают рабочую папку и сам проект. Можно также открыть терминал прямо из папки проекта. Команда </w:t>
-      </w:r>
-      <w:r>
-        <w:rPr>
-          <w:rFonts w:ascii="Courier New" w:hAnsi="Courier New"/>
-          <w:sz w:val="18"/>
-        </w:rPr>
-        <w:t>npm ci</w:t>
-      </w:r>
-      <w:r>
-        <w:t xml:space="preserve"> ставит версии из </w:t>
-      </w:r>
-      <w:r>
-        <w:rPr>
-          <w:rFonts w:ascii="Courier New" w:hAnsi="Courier New"/>
-          <w:sz w:val="18"/>
-        </w:rPr>
-        <w:t>package-lock.json</w:t>
-      </w:r>
-      <w:r>
-        <w:t>; её достаточно выполнить после скачивания проекта или изменения зависимостей. Для каждого обычного запуска повторная установка не нужна.</w:t>
+        <w:t>Затем в первом терминале запускается npm run api:dev, во втором — npm run dev. Сайт открывается по http://127.0.0.1:3000/, API слушает порт 3001. Vite пересылает запросы /api к backend. Если запущен только интерфейс, каталог не загрузится: теперь фильмы действительно приходят через API.</w:t>
       </w:r>
     </w:p>
     <w:p>
       <w:r>
-        <w:t xml:space="preserve">Открой </w:t>
+        <w:t>В compose используется PostgreSQL 17 и named volume cinema_postgres. Docker обычно добавляет к имени volume префикс проекта. Команда docker compose down останавливает контейнеры, сохраняя данные. Вариант down -v удаляет volume, поэтому его нельзя использовать как обычный перезапуск перед показом.</w:t>
       </w:r>
+    </w:p>
+    <w:p>
       <w:r>
-        <w:rPr>
-          <w:rFonts w:ascii="Courier New" w:hAnsi="Courier New"/>
-          <w:sz w:val="18"/>
-        </w:rPr>
-        <w:t>http://127.0.0.1:3000/</w:t>
+        <w:t>На этом компьютере Docker отсутствует. Миграции, seeder, запросы и браузерный сценарий проверены через PGlite — встроенный PostgreSQL. Это полезная проверка совместимости схемы и логики, но не выполненная проверка Docker Engine и сохранения volume.</w:t>
       </w:r>
+    </w:p>
+    <w:p>
+      <w:pPr>
+        <w:pStyle w:val="Heading1"/>
+      </w:pPr>
       <w:r>
-        <w:t xml:space="preserve">. Сервер должен оставаться работающим в терминале. Закрытие процесса прекращает доступ к локальному сайту. Другой человек на другом компьютере не сможет открыть свой </w:t>
+        <w:t>4 Как запустить без Docker сейчас</w:t>
       </w:r>
+    </w:p>
+    <w:p>
       <w:r>
-        <w:rPr>
-          <w:rFonts w:ascii="Courier New" w:hAnsi="Courier New"/>
-          <w:sz w:val="18"/>
-        </w:rPr>
-        <w:t>localhost</w:t>
-      </w:r>
-      <w:r>
-        <w:t xml:space="preserve"> и увидеть твой проект: адрес относится к его компьютеру.</w:t>
+        <w:t>Для локального показа предусмотрен отдельный понятный путь. Он использует ту же ORM-схему и миграции, а данные сохраняет в игнорируемой папке .data/postgres.</w:t>
       </w:r>
     </w:p>
     <w:p>
@@ -190,21 +145,19 @@
           <w:rFonts w:ascii="Courier New" w:hAnsi="Courier New"/>
           <w:sz w:val="17"/>
         </w:rPr>
-        <w:t>npm run build</w:t>
+        <w:t>npm run demo:prepare</w:t>
         <w:br/>
-        <w:t>./node_modules/.bin/tsc --noEmit --incremental false</w:t>
-        <w:br/>
-        <w:t>git status</w:t>
+        <w:t>npm run api:local</w:t>
       </w:r>
     </w:p>
     <w:p>
       <w:r>
-        <w:t>Первая команда проверяет сборку приложения. Вторая отдельно проверяет типы TypeScript без создания JavaScript-файлов. Третья показывает изменения Git. Успешная сборка сама по себе не доказывает, что пользовательский сценарий работает: бронирование нужно проверить в браузере.</w:t>
+        <w:t>В другом терминале запусти npm run dev. demo:prepare применяет миграции, заполняет пустую базу и проверяет результат. Если данные уже есть, он не стирает брони и не запускает seeder повторно. Seed охватывает 21 день начиная с дня первой загрузки; при показе значительно позднее нужны будущие сеансы или отдельная новая demo-база.</w:t>
       </w:r>
     </w:p>
     <w:p>
       <w:r>
-        <w:t>Если порт 3000 занят, сначала посмотри, какой процесс там запущен. Не запускай подряд несколько копий и не удаляй базу ради перезапуска. На демонстрации полезно заранее выбрать свободное тестовое место: предыдущая бронь сохраняется и после обновления страницы.</w:t>
+        <w:t>PGlite работает внутри одного процесса. Не запускай второй CLI-процесс против той же папки, пока api:local держит её открытой. Автоматические тесты используют отдельную базу в памяти и не меняют сохранённые брони сайта.</w:t>
       </w:r>
     </w:p>
     <w:p>
@@ -212,7 +165,7 @@
         <w:pStyle w:val="Heading1"/>
       </w:pPr>
       <w:r>
-        <w:t>3 Карта файлов и порядок изучения</w:t>
+        <w:t>5 Карта файлов: что учить первым</w:t>
       </w:r>
     </w:p>
     <w:tbl>
@@ -261,7 +214,7 @@
                 <w:b/>
                 <w:sz w:val="18"/>
               </w:rPr>
-              <w:t>Файл или папка</w:t>
+              <w:t>Файл</w:t>
             </w:r>
           </w:p>
         </w:tc>
@@ -286,7 +239,7 @@
                 <w:b/>
                 <w:sz w:val="18"/>
               </w:rPr>
-              <w:t>За что отвечает</w:t>
+              <w:t>Что объяснять</w:t>
             </w:r>
           </w:p>
         </w:tc>
@@ -341,20 +294,7 @@
                 <w:b w:val="0"/>
                 <w:sz w:val="18"/>
               </w:rPr>
-            </w:r>
-            <w:r>
-              <w:rPr>
-                <w:rFonts w:ascii="Courier New" w:hAnsi="Courier New"/>
-                <w:b w:val="0"/>
-                <w:sz w:val="18"/>
-              </w:rPr>
-              <w:t>lib/catalog.ts</w:t>
-            </w:r>
-            <w:r>
-              <w:rPr>
-                <w:b w:val="0"/>
-                <w:sz w:val="18"/>
-              </w:rPr>
+              <w:t>backend/schema.ts</w:t>
             </w:r>
           </w:p>
         </w:tc>
@@ -379,7 +319,7 @@
                 <w:b w:val="0"/>
                 <w:sz w:val="18"/>
               </w:rPr>
-              <w:t>Типы фильма, три фильма, цена и переводы названий</w:t>
+              <w:t>Таблицы, типы, связи, ограничения, индексы</w:t>
             </w:r>
           </w:p>
         </w:tc>
@@ -404,7 +344,7 @@
                 <w:b w:val="0"/>
                 <w:sz w:val="18"/>
               </w:rPr>
-              <w:t>Изучить первым</w:t>
+              <w:t>Обязательно</w:t>
             </w:r>
           </w:p>
         </w:tc>
@@ -434,20 +374,7 @@
                 <w:b w:val="0"/>
                 <w:sz w:val="18"/>
               </w:rPr>
-            </w:r>
-            <w:r>
-              <w:rPr>
-                <w:rFonts w:ascii="Courier New" w:hAnsi="Courier New"/>
-                <w:b w:val="0"/>
-                <w:sz w:val="18"/>
-              </w:rPr>
-              <w:t>app/page.tsx</w:t>
-            </w:r>
-            <w:r>
-              <w:rPr>
-                <w:b w:val="0"/>
-                <w:sz w:val="18"/>
-              </w:rPr>
+              <w:t>backend/service.ts</w:t>
             </w:r>
           </w:p>
         </w:tc>
@@ -472,7 +399,7 @@
                 <w:b w:val="0"/>
                 <w:sz w:val="18"/>
               </w:rPr>
-              <w:t>Главная страница, фильтры, состояния и оформление</w:t>
+              <w:t>Каталог, реальный сеанс, места, транзакция брони</w:t>
             </w:r>
           </w:p>
         </w:tc>
@@ -527,20 +454,7 @@
                 <w:b w:val="0"/>
                 <w:sz w:val="18"/>
               </w:rPr>
-            </w:r>
-            <w:r>
-              <w:rPr>
-                <w:rFonts w:ascii="Courier New" w:hAnsi="Courier New"/>
-                <w:b w:val="0"/>
-                <w:sz w:val="18"/>
-              </w:rPr>
-              <w:t>app/api/bookings/route.ts</w:t>
-            </w:r>
-            <w:r>
-              <w:rPr>
-                <w:b w:val="0"/>
-                <w:sz w:val="18"/>
-              </w:rPr>
+              <w:t>backend/server.ts</w:t>
             </w:r>
           </w:p>
         </w:tc>
@@ -565,7 +479,7 @@
                 <w:b w:val="0"/>
                 <w:sz w:val="18"/>
               </w:rPr>
-              <w:t>Загрузка занятых мест и сохранение брони</w:t>
+              <w:t>HTTP, JSON, ошибки и проверка администратора</w:t>
             </w:r>
           </w:p>
         </w:tc>
@@ -620,20 +534,7 @@
                 <w:b w:val="0"/>
                 <w:sz w:val="18"/>
               </w:rPr>
-            </w:r>
-            <w:r>
-              <w:rPr>
-                <w:rFonts w:ascii="Courier New" w:hAnsi="Courier New"/>
-                <w:b w:val="0"/>
-                <w:sz w:val="18"/>
-              </w:rPr>
-              <w:t>db/index.ts</w:t>
-            </w:r>
-            <w:r>
-              <w:rPr>
-                <w:b w:val="0"/>
-                <w:sz w:val="18"/>
-              </w:rPr>
+              <w:t>backend/seed.ts</w:t>
             </w:r>
           </w:p>
         </w:tc>
@@ -658,7 +559,7 @@
                 <w:b w:val="0"/>
                 <w:sz w:val="18"/>
               </w:rPr>
-              <w:t>Подключение D1 и создание таблиц</w:t>
+              <w:t>Faker, порядок вставок, 100+ строк</w:t>
             </w:r>
           </w:p>
         </w:tc>
@@ -713,20 +614,7 @@
                 <w:b w:val="0"/>
                 <w:sz w:val="18"/>
               </w:rPr>
-            </w:r>
-            <w:r>
-              <w:rPr>
-                <w:rFonts w:ascii="Courier New" w:hAnsi="Courier New"/>
-                <w:b w:val="0"/>
-                <w:sz w:val="18"/>
-              </w:rPr>
-              <w:t>db/schema.ts</w:t>
-            </w:r>
-            <w:r>
-              <w:rPr>
-                <w:b w:val="0"/>
-                <w:sz w:val="18"/>
-              </w:rPr>
+              <w:t>backend/database.ts</w:t>
             </w:r>
           </w:p>
         </w:tc>
@@ -751,7 +639,7 @@
                 <w:b w:val="0"/>
                 <w:sz w:val="18"/>
               </w:rPr>
-              <w:t>Описание таблиц через Drizzle</w:t>
+              <w:t>PostgreSQL и PGlite через Drizzle</w:t>
             </w:r>
           </w:p>
         </w:tc>
@@ -776,7 +664,7 @@
                 <w:b w:val="0"/>
                 <w:sz w:val="18"/>
               </w:rPr>
-              <w:t>Понимать структуру</w:t>
+              <w:t>Понимать</w:t>
             </w:r>
           </w:p>
         </w:tc>
@@ -806,20 +694,7 @@
                 <w:b w:val="0"/>
                 <w:sz w:val="18"/>
               </w:rPr>
-            </w:r>
-            <w:r>
-              <w:rPr>
-                <w:rFonts w:ascii="Courier New" w:hAnsi="Courier New"/>
-                <w:b w:val="0"/>
-                <w:sz w:val="18"/>
-              </w:rPr>
-              <w:t>lib/ui-copy.ts</w:t>
-            </w:r>
-            <w:r>
-              <w:rPr>
-                <w:b w:val="0"/>
-                <w:sz w:val="18"/>
-              </w:rPr>
+              <w:t>docker-compose.yml</w:t>
             </w:r>
           </w:p>
         </w:tc>
@@ -844,7 +719,7 @@
                 <w:b w:val="0"/>
                 <w:sz w:val="18"/>
               </w:rPr>
-              <w:t>Подписи интерфейса на трёх языках</w:t>
+              <w:t>Контейнер, порт, volume, healthcheck</w:t>
             </w:r>
           </w:p>
         </w:tc>
@@ -869,7 +744,7 @@
                 <w:b w:val="0"/>
                 <w:sz w:val="18"/>
               </w:rPr>
-              <w:t>Понимать принцип</w:t>
+              <w:t>Обязательно</w:t>
             </w:r>
           </w:p>
         </w:tc>
@@ -899,20 +774,7 @@
                 <w:b w:val="0"/>
                 <w:sz w:val="18"/>
               </w:rPr>
-            </w:r>
-            <w:r>
-              <w:rPr>
-                <w:rFonts w:ascii="Courier New" w:hAnsi="Courier New"/>
-                <w:b w:val="0"/>
-                <w:sz w:val="18"/>
-              </w:rPr>
-              <w:t>lib/show-dates.ts</w:t>
-            </w:r>
-            <w:r>
-              <w:rPr>
-                <w:b w:val="0"/>
-                <w:sz w:val="18"/>
-              </w:rPr>
+              <w:t>lib/use-cinema.ts</w:t>
             </w:r>
           </w:p>
         </w:tc>
@@ -937,7 +799,7 @@
                 <w:b w:val="0"/>
                 <w:sz w:val="18"/>
               </w:rPr>
-              <w:t>Ближайшие семь дат по времени Таллинна</w:t>
+              <w:t>React-состояния, fetch, выбранные места</w:t>
             </w:r>
           </w:p>
         </w:tc>
@@ -962,7 +824,7 @@
                 <w:b w:val="0"/>
                 <w:sz w:val="18"/>
               </w:rPr>
-              <w:t>Понимать принцип</w:t>
+              <w:t>Обязательно</w:t>
             </w:r>
           </w:p>
         </w:tc>
@@ -992,20 +854,7 @@
                 <w:b w:val="0"/>
                 <w:sz w:val="18"/>
               </w:rPr>
-            </w:r>
-            <w:r>
-              <w:rPr>
-                <w:rFonts w:ascii="Courier New" w:hAnsi="Courier New"/>
-                <w:b w:val="0"/>
-                <w:sz w:val="18"/>
-              </w:rPr>
-              <w:t>app/globals.css</w:t>
-            </w:r>
-            <w:r>
-              <w:rPr>
-                <w:b w:val="0"/>
-                <w:sz w:val="18"/>
-              </w:rPr>
+              <w:t>components/cinema/</w:t>
             </w:r>
           </w:p>
         </w:tc>
@@ -1030,7 +879,7 @@
                 <w:b w:val="0"/>
                 <w:sz w:val="18"/>
               </w:rPr>
-              <w:t>Цвета, карточки и простая белая форма</w:t>
+              <w:t>Отдельные части интерфейса</w:t>
             </w:r>
           </w:p>
         </w:tc>
@@ -1055,7 +904,7 @@
                 <w:b w:val="0"/>
                 <w:sz w:val="18"/>
               </w:rPr>
-              <w:t>Уметь найти правило</w:t>
+              <w:t>Обязательно</w:t>
             </w:r>
           </w:p>
         </w:tc>
@@ -1085,20 +934,7 @@
                 <w:b w:val="0"/>
                 <w:sz w:val="18"/>
               </w:rPr>
-            </w:r>
-            <w:r>
-              <w:rPr>
-                <w:rFonts w:ascii="Courier New" w:hAnsi="Courier New"/>
-                <w:b w:val="0"/>
-                <w:sz w:val="18"/>
-              </w:rPr>
-              <w:t>components/ui/</w:t>
-            </w:r>
-            <w:r>
-              <w:rPr>
-                <w:b w:val="0"/>
-                <w:sz w:val="18"/>
-              </w:rPr>
+              <w:t>app/page.tsx</w:t>
             </w:r>
           </w:p>
         </w:tc>
@@ -1123,7 +959,7 @@
                 <w:b w:val="0"/>
                 <w:sz w:val="18"/>
               </w:rPr>
-              <w:t>Кнопки, поля, диалог и боковое меню</w:t>
+              <w:t>Сборка компонентов страницы</w:t>
             </w:r>
           </w:p>
         </w:tc>
@@ -1148,7 +984,7 @@
                 <w:b w:val="0"/>
                 <w:sz w:val="18"/>
               </w:rPr>
-              <w:t>Знать назначение</w:t>
+              <w:t>Кратко</w:t>
             </w:r>
           </w:p>
         </w:tc>
@@ -1178,20 +1014,7 @@
                 <w:b w:val="0"/>
                 <w:sz w:val="18"/>
               </w:rPr>
-            </w:r>
-            <w:r>
-              <w:rPr>
-                <w:rFonts w:ascii="Courier New" w:hAnsi="Courier New"/>
-                <w:b w:val="0"/>
-                <w:sz w:val="18"/>
-              </w:rPr>
-              <w:t>app/layout.tsx</w:t>
-            </w:r>
-            <w:r>
-              <w:rPr>
-                <w:b w:val="0"/>
-                <w:sz w:val="18"/>
-              </w:rPr>
+              <w:t>backend/backend.test.ts</w:t>
             </w:r>
           </w:p>
         </w:tc>
@@ -1216,7 +1039,7 @@
                 <w:b w:val="0"/>
                 <w:sz w:val="18"/>
               </w:rPr>
-              <w:t>Общая HTML-оболочка и метаданные</w:t>
+              <w:t>Проверки брони, данных и прав</w:t>
             </w:r>
           </w:p>
         </w:tc>
@@ -1241,7 +1064,7 @@
                 <w:b w:val="0"/>
                 <w:sz w:val="18"/>
               </w:rPr>
-              <w:t>Кратко просмотреть</w:t>
+              <w:t>Понимать</w:t>
             </w:r>
           </w:p>
         </w:tc>
@@ -1271,20 +1094,7 @@
                 <w:b w:val="0"/>
                 <w:sz w:val="18"/>
               </w:rPr>
-            </w:r>
-            <w:r>
-              <w:rPr>
-                <w:rFonts w:ascii="Courier New" w:hAnsi="Courier New"/>
-                <w:b w:val="0"/>
-                <w:sz w:val="18"/>
-              </w:rPr>
-              <w:t>vite.config.ts</w:t>
-            </w:r>
-            <w:r>
-              <w:rPr>
-                <w:b w:val="0"/>
-                <w:sz w:val="18"/>
-              </w:rPr>
+              <w:t>backend/verify.ts</w:t>
             </w:r>
           </w:p>
         </w:tc>
@@ -1309,7 +1119,7 @@
                 <w:b w:val="0"/>
                 <w:sz w:val="18"/>
               </w:rPr>
-              <w:t>Vinext, Tailwind и локальная среда Cloudflare</w:t>
+              <w:t>Количество строк и согласованность</w:t>
             </w:r>
           </w:p>
         </w:tc>
@@ -1334,7 +1144,7 @@
                 <w:b w:val="0"/>
                 <w:sz w:val="18"/>
               </w:rPr>
-              <w:t>Знать роль</w:t>
+              <w:t>Понимать</w:t>
             </w:r>
           </w:p>
         </w:tc>
@@ -1364,20 +1174,7 @@
                 <w:b w:val="0"/>
                 <w:sz w:val="18"/>
               </w:rPr>
-            </w:r>
-            <w:r>
-              <w:rPr>
-                <w:rFonts w:ascii="Courier New" w:hAnsi="Courier New"/>
-                <w:b w:val="0"/>
-                <w:sz w:val="18"/>
-              </w:rPr>
-              <w:t>drizzle/</w:t>
-            </w:r>
-            <w:r>
-              <w:rPr>
-                <w:b w:val="0"/>
-                <w:sz w:val="18"/>
-              </w:rPr>
+              <w:t>README.md</w:t>
             </w:r>
           </w:p>
         </w:tc>
@@ -1402,7 +1199,7 @@
                 <w:b w:val="0"/>
                 <w:sz w:val="18"/>
               </w:rPr>
-              <w:t>SQL-миграция и описание её состояния</w:t>
+              <w:t>Запуск, индексы, кеш и ограничения</w:t>
             </w:r>
           </w:p>
         </w:tc>
@@ -1427,7 +1224,7 @@
                 <w:b w:val="0"/>
                 <w:sz w:val="18"/>
               </w:rPr>
-              <w:t>Знать назначение</w:t>
+              <w:t>Прочитать</w:t>
             </w:r>
           </w:p>
         </w:tc>
@@ -1440,52 +1237,7 @@
     </w:p>
     <w:p>
       <w:r>
-        <w:t>Главная страница пока остаётся достаточно большой. Это реальное ограничение структуры: поиск, детали фильма и бронирование можно вынести в отдельные компоненты. При этом данные фильмов и подписи уже отделены от JSX. Не нужно говорить, что каждый экран находится в отдельном файле: в текущей версии это неверно.</w:t>
-      </w:r>
-    </w:p>
-    <w:p>
-      <w:r>
-        <w:t xml:space="preserve">Файлы в </w:t>
-      </w:r>
-      <w:r>
-        <w:rPr>
-          <w:rFonts w:ascii="Courier New" w:hAnsi="Courier New"/>
-          <w:sz w:val="18"/>
-        </w:rPr>
-        <w:t>node_modules</w:t>
-      </w:r>
-      <w:r>
-        <w:t xml:space="preserve"> написаны авторами библиотек, их не надо разбирать для обычной защиты. </w:t>
-      </w:r>
-      <w:r>
-        <w:rPr>
-          <w:rFonts w:ascii="Courier New" w:hAnsi="Courier New"/>
-          <w:sz w:val="18"/>
-        </w:rPr>
-        <w:t>dist</w:t>
-      </w:r>
-      <w:r>
-        <w:t xml:space="preserve">, </w:t>
-      </w:r>
-      <w:r>
-        <w:rPr>
-          <w:rFonts w:ascii="Courier New" w:hAnsi="Courier New"/>
-          <w:sz w:val="18"/>
-        </w:rPr>
-        <w:t>.vinext</w:t>
-      </w:r>
-      <w:r>
-        <w:t xml:space="preserve"> и </w:t>
-      </w:r>
-      <w:r>
-        <w:rPr>
-          <w:rFonts w:ascii="Courier New" w:hAnsi="Courier New"/>
-          <w:sz w:val="18"/>
-        </w:rPr>
-        <w:t>.wrangler</w:t>
-      </w:r>
-      <w:r>
-        <w:t xml:space="preserve"> — результаты сборки и локального запуска; они игнорируются Git. По коду проекта удобнее перемещаться поиском имён функций, а не запоминать номера строк: строки меняются после форматирования.</w:t>
+        <w:t>Не начинай с node_modules: это код зависимостей. .data содержит локальную базу, dist — результат сборки, database/legacy-d1 — старую реализацию для сравнения. Их не нужно выдавать за текущую архитектуру.</w:t>
       </w:r>
     </w:p>
     <w:p>
@@ -1493,12 +1245,17 @@
         <w:pStyle w:val="Heading1"/>
       </w:pPr>
       <w:r>
-        <w:t>4 Как связаны браузер сервер и база</w:t>
+        <w:t>6 Почему TypeScript и Drizzle</w:t>
       </w:r>
     </w:p>
     <w:p>
       <w:r>
-        <w:t>У проекта три уровня. Браузер рисует React-интерфейс и хранит временный выбор пользователя. Серверные обработчики принимают HTTP-запросы, проверяют данные и выполняют SQL. База хранит подтверждённые брони и занятые места.</w:t>
+        <w:t>TypeScript используется и для React-интерфейса, и для Node.js backend. Типы помогают заметить неправильную форму данных при разработке. Файлы .ts содержат обычную логику, .tsx позволяют описывать интерфейс через JSX. После сборки типы исчезают: внешний JSON всё равно надо проверять во время работы.</w:t>
+      </w:r>
+    </w:p>
+    <w:p>
+      <w:r>
+        <w:t>Drizzle описывает таблицы и связи в TypeScript, позволяет строить запросы и генерирует миграции. В backend/schema.ts pgTable задаёт таблицу, notNull — обязательность поля, references — внешний ключ, unique — уникальность, check — допустимые значения, index — индекс.</w:t>
       </w:r>
     </w:p>
     <w:p>
@@ -1511,76 +1268,14 @@
           <w:rFonts w:ascii="Courier New" w:hAnsi="Courier New"/>
           <w:sz w:val="17"/>
         </w:rPr>
-        <w:t>Кнопка сеанса</w:t>
+        <w:t>userId: bigint('user_id', { mode: 'number' })</w:t>
         <w:br/>
-        <w:t xml:space="preserve">  openBooking</w:t>
-        <w:br/>
-        <w:t xml:space="preserve">  GET /api/bookings?showtimeKey=...</w:t>
-        <w:br/>
-        <w:t xml:space="preserve">  SELECT мест из booking_seats</w:t>
-        <w:br/>
-        <w:t xml:space="preserve">  схема свободных и занятых мест</w:t>
-        <w:br/>
-        <w:br/>
-        <w:t>Кнопка подтверждения</w:t>
-        <w:br/>
-        <w:t xml:space="preserve">  submitBooking</w:t>
-        <w:br/>
-        <w:t xml:space="preserve">  POST /api/bookings</w:t>
-        <w:br/>
-        <w:t xml:space="preserve">  проверки и INSERT в базу</w:t>
-        <w:br/>
-        <w:t xml:space="preserve">  номер брони на экране</w:t>
+        <w:t xml:space="preserve">  .references(() =&gt; users.id, { onDelete: 'restrict' })</w:t>
       </w:r>
     </w:p>
     <w:p>
       <w:r>
-        <w:t xml:space="preserve">Каталог на главной берётся напрямую из </w:t>
-      </w:r>
-      <w:r>
-        <w:rPr>
-          <w:rFonts w:ascii="Courier New" w:hAnsi="Courier New"/>
-          <w:sz w:val="18"/>
-        </w:rPr>
-        <w:t>lib/catalog.ts</w:t>
-      </w:r>
-      <w:r>
-        <w:t xml:space="preserve">. Он не загружается через </w:t>
-      </w:r>
-      <w:r>
-        <w:rPr>
-          <w:rFonts w:ascii="Courier New" w:hAnsi="Courier New"/>
-          <w:sz w:val="18"/>
-        </w:rPr>
-        <w:t>/api/catalog</w:t>
-      </w:r>
-      <w:r>
-        <w:t>. Этот дополнительный endpoint существует, но не является источником текущего списка в React. Это важная разница, если преподаватель попросит показать сетевые запросы.</w:t>
-      </w:r>
-    </w:p>
-    <w:p>
-      <w:r>
-        <w:t>Для базы используется Cloudflare D1, совместимая с SQLite. Во время локального запуска среда Cloudflare эмулирует её на компьютере. Supabase для текущей версии не нужен: ни регистрация, ни удалённая Supabase-база здесь не участвуют.</w:t>
-      </w:r>
-    </w:p>
-    <w:p>
-      <w:r>
-        <w:t xml:space="preserve">Браузер не должен выполнять SQL сам. Он отправляет данные через </w:t>
-      </w:r>
-      <w:r>
-        <w:rPr>
-          <w:rFonts w:ascii="Courier New" w:hAnsi="Courier New"/>
-          <w:sz w:val="18"/>
-        </w:rPr>
-        <w:t>fetch</w:t>
-      </w:r>
-      <w:r>
-        <w:t>, а сервер решает, можно ли создать бронь. Например, красная кнопка места в интерфейсе — только отображение выбранного состояния. Место становится занятым в базе лишь после успешного POST.</w:t>
-      </w:r>
-    </w:p>
-    <w:p>
-      <w:r>
-        <w:t>Проверь понимание: если обновить страницу до подтверждения, выбранные места потеряются; если обновить после успешной записи, занятые места будут загружены из базы. Разница объясняется тем, какие данные находятся только в React, а какие сохранены сервером.</w:t>
+        <w:t>Это поле хранит ссылку на пользователя. В обновлённой bookings оно может быть NULL для гостя. Сам тип number в TypeScript не создаёт внешний ключ: реальное ограничение создаёт миграция PostgreSQL.</w:t>
       </w:r>
     </w:p>
     <w:p>
@@ -1588,200 +1283,27 @@
         <w:pStyle w:val="Heading1"/>
       </w:pPr>
       <w:r>
-        <w:t>5 TypeScript и React которые нужно знать</w:t>
+        <w:t>7 Все 13 таблиц и отношения</w:t>
       </w:r>
     </w:p>
     <w:p>
       <w:r>
-        <w:t xml:space="preserve">TypeScript добавляет проверку типов поверх JavaScript. Файлы </w:t>
-      </w:r>
-      <w:r>
-        <w:rPr>
-          <w:rFonts w:ascii="Courier New" w:hAnsi="Courier New"/>
-          <w:sz w:val="18"/>
-        </w:rPr>
-        <w:t>.ts</w:t>
-      </w:r>
-      <w:r>
-        <w:t xml:space="preserve"> содержат обычную логику, а </w:t>
-      </w:r>
-      <w:r>
-        <w:rPr>
-          <w:rFonts w:ascii="Courier New" w:hAnsi="Courier New"/>
-          <w:sz w:val="18"/>
-        </w:rPr>
-        <w:t>.tsx</w:t>
-      </w:r>
-      <w:r>
-        <w:t xml:space="preserve"> позволяют писать JSX — описание интерфейса внутри TypeScript. JSX в итоге превращается в вызовы JavaScript, а не отправляется в браузер как отдельный язык.</w:t>
-      </w:r>
-    </w:p>
-    <w:p>
-      <w:pPr>
-        <w:keepLines/>
-        <w:spacing w:line="240" w:lineRule="auto" w:before="80" w:after="200"/>
-      </w:pPr>
-      <w:r>
-        <w:rPr>
-          <w:rFonts w:ascii="Courier New" w:hAnsi="Courier New"/>
-          <w:sz w:val="17"/>
-        </w:rPr>
-        <w:t>export type Locale = 'en' | 'ru' | 'et';</w:t>
-        <w:br/>
-        <w:t>export type GenreKey = 'superhero' | 'family';</w:t>
-        <w:br/>
-        <w:t>const [selectedSeats, setSelectedSeats] = useState&lt;string[]&gt;([]);</w:t>
-      </w:r>
-    </w:p>
-    <w:p>
-      <w:r/>
-      <w:r>
-        <w:rPr>
-          <w:rFonts w:ascii="Courier New" w:hAnsi="Courier New"/>
-          <w:sz w:val="18"/>
-        </w:rPr>
-        <w:t>Locale</w:t>
-      </w:r>
-      <w:r>
-        <w:t xml:space="preserve"> разрешает только три значения. </w:t>
-      </w:r>
-      <w:r>
-        <w:rPr>
-          <w:rFonts w:ascii="Courier New" w:hAnsi="Courier New"/>
-          <w:sz w:val="18"/>
-        </w:rPr>
-        <w:t>string[]</w:t>
-      </w:r>
-      <w:r>
-        <w:t xml:space="preserve"> означает массив строк, например </w:t>
-      </w:r>
-      <w:r>
-        <w:rPr>
-          <w:rFonts w:ascii="Courier New" w:hAnsi="Courier New"/>
-          <w:sz w:val="18"/>
-        </w:rPr>
-        <w:t>['A1', 'A2']</w:t>
-      </w:r>
-      <w:r>
-        <w:t>. Попытку передать число вместо массива компилятор может обнаружить до запуска.</w:t>
+        <w:t>users содержит demo-пользователей, movies — фильмы, genres — справочник жанров. movie_genres связывает фильмы и жанры отношением многие-ко-многим. cinemas содержит кинотеатры, halls — их залы, seats — места внутри залов. screenings связывает фильм с залом, временем, форматом и ценой.</w:t>
       </w:r>
     </w:p>
     <w:p>
       <w:r>
-        <w:t>React-компонент — функция, которая возвращает JSX. Когда состояние меняется через setter, React заново вычисляет описание интерфейса. В обычном сценарии не нужно вручную искать кнопку и менять её цвет через DOM.</w:t>
-      </w:r>
-    </w:p>
-    <w:p>
-      <w:r/>
-      <w:r>
-        <w:rPr>
-          <w:rFonts w:ascii="Courier New" w:hAnsi="Courier New"/>
-          <w:sz w:val="18"/>
-        </w:rPr>
-        <w:t>useState</w:t>
-      </w:r>
-      <w:r>
-        <w:t xml:space="preserve"> хранит изменяемые значения. </w:t>
-      </w:r>
-      <w:r>
-        <w:rPr>
-          <w:rFonts w:ascii="Courier New" w:hAnsi="Courier New"/>
-          <w:sz w:val="18"/>
-        </w:rPr>
-        <w:t>useEffect</w:t>
-      </w:r>
-      <w:r>
-        <w:t xml:space="preserve"> запускает работу после отображения, например проверку </w:t>
-      </w:r>
-      <w:r>
-        <w:rPr>
-          <w:rFonts w:ascii="Courier New" w:hAnsi="Courier New"/>
-          <w:sz w:val="18"/>
-        </w:rPr>
-        <w:t>/api/health</w:t>
-      </w:r>
-      <w:r>
-        <w:t xml:space="preserve"> и чтение языка из </w:t>
-      </w:r>
-      <w:r>
-        <w:rPr>
-          <w:rFonts w:ascii="Courier New" w:hAnsi="Courier New"/>
-          <w:sz w:val="18"/>
-        </w:rPr>
-        <w:t>localStorage</w:t>
-      </w:r>
-      <w:r>
-        <w:t xml:space="preserve">. </w:t>
-      </w:r>
-      <w:r>
-        <w:rPr>
-          <w:rFonts w:ascii="Courier New" w:hAnsi="Courier New"/>
-          <w:sz w:val="18"/>
-        </w:rPr>
-        <w:t>useMemo</w:t>
-      </w:r>
-      <w:r>
-        <w:t xml:space="preserve"> вычисляет производное значение при изменении зависимостей. В данном маленьком каталоге он не необходим для скорости; он помогает явно показать, от чего зависит результат фильтра.</w:t>
+        <w:t>bookings хранит заказ, tickets — конкретные места на конкретном сеансе. payments хранит тестовые платежи, favorites — избранное demo-пользователей, notifications — тестовые уведомления о бронях. Наличие этих таблиц не означает, что на сайте уже есть платежи, избранное, уведомления или регистрация.</w:t>
       </w:r>
     </w:p>
     <w:p>
       <w:r>
-        <w:t xml:space="preserve">В начале </w:t>
-      </w:r>
-      <w:r>
-        <w:rPr>
-          <w:rFonts w:ascii="Courier New" w:hAnsi="Courier New"/>
-          <w:sz w:val="18"/>
-        </w:rPr>
-        <w:t>app/page.tsx</w:t>
-      </w:r>
-      <w:r>
-        <w:t xml:space="preserve"> стоит </w:t>
-      </w:r>
-      <w:r>
-        <w:rPr>
-          <w:rFonts w:ascii="Courier New" w:hAnsi="Courier New"/>
-          <w:sz w:val="18"/>
-        </w:rPr>
-        <w:t>'use client'</w:t>
-      </w:r>
-      <w:r>
-        <w:t xml:space="preserve">. Это нужно для состояний, событий и браузерных API. Серверные </w:t>
-      </w:r>
-      <w:r>
-        <w:rPr>
-          <w:rFonts w:ascii="Courier New" w:hAnsi="Courier New"/>
-          <w:sz w:val="18"/>
-        </w:rPr>
-        <w:t>route.ts</w:t>
-      </w:r>
-      <w:r>
-        <w:t xml:space="preserve"> работают отдельно и не получают доступ к React-состояниям страницы.</w:t>
+        <w:t>У одного кинотеатра много залов, у зала много мест и сеансов. У фильма много сеансов. У брони много билетов. Внешний ключ tickets.booking_id указывает на существующую бронь; tickets.screening_id — на сеанс; tickets.seat_id — на место.</w:t>
       </w:r>
     </w:p>
     <w:p>
       <w:r>
-        <w:t xml:space="preserve">Тип </w:t>
-      </w:r>
-      <w:r>
-        <w:rPr>
-          <w:rFonts w:ascii="Courier New" w:hAnsi="Courier New"/>
-          <w:sz w:val="18"/>
-        </w:rPr>
-        <w:t>BookingInput</w:t>
-      </w:r>
-      <w:r>
-        <w:t xml:space="preserve"> на сервере не проверяет реальный JSON автоматически. TypeScript исчезает при выполнении, поэтому условия </w:t>
-      </w:r>
-      <w:r>
-        <w:rPr>
-          <w:rFonts w:ascii="Courier New" w:hAnsi="Courier New"/>
-          <w:sz w:val="18"/>
-        </w:rPr>
-        <w:t>if</w:t>
-      </w:r>
-      <w:r>
-        <w:t>, регулярные выражения и проверки базы всё равно нужны. Хороший ответ на вопрос «зачем проверки, если есть TypeScript»: «Типы помогают при разработке, но внешний HTTP-запрос может содержать любые данные».</w:t>
+        <w:t>Составной первичный ключ movie_genres(movie_id, genre_id) не даёт дважды добавить один и тот же жанр к одному фильму. UNIQUE(screening_id, seat_id) в tickets не даёт создать два билета на одно место одного сеанса. Ключи ограничивают данные в базе независимо от того, какая кнопка нажата на сайте.</w:t>
       </w:r>
     </w:p>
     <w:p>
@@ -1789,216 +1311,22 @@
         <w:pStyle w:val="Heading1"/>
       </w:pPr>
       <w:r>
-        <w:t>6 Каталог фильмов и переводы</w:t>
+        <w:t>8 Изменения для гостевой брони</w:t>
       </w:r>
     </w:p>
     <w:p>
       <w:r>
-        <w:t xml:space="preserve">Открой </w:t>
-      </w:r>
-      <w:r>
-        <w:rPr>
-          <w:rFonts w:ascii="Courier New" w:hAnsi="Courier New"/>
-          <w:sz w:val="18"/>
-        </w:rPr>
-        <w:t>lib/catalog.ts</w:t>
-      </w:r>
-      <w:r>
-        <w:t xml:space="preserve">. Тип </w:t>
-      </w:r>
-      <w:r>
-        <w:rPr>
-          <w:rFonts w:ascii="Courier New" w:hAnsi="Courier New"/>
-          <w:sz w:val="18"/>
-        </w:rPr>
-        <w:t>Movie</w:t>
-      </w:r>
-      <w:r>
-        <w:t xml:space="preserve"> описывает структуру одного фильма: постоянный </w:t>
-      </w:r>
-      <w:r>
-        <w:rPr>
-          <w:rFonts w:ascii="Courier New" w:hAnsi="Courier New"/>
-          <w:sz w:val="18"/>
-        </w:rPr>
-        <w:t>id</w:t>
-      </w:r>
-      <w:r>
-        <w:t xml:space="preserve">, название, постер, время сеансов, жанры, цену и переводы. Массив </w:t>
-      </w:r>
-      <w:r>
-        <w:rPr>
-          <w:rFonts w:ascii="Courier New" w:hAnsi="Courier New"/>
-          <w:sz w:val="18"/>
-        </w:rPr>
-        <w:t>movies</w:t>
-      </w:r>
-      <w:r>
-        <w:t xml:space="preserve"> содержит три таких объекта. Путь изображения начинается с </w:t>
-      </w:r>
-      <w:r>
-        <w:rPr>
-          <w:rFonts w:ascii="Courier New" w:hAnsi="Courier New"/>
-          <w:sz w:val="18"/>
-        </w:rPr>
-        <w:t>/images/</w:t>
-      </w:r>
-      <w:r>
-        <w:t xml:space="preserve">, потому что содержимое </w:t>
-      </w:r>
-      <w:r>
-        <w:rPr>
-          <w:rFonts w:ascii="Courier New" w:hAnsi="Courier New"/>
-          <w:sz w:val="18"/>
-        </w:rPr>
-        <w:t>public</w:t>
-      </w:r>
-      <w:r>
-        <w:t xml:space="preserve"> доступно от корня сайта.</w:t>
-      </w:r>
-    </w:p>
-    <w:p>
-      <w:pPr>
-        <w:keepLines/>
-        <w:spacing w:line="240" w:lineRule="auto" w:before="80" w:after="200"/>
-      </w:pPr>
-      <w:r>
-        <w:rPr>
-          <w:rFonts w:ascii="Courier New" w:hAnsi="Courier New"/>
-          <w:sz w:val="17"/>
-        </w:rPr>
-        <w:t>id: 'batman-1989',</w:t>
-        <w:br/>
-        <w:t>title: 'Batman',</w:t>
-        <w:br/>
-        <w:t>image: '/images/batman-1989.jpg',</w:t>
-        <w:br/>
-        <w:t>times: ['17:00', '19:30'],</w:t>
-        <w:br/>
-        <w:t>genre: ['superhero'],</w:t>
-        <w:br/>
-        <w:t>price: 7,</w:t>
-      </w:r>
-    </w:p>
-    <w:p>
-      <w:r/>
-      <w:r>
-        <w:rPr>
-          <w:rFonts w:ascii="Courier New" w:hAnsi="Courier New"/>
-          <w:sz w:val="18"/>
-        </w:rPr>
-        <w:t>id</w:t>
-      </w:r>
-      <w:r>
-        <w:t xml:space="preserve"> используют как устойчивый ключ, а заголовок показывают человеку. Если перевести Batman как «Бэтмен», идентификатор остаётся прежним. Поэтому язык интерфейса не должен создавать новый набор бронирований для того же сеанса.</w:t>
-      </w:r>
-    </w:p>
-    <w:p>
-      <w:r/>
-      <w:r>
-        <w:rPr>
-          <w:rFonts w:ascii="Courier New" w:hAnsi="Courier New"/>
-          <w:sz w:val="18"/>
-        </w:rPr>
-        <w:t>getMovieCopy(movie, locale)</w:t>
-      </w:r>
-      <w:r>
-        <w:t xml:space="preserve"> возвращает английские поля самого объекта либо вложенный перевод для RU или ET. Подписи кнопок берутся из другого файла — </w:t>
-      </w:r>
-      <w:r>
-        <w:rPr>
-          <w:rFonts w:ascii="Courier New" w:hAnsi="Courier New"/>
-          <w:sz w:val="18"/>
-        </w:rPr>
-        <w:t>lib/ui-copy.ts</w:t>
-      </w:r>
-      <w:r>
-        <w:t xml:space="preserve">. Там находятся </w:t>
-      </w:r>
-      <w:r>
-        <w:rPr>
-          <w:rFonts w:ascii="Courier New" w:hAnsi="Courier New"/>
-          <w:sz w:val="18"/>
-        </w:rPr>
-        <w:t>continue</w:t>
-      </w:r>
-      <w:r>
-        <w:t xml:space="preserve">, </w:t>
-      </w:r>
-      <w:r>
-        <w:rPr>
-          <w:rFonts w:ascii="Courier New" w:hAnsi="Courier New"/>
-          <w:sz w:val="18"/>
-        </w:rPr>
-        <w:t>name</w:t>
-      </w:r>
-      <w:r>
-        <w:t xml:space="preserve">, </w:t>
-      </w:r>
-      <w:r>
-        <w:rPr>
-          <w:rFonts w:ascii="Courier New" w:hAnsi="Courier New"/>
-          <w:sz w:val="18"/>
-        </w:rPr>
-        <w:t>emailLabel</w:t>
-      </w:r>
-      <w:r>
-        <w:t xml:space="preserve"> и другие одинаково называемые ключи.</w:t>
+        <w:t>В исходной модели bookings.user_id был обязательным. Пользователь проекта попросил оставить сайт без регистрации, поэтому требовалось явно согласовать модель с этим сценарием. user_id стал nullable, добавлены guest_name, guest_email и уникальный reference для экрана подтверждения.</w:t>
       </w:r>
     </w:p>
     <w:p>
       <w:r>
-        <w:t xml:space="preserve">Важная серверная функция — </w:t>
-      </w:r>
-      <w:r>
-        <w:rPr>
-          <w:rFonts w:ascii="Courier New" w:hAnsi="Courier New"/>
-          <w:sz w:val="18"/>
-        </w:rPr>
-        <w:t>getMoviePriceCents</w:t>
-      </w:r>
-      <w:r>
-        <w:t xml:space="preserve">. Она находит фильм по идентификатору или названию и переводит цену в целые центы через </w:t>
-      </w:r>
-      <w:r>
-        <w:rPr>
-          <w:rFonts w:ascii="Courier New" w:hAnsi="Courier New"/>
-          <w:sz w:val="18"/>
-        </w:rPr>
-        <w:t>Math.round(movie.price * 100)</w:t>
-      </w:r>
-      <w:r>
-        <w:t>. Она используется при создании брони: сервер не принимает присланную клиентом итоговую сумму как истину.</w:t>
+        <w:t>CHECK требует либо существующий user_id, либо оба гостевых поля. Ссылка на users и правило ON DELETE RESTRICT сохранены. Это изменение видно в ORM, сгенерированном SQL и таблице соответствия; исходный SQL не переписан задним числом.</w:t>
       </w:r>
     </w:p>
     <w:p>
       <w:r>
-        <w:t xml:space="preserve">Чтобы добавить четвёртый фильм, создай полный объект с уникальным </w:t>
-      </w:r>
-      <w:r>
-        <w:rPr>
-          <w:rFonts w:ascii="Courier New" w:hAnsi="Courier New"/>
-          <w:sz w:val="18"/>
-        </w:rPr>
-        <w:t>id</w:t>
-      </w:r>
-      <w:r>
-        <w:t xml:space="preserve">, положи постер в </w:t>
-      </w:r>
-      <w:r>
-        <w:rPr>
-          <w:rFonts w:ascii="Courier New" w:hAnsi="Courier New"/>
-          <w:sz w:val="18"/>
-        </w:rPr>
-        <w:t>public/images</w:t>
-      </w:r>
-      <w:r>
-        <w:t>, укажи цену, времена и оба перевода. Недостаточно поменять только название на карточке: описание, картинка и серверная цена должны соответствовать одному объекту.</w:t>
-      </w:r>
-    </w:p>
-    <w:p>
-      <w:r>
-        <w:t>Упражнение: найди цену «Лего Фильма», мысленно рассчитай стоимость двух мест и покажи соответствующий объект преподавателю. Для текущих данных ответ — 12 евро, сервер хранит 1200 центов.</w:t>
+        <w:t>Поле email является контактом заказа, а не подтверждённой личностью. Нет пароля, email-кода, пользовательской сессии или входа. Seed-пользователи имеют отключённый пароль-заглушку, который не является настоящим хешем для входа. API входа вообще отсутствует.</w:t>
       </w:r>
     </w:p>
     <w:p>
@@ -2006,177 +1334,22 @@
         <w:pStyle w:val="Heading1"/>
       </w:pPr>
       <w:r>
-        <w:t>7 Фильтрация поиск и отрисовка карточек</w:t>
+        <w:t>9 Миграции: как схема попадает в базу</w:t>
       </w:r>
     </w:p>
     <w:p>
       <w:r>
-        <w:t xml:space="preserve">В </w:t>
-      </w:r>
-      <w:r>
-        <w:rPr>
-          <w:rFonts w:ascii="Courier New" w:hAnsi="Courier New"/>
-          <w:sz w:val="18"/>
-        </w:rPr>
-        <w:t>app/page.tsx</w:t>
-      </w:r>
-      <w:r>
-        <w:t xml:space="preserve"> найди </w:t>
-      </w:r>
-      <w:r>
-        <w:rPr>
-          <w:rFonts w:ascii="Courier New" w:hAnsi="Courier New"/>
-          <w:sz w:val="18"/>
-        </w:rPr>
-        <w:t>visibleMovies</w:t>
-      </w:r>
-      <w:r>
-        <w:t xml:space="preserve">. Фильтрация строит новый массив, не меняя исходный каталог. При значении </w:t>
-      </w:r>
-      <w:r>
-        <w:rPr>
-          <w:rFonts w:ascii="Courier New" w:hAnsi="Courier New"/>
-          <w:sz w:val="18"/>
-        </w:rPr>
-        <w:t>all</w:t>
-      </w:r>
-      <w:r>
-        <w:t xml:space="preserve"> проходят все фильмы; иначе проверяется наличие выбранного жанра.</w:t>
-      </w:r>
-    </w:p>
-    <w:p>
-      <w:pPr>
-        <w:keepLines/>
-        <w:spacing w:line="240" w:lineRule="auto" w:before="80" w:after="200"/>
-      </w:pPr>
-      <w:r>
-        <w:rPr>
-          <w:rFonts w:ascii="Courier New" w:hAnsi="Courier New"/>
-          <w:sz w:val="17"/>
-        </w:rPr>
-        <w:t>movies.filter((movie) =&gt;</w:t>
-        <w:br/>
-        <w:t xml:space="preserve">  activeGenre === 'all' || movie.genre.includes(activeGenre)</w:t>
-        <w:br/>
-        <w:t>)</w:t>
-      </w:r>
-    </w:p>
-    <w:p>
-      <w:r/>
-      <w:r>
-        <w:rPr>
-          <w:rFonts w:ascii="Courier New" w:hAnsi="Courier New"/>
-          <w:sz w:val="18"/>
-        </w:rPr>
-        <w:t>filter</w:t>
-      </w:r>
-      <w:r>
-        <w:t xml:space="preserve"> решает, какие объекты оставить. </w:t>
-      </w:r>
-      <w:r>
-        <w:rPr>
-          <w:rFonts w:ascii="Courier New" w:hAnsi="Courier New"/>
-          <w:sz w:val="18"/>
-        </w:rPr>
-        <w:t>map</w:t>
-      </w:r>
-      <w:r>
-        <w:t xml:space="preserve"> решает, какой JSX нарисовать для каждого объекта. Поэтому внизу используется </w:t>
-      </w:r>
-      <w:r>
-        <w:rPr>
-          <w:rFonts w:ascii="Courier New" w:hAnsi="Courier New"/>
-          <w:sz w:val="18"/>
-        </w:rPr>
-        <w:t>visibleMovies.map(...)</w:t>
-      </w:r>
-      <w:r>
-        <w:t xml:space="preserve">, а каждому </w:t>
-      </w:r>
-      <w:r>
-        <w:rPr>
-          <w:rFonts w:ascii="Courier New" w:hAnsi="Courier New"/>
-          <w:sz w:val="18"/>
-        </w:rPr>
-        <w:t>&lt;article&gt;</w:t>
-      </w:r>
-      <w:r>
-        <w:t xml:space="preserve"> передаётся </w:t>
-      </w:r>
-      <w:r>
-        <w:rPr>
-          <w:rFonts w:ascii="Courier New" w:hAnsi="Courier New"/>
-          <w:sz w:val="18"/>
-        </w:rPr>
-        <w:t>key={movie.id}</w:t>
-      </w:r>
-      <w:r>
-        <w:t>. React использует ключи, чтобы сопоставлять элементы списка при обновлениях.</w:t>
+        <w:t>Схема редактируется в backend/schema.ts. Команда npm run pg:generate вызывает drizzle-kit с PostgreSQL-конфигурацией и создаёт файл миграции и снимок схемы. SQL внутри миграции генерируется инструментом, поэтому задание «не писать создание таблиц вручную» соблюдается.</w:t>
       </w:r>
     </w:p>
     <w:p>
       <w:r>
-        <w:t xml:space="preserve">Поиск выполняется в </w:t>
-      </w:r>
-      <w:r>
-        <w:rPr>
-          <w:rFonts w:ascii="Courier New" w:hAnsi="Courier New"/>
-          <w:sz w:val="18"/>
-        </w:rPr>
-        <w:t>searchResults</w:t>
-      </w:r>
-      <w:r>
-        <w:t xml:space="preserve">. Строка запроса очищается через </w:t>
-      </w:r>
-      <w:r>
-        <w:rPr>
-          <w:rFonts w:ascii="Courier New" w:hAnsi="Courier New"/>
-          <w:sz w:val="18"/>
-        </w:rPr>
-        <w:t>trim()</w:t>
-      </w:r>
-      <w:r>
-        <w:t xml:space="preserve">, затем приводится к нижнему регистру. Название, метаданные и описание фильма тоже приводятся к нижнему регистру. </w:t>
-      </w:r>
-      <w:r>
-        <w:rPr>
-          <w:rFonts w:ascii="Courier New" w:hAnsi="Courier New"/>
-          <w:sz w:val="18"/>
-        </w:rPr>
-        <w:t>includes(normalized)</w:t>
-      </w:r>
-      <w:r>
-        <w:t xml:space="preserve"> проверяет совпадение части строки.</w:t>
-      </w:r>
-    </w:p>
-    <w:p>
-      <w:pPr>
-        <w:keepLines/>
-        <w:spacing w:line="240" w:lineRule="auto" w:before="80" w:after="200"/>
-      </w:pPr>
-      <w:r>
-        <w:rPr>
-          <w:rFonts w:ascii="Courier New" w:hAnsi="Courier New"/>
-          <w:sz w:val="17"/>
-        </w:rPr>
-        <w:t>const normalized = query.trim().toLowerCase();</w:t>
-        <w:br/>
-        <w:t>const copy = getMovieCopy(movie, locale);</w:t>
+        <w:t>Команда npm run pg:migrate подключается к базе и применяет миграции. История позволяет не выполнять одну миграцию повторно. Автоматический тест применяет миграции дважды к пустой тестовой базе, чтобы проверить повторный запуск.</w:t>
       </w:r>
     </w:p>
     <w:p>
       <w:r>
-        <w:t>Поиск учитывает выбранный язык: при RU сравниваются русские заголовки и описания. Это не полнотекстовая поисковая система и не запрос к базе. Английское слово может не найти русское название, если его нет в выбранном тексте. На пустой запрос показываются первые фильмы каталога.</w:t>
-      </w:r>
-    </w:p>
-    <w:p>
-      <w:r>
-        <w:t>Фильтр жанра и окно поиска работают отдельно. Изменение фильтра меняет основной список; поиск открывает собственный список результатов. Не обещай, что фильтры объединяются в один сложный поисковый запрос: такого поведения сейчас нет.</w:t>
-      </w:r>
-    </w:p>
-    <w:p>
-      <w:r>
-        <w:t>Покажи в браузере «Для семьи» — должен остаться «Лего Фильм». Затем сбрось фильтр, открой поиск и введи часть названия. Для проверки пустого результата введи строку, которой нет ни в названии, ни в описании.</w:t>
+        <w:t>Не редактируй уже применённую миграцию ради нового поля. Меняй ORM-схему, генерируй следующую миграцию, проверяй её и применяй. database/project.sql — справочная копия текущего сгенерированного состояния, а не другой источник истины.</w:t>
       </w:r>
     </w:p>
     <w:p>
@@ -2184,1244 +1357,27 @@
         <w:pStyle w:val="Heading1"/>
       </w:pPr>
       <w:r>
-        <w:t>8 Какие состояния страницы отвечают за бронирование</w:t>
-      </w:r>
-    </w:p>
-    <w:tbl>
-      <w:tblPr>
-        <w:tblW w:type="auto" w:w="0"/>
-        <w:jc w:val="center"/>
-        <w:tblLayout w:type="fixed"/>
-        <w:tblLook w:firstColumn="1" w:firstRow="1" w:lastColumn="0" w:lastRow="0" w:noHBand="0" w:noVBand="1" w:val="04A0"/>
-        <w:tblBorders>
-          <w:top w:val="single" w:sz="4" w:color="D9D9D9"/>
-          <w:left w:val="single" w:sz="4" w:color="D9D9D9"/>
-          <w:bottom w:val="single" w:sz="4" w:color="D9D9D9"/>
-          <w:right w:val="single" w:sz="4" w:color="D9D9D9"/>
-          <w:insideH w:val="single" w:sz="4" w:color="D9D9D9"/>
-          <w:insideV w:val="single" w:sz="4" w:color="D9D9D9"/>
-        </w:tblBorders>
-      </w:tblPr>
-      <w:tblGrid>
-        <w:gridCol w:w="2381"/>
-        <w:gridCol w:w="2381"/>
-        <w:gridCol w:w="4876"/>
-      </w:tblGrid>
-      <w:tr>
-        <w:trPr>
-          <w:cantSplit/>
-          <w:tblHeader/>
-        </w:trPr>
-        <w:tc>
-          <w:tcPr>
-            <w:tcW w:type="dxa" w:w="2381"/>
-            <w:vAlign w:val="center"/>
-            <w:tcMar>
-              <w:top w:w="90" w:type="dxa"/>
-              <w:left w:w="90" w:type="dxa"/>
-              <w:bottom w:w="90" w:type="dxa"/>
-              <w:right w:w="90" w:type="dxa"/>
-            </w:tcMar>
-            <w:shd w:fill="E7E7E7"/>
-          </w:tcPr>
-          <w:p>
-            <w:pPr>
-              <w:spacing w:after="40" w:line="252" w:lineRule="auto"/>
-            </w:pPr>
-            <w:r>
-              <w:rPr>
-                <w:b/>
-                <w:sz w:val="18"/>
-              </w:rPr>
-              <w:t>Состояние</w:t>
-            </w:r>
-          </w:p>
-        </w:tc>
-        <w:tc>
-          <w:tcPr>
-            <w:tcW w:type="dxa" w:w="2381"/>
-            <w:vAlign w:val="center"/>
-            <w:tcMar>
-              <w:top w:w="90" w:type="dxa"/>
-              <w:left w:w="90" w:type="dxa"/>
-              <w:bottom w:w="90" w:type="dxa"/>
-              <w:right w:w="90" w:type="dxa"/>
-            </w:tcMar>
-            <w:shd w:fill="E7E7E7"/>
-          </w:tcPr>
-          <w:p>
-            <w:pPr>
-              <w:spacing w:after="40" w:line="252" w:lineRule="auto"/>
-            </w:pPr>
-            <w:r>
-              <w:rPr>
-                <w:b/>
-                <w:sz w:val="18"/>
-              </w:rPr>
-              <w:t>Пример</w:t>
-            </w:r>
-          </w:p>
-        </w:tc>
-        <w:tc>
-          <w:tcPr>
-            <w:tcW w:type="dxa" w:w="4876"/>
-            <w:vAlign w:val="center"/>
-            <w:tcMar>
-              <w:top w:w="90" w:type="dxa"/>
-              <w:left w:w="90" w:type="dxa"/>
-              <w:bottom w:w="90" w:type="dxa"/>
-              <w:right w:w="90" w:type="dxa"/>
-            </w:tcMar>
-            <w:shd w:fill="E7E7E7"/>
-          </w:tcPr>
-          <w:p>
-            <w:pPr>
-              <w:spacing w:after="40" w:line="252" w:lineRule="auto"/>
-            </w:pPr>
-            <w:r>
-              <w:rPr>
-                <w:b/>
-                <w:sz w:val="18"/>
-              </w:rPr>
-              <w:t>Что изменяет</w:t>
-            </w:r>
-          </w:p>
-        </w:tc>
-      </w:tr>
-      <w:tr>
-        <w:trPr>
-          <w:cantSplit/>
-        </w:trPr>
-        <w:tc>
-          <w:tcPr>
-            <w:tcW w:type="dxa" w:w="2381"/>
-            <w:vAlign w:val="center"/>
-            <w:tcMar>
-              <w:top w:w="90" w:type="dxa"/>
-              <w:left w:w="90" w:type="dxa"/>
-              <w:bottom w:w="90" w:type="dxa"/>
-              <w:right w:w="90" w:type="dxa"/>
-            </w:tcMar>
-            <w:shd w:fill="FFFFFF"/>
-          </w:tcPr>
-          <w:p>
-            <w:pPr>
-              <w:spacing w:after="40" w:line="252" w:lineRule="auto"/>
-            </w:pPr>
-            <w:r>
-              <w:rPr>
-                <w:b w:val="0"/>
-                <w:sz w:val="18"/>
-              </w:rPr>
-            </w:r>
-            <w:r>
-              <w:rPr>
-                <w:rFonts w:ascii="Courier New" w:hAnsi="Courier New"/>
-                <w:b w:val="0"/>
-                <w:sz w:val="18"/>
-              </w:rPr>
-              <w:t>bookingMovie</w:t>
-            </w:r>
-            <w:r>
-              <w:rPr>
-                <w:b w:val="0"/>
-                <w:sz w:val="18"/>
-              </w:rPr>
-            </w:r>
-          </w:p>
-        </w:tc>
-        <w:tc>
-          <w:tcPr>
-            <w:tcW w:type="dxa" w:w="2381"/>
-            <w:vAlign w:val="center"/>
-            <w:tcMar>
-              <w:top w:w="90" w:type="dxa"/>
-              <w:left w:w="90" w:type="dxa"/>
-              <w:bottom w:w="90" w:type="dxa"/>
-              <w:right w:w="90" w:type="dxa"/>
-            </w:tcMar>
-            <w:shd w:fill="FFFFFF"/>
-          </w:tcPr>
-          <w:p>
-            <w:pPr>
-              <w:spacing w:after="40" w:line="252" w:lineRule="auto"/>
-            </w:pPr>
-            <w:r>
-              <w:rPr>
-                <w:b w:val="0"/>
-                <w:sz w:val="18"/>
-              </w:rPr>
-              <w:t xml:space="preserve">Объект Batman или </w:t>
-            </w:r>
-            <w:r>
-              <w:rPr>
-                <w:rFonts w:ascii="Courier New" w:hAnsi="Courier New"/>
-                <w:b w:val="0"/>
-                <w:sz w:val="18"/>
-              </w:rPr>
-              <w:t>null</w:t>
-            </w:r>
-            <w:r>
-              <w:rPr>
-                <w:b w:val="0"/>
-                <w:sz w:val="18"/>
-              </w:rPr>
-            </w:r>
-          </w:p>
-        </w:tc>
-        <w:tc>
-          <w:tcPr>
-            <w:tcW w:type="dxa" w:w="4876"/>
-            <w:vAlign w:val="center"/>
-            <w:tcMar>
-              <w:top w:w="90" w:type="dxa"/>
-              <w:left w:w="90" w:type="dxa"/>
-              <w:bottom w:w="90" w:type="dxa"/>
-              <w:right w:w="90" w:type="dxa"/>
-            </w:tcMar>
-            <w:shd w:fill="FFFFFF"/>
-          </w:tcPr>
-          <w:p>
-            <w:pPr>
-              <w:spacing w:after="40" w:line="252" w:lineRule="auto"/>
-            </w:pPr>
-            <w:r>
-              <w:rPr>
-                <w:b w:val="0"/>
-                <w:sz w:val="18"/>
-              </w:rPr>
-              <w:t>Какой фильм бронируем и открыто ли окно</w:t>
-            </w:r>
-          </w:p>
-        </w:tc>
-      </w:tr>
-      <w:tr>
-        <w:trPr>
-          <w:cantSplit/>
-        </w:trPr>
-        <w:tc>
-          <w:tcPr>
-            <w:tcW w:type="dxa" w:w="2381"/>
-            <w:vAlign w:val="center"/>
-            <w:tcMar>
-              <w:top w:w="90" w:type="dxa"/>
-              <w:left w:w="90" w:type="dxa"/>
-              <w:bottom w:w="90" w:type="dxa"/>
-              <w:right w:w="90" w:type="dxa"/>
-            </w:tcMar>
-            <w:shd w:fill="F7F7F7"/>
-          </w:tcPr>
-          <w:p>
-            <w:pPr>
-              <w:spacing w:after="40" w:line="252" w:lineRule="auto"/>
-            </w:pPr>
-            <w:r>
-              <w:rPr>
-                <w:b w:val="0"/>
-                <w:sz w:val="18"/>
-              </w:rPr>
-            </w:r>
-            <w:r>
-              <w:rPr>
-                <w:rFonts w:ascii="Courier New" w:hAnsi="Courier New"/>
-                <w:b w:val="0"/>
-                <w:sz w:val="18"/>
-              </w:rPr>
-              <w:t>bookingTime</w:t>
-            </w:r>
-            <w:r>
-              <w:rPr>
-                <w:b w:val="0"/>
-                <w:sz w:val="18"/>
-              </w:rPr>
-            </w:r>
-          </w:p>
-        </w:tc>
-        <w:tc>
-          <w:tcPr>
-            <w:tcW w:type="dxa" w:w="2381"/>
-            <w:vAlign w:val="center"/>
-            <w:tcMar>
-              <w:top w:w="90" w:type="dxa"/>
-              <w:left w:w="90" w:type="dxa"/>
-              <w:bottom w:w="90" w:type="dxa"/>
-              <w:right w:w="90" w:type="dxa"/>
-            </w:tcMar>
-            <w:shd w:fill="F7F7F7"/>
-          </w:tcPr>
-          <w:p>
-            <w:pPr>
-              <w:spacing w:after="40" w:line="252" w:lineRule="auto"/>
-            </w:pPr>
-            <w:r>
-              <w:rPr>
-                <w:b w:val="0"/>
-                <w:sz w:val="18"/>
-              </w:rPr>
-            </w:r>
-            <w:r>
-              <w:rPr>
-                <w:rFonts w:ascii="Courier New" w:hAnsi="Courier New"/>
-                <w:b w:val="0"/>
-                <w:sz w:val="18"/>
-              </w:rPr>
-              <w:t>17:00</w:t>
-            </w:r>
-            <w:r>
-              <w:rPr>
-                <w:b w:val="0"/>
-                <w:sz w:val="18"/>
-              </w:rPr>
-            </w:r>
-          </w:p>
-        </w:tc>
-        <w:tc>
-          <w:tcPr>
-            <w:tcW w:type="dxa" w:w="4876"/>
-            <w:vAlign w:val="center"/>
-            <w:tcMar>
-              <w:top w:w="90" w:type="dxa"/>
-              <w:left w:w="90" w:type="dxa"/>
-              <w:bottom w:w="90" w:type="dxa"/>
-              <w:right w:w="90" w:type="dxa"/>
-            </w:tcMar>
-            <w:shd w:fill="F7F7F7"/>
-          </w:tcPr>
-          <w:p>
-            <w:pPr>
-              <w:spacing w:after="40" w:line="252" w:lineRule="auto"/>
-            </w:pPr>
-            <w:r>
-              <w:rPr>
-                <w:b w:val="0"/>
-                <w:sz w:val="18"/>
-              </w:rPr>
-              <w:t>Выбранное время</w:t>
-            </w:r>
-          </w:p>
-        </w:tc>
-      </w:tr>
-      <w:tr>
-        <w:trPr>
-          <w:cantSplit/>
-        </w:trPr>
-        <w:tc>
-          <w:tcPr>
-            <w:tcW w:type="dxa" w:w="2381"/>
-            <w:vAlign w:val="center"/>
-            <w:tcMar>
-              <w:top w:w="90" w:type="dxa"/>
-              <w:left w:w="90" w:type="dxa"/>
-              <w:bottom w:w="90" w:type="dxa"/>
-              <w:right w:w="90" w:type="dxa"/>
-            </w:tcMar>
-            <w:shd w:fill="FFFFFF"/>
-          </w:tcPr>
-          <w:p>
-            <w:pPr>
-              <w:spacing w:after="40" w:line="252" w:lineRule="auto"/>
-            </w:pPr>
-            <w:r>
-              <w:rPr>
-                <w:b w:val="0"/>
-                <w:sz w:val="18"/>
-              </w:rPr>
-            </w:r>
-            <w:r>
-              <w:rPr>
-                <w:rFonts w:ascii="Courier New" w:hAnsi="Courier New"/>
-                <w:b w:val="0"/>
-                <w:sz w:val="18"/>
-              </w:rPr>
-              <w:t>bookingStep</w:t>
-            </w:r>
-            <w:r>
-              <w:rPr>
-                <w:b w:val="0"/>
-                <w:sz w:val="18"/>
-              </w:rPr>
-            </w:r>
-          </w:p>
-        </w:tc>
-        <w:tc>
-          <w:tcPr>
-            <w:tcW w:type="dxa" w:w="2381"/>
-            <w:vAlign w:val="center"/>
-            <w:tcMar>
-              <w:top w:w="90" w:type="dxa"/>
-              <w:left w:w="90" w:type="dxa"/>
-              <w:bottom w:w="90" w:type="dxa"/>
-              <w:right w:w="90" w:type="dxa"/>
-            </w:tcMar>
-            <w:shd w:fill="FFFFFF"/>
-          </w:tcPr>
-          <w:p>
-            <w:pPr>
-              <w:spacing w:after="40" w:line="252" w:lineRule="auto"/>
-            </w:pPr>
-            <w:r>
-              <w:rPr>
-                <w:b w:val="0"/>
-                <w:sz w:val="18"/>
-              </w:rPr>
-            </w:r>
-            <w:r>
-              <w:rPr>
-                <w:rFonts w:ascii="Courier New" w:hAnsi="Courier New"/>
-                <w:b w:val="0"/>
-                <w:sz w:val="18"/>
-              </w:rPr>
-              <w:t>seats</w:t>
-            </w:r>
-            <w:r>
-              <w:rPr>
-                <w:b w:val="0"/>
-                <w:sz w:val="18"/>
-              </w:rPr>
-              <w:t xml:space="preserve">, </w:t>
-            </w:r>
-            <w:r>
-              <w:rPr>
-                <w:rFonts w:ascii="Courier New" w:hAnsi="Courier New"/>
-                <w:b w:val="0"/>
-                <w:sz w:val="18"/>
-              </w:rPr>
-              <w:t>checkout</w:t>
-            </w:r>
-            <w:r>
-              <w:rPr>
-                <w:b w:val="0"/>
-                <w:sz w:val="18"/>
-              </w:rPr>
-              <w:t xml:space="preserve">, </w:t>
-            </w:r>
-            <w:r>
-              <w:rPr>
-                <w:rFonts w:ascii="Courier New" w:hAnsi="Courier New"/>
-                <w:b w:val="0"/>
-                <w:sz w:val="18"/>
-              </w:rPr>
-              <w:t>success</w:t>
-            </w:r>
-            <w:r>
-              <w:rPr>
-                <w:b w:val="0"/>
-                <w:sz w:val="18"/>
-              </w:rPr>
-            </w:r>
-          </w:p>
-        </w:tc>
-        <w:tc>
-          <w:tcPr>
-            <w:tcW w:type="dxa" w:w="4876"/>
-            <w:vAlign w:val="center"/>
-            <w:tcMar>
-              <w:top w:w="90" w:type="dxa"/>
-              <w:left w:w="90" w:type="dxa"/>
-              <w:bottom w:w="90" w:type="dxa"/>
-              <w:right w:w="90" w:type="dxa"/>
-            </w:tcMar>
-            <w:shd w:fill="FFFFFF"/>
-          </w:tcPr>
-          <w:p>
-            <w:pPr>
-              <w:spacing w:after="40" w:line="252" w:lineRule="auto"/>
-            </w:pPr>
-            <w:r>
-              <w:rPr>
-                <w:b w:val="0"/>
-                <w:sz w:val="18"/>
-              </w:rPr>
-              <w:t>Какой экран показать</w:t>
-            </w:r>
-          </w:p>
-        </w:tc>
-      </w:tr>
-      <w:tr>
-        <w:trPr>
-          <w:cantSplit/>
-        </w:trPr>
-        <w:tc>
-          <w:tcPr>
-            <w:tcW w:type="dxa" w:w="2381"/>
-            <w:vAlign w:val="center"/>
-            <w:tcMar>
-              <w:top w:w="90" w:type="dxa"/>
-              <w:left w:w="90" w:type="dxa"/>
-              <w:bottom w:w="90" w:type="dxa"/>
-              <w:right w:w="90" w:type="dxa"/>
-            </w:tcMar>
-            <w:shd w:fill="F7F7F7"/>
-          </w:tcPr>
-          <w:p>
-            <w:pPr>
-              <w:spacing w:after="40" w:line="252" w:lineRule="auto"/>
-            </w:pPr>
-            <w:r>
-              <w:rPr>
-                <w:b w:val="0"/>
-                <w:sz w:val="18"/>
-              </w:rPr>
-            </w:r>
-            <w:r>
-              <w:rPr>
-                <w:rFonts w:ascii="Courier New" w:hAnsi="Courier New"/>
-                <w:b w:val="0"/>
-                <w:sz w:val="18"/>
-              </w:rPr>
-              <w:t>selectedSeats</w:t>
-            </w:r>
-            <w:r>
-              <w:rPr>
-                <w:b w:val="0"/>
-                <w:sz w:val="18"/>
-              </w:rPr>
-            </w:r>
-          </w:p>
-        </w:tc>
-        <w:tc>
-          <w:tcPr>
-            <w:tcW w:type="dxa" w:w="2381"/>
-            <w:vAlign w:val="center"/>
-            <w:tcMar>
-              <w:top w:w="90" w:type="dxa"/>
-              <w:left w:w="90" w:type="dxa"/>
-              <w:bottom w:w="90" w:type="dxa"/>
-              <w:right w:w="90" w:type="dxa"/>
-            </w:tcMar>
-            <w:shd w:fill="F7F7F7"/>
-          </w:tcPr>
-          <w:p>
-            <w:pPr>
-              <w:spacing w:after="40" w:line="252" w:lineRule="auto"/>
-            </w:pPr>
-            <w:r>
-              <w:rPr>
-                <w:b w:val="0"/>
-                <w:sz w:val="18"/>
-              </w:rPr>
-            </w:r>
-            <w:r>
-              <w:rPr>
-                <w:rFonts w:ascii="Courier New" w:hAnsi="Courier New"/>
-                <w:b w:val="0"/>
-                <w:sz w:val="18"/>
-              </w:rPr>
-              <w:t>['A1', 'A2']</w:t>
-            </w:r>
-            <w:r>
-              <w:rPr>
-                <w:b w:val="0"/>
-                <w:sz w:val="18"/>
-              </w:rPr>
-            </w:r>
-          </w:p>
-        </w:tc>
-        <w:tc>
-          <w:tcPr>
-            <w:tcW w:type="dxa" w:w="4876"/>
-            <w:vAlign w:val="center"/>
-            <w:tcMar>
-              <w:top w:w="90" w:type="dxa"/>
-              <w:left w:w="90" w:type="dxa"/>
-              <w:bottom w:w="90" w:type="dxa"/>
-              <w:right w:w="90" w:type="dxa"/>
-            </w:tcMar>
-            <w:shd w:fill="F7F7F7"/>
-          </w:tcPr>
-          <w:p>
-            <w:pPr>
-              <w:spacing w:after="40" w:line="252" w:lineRule="auto"/>
-            </w:pPr>
-            <w:r>
-              <w:rPr>
-                <w:b w:val="0"/>
-                <w:sz w:val="18"/>
-              </w:rPr>
-              <w:t>Временный выбор посетителя</w:t>
-            </w:r>
-          </w:p>
-        </w:tc>
-      </w:tr>
-      <w:tr>
-        <w:trPr>
-          <w:cantSplit/>
-        </w:trPr>
-        <w:tc>
-          <w:tcPr>
-            <w:tcW w:type="dxa" w:w="2381"/>
-            <w:vAlign w:val="center"/>
-            <w:tcMar>
-              <w:top w:w="90" w:type="dxa"/>
-              <w:left w:w="90" w:type="dxa"/>
-              <w:bottom w:w="90" w:type="dxa"/>
-              <w:right w:w="90" w:type="dxa"/>
-            </w:tcMar>
-            <w:shd w:fill="FFFFFF"/>
-          </w:tcPr>
-          <w:p>
-            <w:pPr>
-              <w:spacing w:after="40" w:line="252" w:lineRule="auto"/>
-            </w:pPr>
-            <w:r>
-              <w:rPr>
-                <w:b w:val="0"/>
-                <w:sz w:val="18"/>
-              </w:rPr>
-            </w:r>
-            <w:r>
-              <w:rPr>
-                <w:rFonts w:ascii="Courier New" w:hAnsi="Courier New"/>
-                <w:b w:val="0"/>
-                <w:sz w:val="18"/>
-              </w:rPr>
-              <w:t>unavailableSeats</w:t>
-            </w:r>
-            <w:r>
-              <w:rPr>
-                <w:b w:val="0"/>
-                <w:sz w:val="18"/>
-              </w:rPr>
-            </w:r>
-          </w:p>
-        </w:tc>
-        <w:tc>
-          <w:tcPr>
-            <w:tcW w:type="dxa" w:w="2381"/>
-            <w:vAlign w:val="center"/>
-            <w:tcMar>
-              <w:top w:w="90" w:type="dxa"/>
-              <w:left w:w="90" w:type="dxa"/>
-              <w:bottom w:w="90" w:type="dxa"/>
-              <w:right w:w="90" w:type="dxa"/>
-            </w:tcMar>
-            <w:shd w:fill="FFFFFF"/>
-          </w:tcPr>
-          <w:p>
-            <w:pPr>
-              <w:spacing w:after="40" w:line="252" w:lineRule="auto"/>
-            </w:pPr>
-            <w:r>
-              <w:rPr>
-                <w:b w:val="0"/>
-                <w:sz w:val="18"/>
-              </w:rPr>
-            </w:r>
-            <w:r>
-              <w:rPr>
-                <w:rFonts w:ascii="Courier New" w:hAnsi="Courier New"/>
-                <w:b w:val="0"/>
-                <w:sz w:val="18"/>
-              </w:rPr>
-              <w:t>['A3', 'B7']</w:t>
-            </w:r>
-            <w:r>
-              <w:rPr>
-                <w:b w:val="0"/>
-                <w:sz w:val="18"/>
-              </w:rPr>
-            </w:r>
-          </w:p>
-        </w:tc>
-        <w:tc>
-          <w:tcPr>
-            <w:tcW w:type="dxa" w:w="4876"/>
-            <w:vAlign w:val="center"/>
-            <w:tcMar>
-              <w:top w:w="90" w:type="dxa"/>
-              <w:left w:w="90" w:type="dxa"/>
-              <w:bottom w:w="90" w:type="dxa"/>
-              <w:right w:w="90" w:type="dxa"/>
-            </w:tcMar>
-            <w:shd w:fill="FFFFFF"/>
-          </w:tcPr>
-          <w:p>
-            <w:pPr>
-              <w:spacing w:after="40" w:line="252" w:lineRule="auto"/>
-            </w:pPr>
-            <w:r>
-              <w:rPr>
-                <w:b w:val="0"/>
-                <w:sz w:val="18"/>
-              </w:rPr>
-              <w:t>Какие кнопки недоступны</w:t>
-            </w:r>
-          </w:p>
-        </w:tc>
-      </w:tr>
-      <w:tr>
-        <w:trPr>
-          <w:cantSplit/>
-        </w:trPr>
-        <w:tc>
-          <w:tcPr>
-            <w:tcW w:type="dxa" w:w="2381"/>
-            <w:vAlign w:val="center"/>
-            <w:tcMar>
-              <w:top w:w="90" w:type="dxa"/>
-              <w:left w:w="90" w:type="dxa"/>
-              <w:bottom w:w="90" w:type="dxa"/>
-              <w:right w:w="90" w:type="dxa"/>
-            </w:tcMar>
-            <w:shd w:fill="F7F7F7"/>
-          </w:tcPr>
-          <w:p>
-            <w:pPr>
-              <w:spacing w:after="40" w:line="252" w:lineRule="auto"/>
-            </w:pPr>
-            <w:r>
-              <w:rPr>
-                <w:b w:val="0"/>
-                <w:sz w:val="18"/>
-              </w:rPr>
-            </w:r>
-            <w:r>
-              <w:rPr>
-                <w:rFonts w:ascii="Courier New" w:hAnsi="Courier New"/>
-                <w:b w:val="0"/>
-                <w:sz w:val="18"/>
-              </w:rPr>
-              <w:t>seatsLoading</w:t>
-            </w:r>
-            <w:r>
-              <w:rPr>
-                <w:b w:val="0"/>
-                <w:sz w:val="18"/>
-              </w:rPr>
-            </w:r>
-          </w:p>
-        </w:tc>
-        <w:tc>
-          <w:tcPr>
-            <w:tcW w:type="dxa" w:w="2381"/>
-            <w:vAlign w:val="center"/>
-            <w:tcMar>
-              <w:top w:w="90" w:type="dxa"/>
-              <w:left w:w="90" w:type="dxa"/>
-              <w:bottom w:w="90" w:type="dxa"/>
-              <w:right w:w="90" w:type="dxa"/>
-            </w:tcMar>
-            <w:shd w:fill="F7F7F7"/>
-          </w:tcPr>
-          <w:p>
-            <w:pPr>
-              <w:spacing w:after="40" w:line="252" w:lineRule="auto"/>
-            </w:pPr>
-            <w:r>
-              <w:rPr>
-                <w:b w:val="0"/>
-                <w:sz w:val="18"/>
-              </w:rPr>
-            </w:r>
-            <w:r>
-              <w:rPr>
-                <w:rFonts w:ascii="Courier New" w:hAnsi="Courier New"/>
-                <w:b w:val="0"/>
-                <w:sz w:val="18"/>
-              </w:rPr>
-              <w:t>true</w:t>
-            </w:r>
-            <w:r>
-              <w:rPr>
-                <w:b w:val="0"/>
-                <w:sz w:val="18"/>
-              </w:rPr>
-              <w:t xml:space="preserve"> или </w:t>
-            </w:r>
-            <w:r>
-              <w:rPr>
-                <w:rFonts w:ascii="Courier New" w:hAnsi="Courier New"/>
-                <w:b w:val="0"/>
-                <w:sz w:val="18"/>
-              </w:rPr>
-              <w:t>false</w:t>
-            </w:r>
-            <w:r>
-              <w:rPr>
-                <w:b w:val="0"/>
-                <w:sz w:val="18"/>
-              </w:rPr>
-            </w:r>
-          </w:p>
-        </w:tc>
-        <w:tc>
-          <w:tcPr>
-            <w:tcW w:type="dxa" w:w="4876"/>
-            <w:vAlign w:val="center"/>
-            <w:tcMar>
-              <w:top w:w="90" w:type="dxa"/>
-              <w:left w:w="90" w:type="dxa"/>
-              <w:bottom w:w="90" w:type="dxa"/>
-              <w:right w:w="90" w:type="dxa"/>
-            </w:tcMar>
-            <w:shd w:fill="F7F7F7"/>
-          </w:tcPr>
-          <w:p>
-            <w:pPr>
-              <w:spacing w:after="40" w:line="252" w:lineRule="auto"/>
-            </w:pPr>
-            <w:r>
-              <w:rPr>
-                <w:b w:val="0"/>
-                <w:sz w:val="18"/>
-              </w:rPr>
-              <w:t>Идёт ли загрузка схемы</w:t>
-            </w:r>
-          </w:p>
-        </w:tc>
-      </w:tr>
-      <w:tr>
-        <w:trPr>
-          <w:cantSplit/>
-        </w:trPr>
-        <w:tc>
-          <w:tcPr>
-            <w:tcW w:type="dxa" w:w="2381"/>
-            <w:vAlign w:val="center"/>
-            <w:tcMar>
-              <w:top w:w="90" w:type="dxa"/>
-              <w:left w:w="90" w:type="dxa"/>
-              <w:bottom w:w="90" w:type="dxa"/>
-              <w:right w:w="90" w:type="dxa"/>
-            </w:tcMar>
-            <w:shd w:fill="FFFFFF"/>
-          </w:tcPr>
-          <w:p>
-            <w:pPr>
-              <w:spacing w:after="40" w:line="252" w:lineRule="auto"/>
-            </w:pPr>
-            <w:r>
-              <w:rPr>
-                <w:b w:val="0"/>
-                <w:sz w:val="18"/>
-              </w:rPr>
-            </w:r>
-            <w:r>
-              <w:rPr>
-                <w:rFonts w:ascii="Courier New" w:hAnsi="Courier New"/>
-                <w:b w:val="0"/>
-                <w:sz w:val="18"/>
-              </w:rPr>
-              <w:t>bookingSubmitting</w:t>
-            </w:r>
-            <w:r>
-              <w:rPr>
-                <w:b w:val="0"/>
-                <w:sz w:val="18"/>
-              </w:rPr>
-            </w:r>
-          </w:p>
-        </w:tc>
-        <w:tc>
-          <w:tcPr>
-            <w:tcW w:type="dxa" w:w="2381"/>
-            <w:vAlign w:val="center"/>
-            <w:tcMar>
-              <w:top w:w="90" w:type="dxa"/>
-              <w:left w:w="90" w:type="dxa"/>
-              <w:bottom w:w="90" w:type="dxa"/>
-              <w:right w:w="90" w:type="dxa"/>
-            </w:tcMar>
-            <w:shd w:fill="FFFFFF"/>
-          </w:tcPr>
-          <w:p>
-            <w:pPr>
-              <w:spacing w:after="40" w:line="252" w:lineRule="auto"/>
-            </w:pPr>
-            <w:r>
-              <w:rPr>
-                <w:b w:val="0"/>
-                <w:sz w:val="18"/>
-              </w:rPr>
-            </w:r>
-            <w:r>
-              <w:rPr>
-                <w:rFonts w:ascii="Courier New" w:hAnsi="Courier New"/>
-                <w:b w:val="0"/>
-                <w:sz w:val="18"/>
-              </w:rPr>
-              <w:t>true</w:t>
-            </w:r>
-            <w:r>
-              <w:rPr>
-                <w:b w:val="0"/>
-                <w:sz w:val="18"/>
-              </w:rPr>
-              <w:t xml:space="preserve"> или </w:t>
-            </w:r>
-            <w:r>
-              <w:rPr>
-                <w:rFonts w:ascii="Courier New" w:hAnsi="Courier New"/>
-                <w:b w:val="0"/>
-                <w:sz w:val="18"/>
-              </w:rPr>
-              <w:t>false</w:t>
-            </w:r>
-            <w:r>
-              <w:rPr>
-                <w:b w:val="0"/>
-                <w:sz w:val="18"/>
-              </w:rPr>
-            </w:r>
-          </w:p>
-        </w:tc>
-        <w:tc>
-          <w:tcPr>
-            <w:tcW w:type="dxa" w:w="4876"/>
-            <w:vAlign w:val="center"/>
-            <w:tcMar>
-              <w:top w:w="90" w:type="dxa"/>
-              <w:left w:w="90" w:type="dxa"/>
-              <w:bottom w:w="90" w:type="dxa"/>
-              <w:right w:w="90" w:type="dxa"/>
-            </w:tcMar>
-            <w:shd w:fill="FFFFFF"/>
-          </w:tcPr>
-          <w:p>
-            <w:pPr>
-              <w:spacing w:after="40" w:line="252" w:lineRule="auto"/>
-            </w:pPr>
-            <w:r>
-              <w:rPr>
-                <w:b w:val="0"/>
-                <w:sz w:val="18"/>
-              </w:rPr>
-              <w:t>Идёт ли отправка формы</w:t>
-            </w:r>
-          </w:p>
-        </w:tc>
-      </w:tr>
-      <w:tr>
-        <w:trPr>
-          <w:cantSplit/>
-        </w:trPr>
-        <w:tc>
-          <w:tcPr>
-            <w:tcW w:type="dxa" w:w="2381"/>
-            <w:vAlign w:val="center"/>
-            <w:tcMar>
-              <w:top w:w="90" w:type="dxa"/>
-              <w:left w:w="90" w:type="dxa"/>
-              <w:bottom w:w="90" w:type="dxa"/>
-              <w:right w:w="90" w:type="dxa"/>
-            </w:tcMar>
-            <w:shd w:fill="F7F7F7"/>
-          </w:tcPr>
-          <w:p>
-            <w:pPr>
-              <w:spacing w:after="40" w:line="252" w:lineRule="auto"/>
-            </w:pPr>
-            <w:r>
-              <w:rPr>
-                <w:b w:val="0"/>
-                <w:sz w:val="18"/>
-              </w:rPr>
-            </w:r>
-            <w:r>
-              <w:rPr>
-                <w:rFonts w:ascii="Courier New" w:hAnsi="Courier New"/>
-                <w:b w:val="0"/>
-                <w:sz w:val="18"/>
-              </w:rPr>
-              <w:t>bookingError</w:t>
-            </w:r>
-            <w:r>
-              <w:rPr>
-                <w:b w:val="0"/>
-                <w:sz w:val="18"/>
-              </w:rPr>
-            </w:r>
-          </w:p>
-        </w:tc>
-        <w:tc>
-          <w:tcPr>
-            <w:tcW w:type="dxa" w:w="2381"/>
-            <w:vAlign w:val="center"/>
-            <w:tcMar>
-              <w:top w:w="90" w:type="dxa"/>
-              <w:left w:w="90" w:type="dxa"/>
-              <w:bottom w:w="90" w:type="dxa"/>
-              <w:right w:w="90" w:type="dxa"/>
-            </w:tcMar>
-            <w:shd w:fill="F7F7F7"/>
-          </w:tcPr>
-          <w:p>
-            <w:pPr>
-              <w:spacing w:after="40" w:line="252" w:lineRule="auto"/>
-            </w:pPr>
-            <w:r>
-              <w:rPr>
-                <w:b w:val="0"/>
-                <w:sz w:val="18"/>
-              </w:rPr>
-              <w:t>Текст либо пустая строка</w:t>
-            </w:r>
-          </w:p>
-        </w:tc>
-        <w:tc>
-          <w:tcPr>
-            <w:tcW w:type="dxa" w:w="4876"/>
-            <w:vAlign w:val="center"/>
-            <w:tcMar>
-              <w:top w:w="90" w:type="dxa"/>
-              <w:left w:w="90" w:type="dxa"/>
-              <w:bottom w:w="90" w:type="dxa"/>
-              <w:right w:w="90" w:type="dxa"/>
-            </w:tcMar>
-            <w:shd w:fill="F7F7F7"/>
-          </w:tcPr>
-          <w:p>
-            <w:pPr>
-              <w:spacing w:after="40" w:line="252" w:lineRule="auto"/>
-            </w:pPr>
-            <w:r>
-              <w:rPr>
-                <w:b w:val="0"/>
-                <w:sz w:val="18"/>
-              </w:rPr>
-              <w:t>Какую ошибку показать</w:t>
-            </w:r>
-          </w:p>
-        </w:tc>
-      </w:tr>
-      <w:tr>
-        <w:trPr>
-          <w:cantSplit/>
-        </w:trPr>
-        <w:tc>
-          <w:tcPr>
-            <w:tcW w:type="dxa" w:w="2381"/>
-            <w:vAlign w:val="center"/>
-            <w:tcMar>
-              <w:top w:w="90" w:type="dxa"/>
-              <w:left w:w="90" w:type="dxa"/>
-              <w:bottom w:w="90" w:type="dxa"/>
-              <w:right w:w="90" w:type="dxa"/>
-            </w:tcMar>
-            <w:shd w:fill="FFFFFF"/>
-          </w:tcPr>
-          <w:p>
-            <w:pPr>
-              <w:spacing w:after="40" w:line="252" w:lineRule="auto"/>
-            </w:pPr>
-            <w:r>
-              <w:rPr>
-                <w:b w:val="0"/>
-                <w:sz w:val="18"/>
-              </w:rPr>
-            </w:r>
-            <w:r>
-              <w:rPr>
-                <w:rFonts w:ascii="Courier New" w:hAnsi="Courier New"/>
-                <w:b w:val="0"/>
-                <w:sz w:val="18"/>
-              </w:rPr>
-              <w:t>confirmationId</w:t>
-            </w:r>
-            <w:r>
-              <w:rPr>
-                <w:b w:val="0"/>
-                <w:sz w:val="18"/>
-              </w:rPr>
-            </w:r>
-          </w:p>
-        </w:tc>
-        <w:tc>
-          <w:tcPr>
-            <w:tcW w:type="dxa" w:w="2381"/>
-            <w:vAlign w:val="center"/>
-            <w:tcMar>
-              <w:top w:w="90" w:type="dxa"/>
-              <w:left w:w="90" w:type="dxa"/>
-              <w:bottom w:w="90" w:type="dxa"/>
-              <w:right w:w="90" w:type="dxa"/>
-            </w:tcMar>
-            <w:shd w:fill="FFFFFF"/>
-          </w:tcPr>
-          <w:p>
-            <w:pPr>
-              <w:spacing w:after="40" w:line="252" w:lineRule="auto"/>
-            </w:pPr>
-            <w:r>
-              <w:rPr>
-                <w:b w:val="0"/>
-                <w:sz w:val="18"/>
-              </w:rPr>
-            </w:r>
-            <w:r>
-              <w:rPr>
-                <w:rFonts w:ascii="Courier New" w:hAnsi="Courier New"/>
-                <w:b w:val="0"/>
-                <w:sz w:val="18"/>
-              </w:rPr>
-              <w:t>LUM-...</w:t>
-            </w:r>
-            <w:r>
-              <w:rPr>
-                <w:b w:val="0"/>
-                <w:sz w:val="18"/>
-              </w:rPr>
-            </w:r>
-          </w:p>
-        </w:tc>
-        <w:tc>
-          <w:tcPr>
-            <w:tcW w:type="dxa" w:w="4876"/>
-            <w:vAlign w:val="center"/>
-            <w:tcMar>
-              <w:top w:w="90" w:type="dxa"/>
-              <w:left w:w="90" w:type="dxa"/>
-              <w:bottom w:w="90" w:type="dxa"/>
-              <w:right w:w="90" w:type="dxa"/>
-            </w:tcMar>
-            <w:shd w:fill="FFFFFF"/>
-          </w:tcPr>
-          <w:p>
-            <w:pPr>
-              <w:spacing w:after="40" w:line="252" w:lineRule="auto"/>
-            </w:pPr>
-            <w:r>
-              <w:rPr>
-                <w:b w:val="0"/>
-                <w:sz w:val="18"/>
-              </w:rPr>
-              <w:t>Номер сохранённой брони</w:t>
-            </w:r>
-          </w:p>
-        </w:tc>
-      </w:tr>
-    </w:tbl>
-    <w:p>
-      <w:pPr>
-        <w:spacing w:after="40"/>
-      </w:pPr>
-    </w:p>
-    <w:p>
-      <w:r>
-        <w:t xml:space="preserve">Экран выбирается условием, например </w:t>
-      </w:r>
-      <w:r>
-        <w:rPr>
-          <w:rFonts w:ascii="Courier New" w:hAnsi="Courier New"/>
-          <w:sz w:val="18"/>
-        </w:rPr>
-        <w:t>bookingMovie &amp;&amp; bookingStep === 'checkout'</w:t>
-      </w:r>
-      <w:r>
-        <w:t>. Пользователь не переходит на отдельный URL с формой: содержимое одного диалога меняется по состоянию. Поэтому белая форма — отдельный шаг интерфейса, но не отдельный серверный маршрут.</w:t>
-      </w:r>
-    </w:p>
-    <w:p>
-      <w:r/>
-      <w:r>
-        <w:rPr>
-          <w:rFonts w:ascii="Courier New" w:hAnsi="Courier New"/>
-          <w:sz w:val="18"/>
-        </w:rPr>
-        <w:t>bookingMovie = null</w:t>
-      </w:r>
-      <w:r>
-        <w:t xml:space="preserve"> закрывает весь сценарий. </w:t>
-      </w:r>
-      <w:r>
-        <w:rPr>
-          <w:rFonts w:ascii="Courier New" w:hAnsi="Courier New"/>
-          <w:sz w:val="18"/>
-        </w:rPr>
-        <w:t>setBookingStep('seats')</w:t>
-      </w:r>
-      <w:r>
-        <w:t xml:space="preserve"> возвращает к выбору мест. При начале новой брони </w:t>
-      </w:r>
-      <w:r>
-        <w:rPr>
-          <w:rFonts w:ascii="Courier New" w:hAnsi="Courier New"/>
-          <w:sz w:val="18"/>
-        </w:rPr>
-        <w:t>openBooking</w:t>
-      </w:r>
-      <w:r>
-        <w:t xml:space="preserve"> очищает старые ошибки и выбранные места, чтобы случайно не перенести выбор другого сеанса.</w:t>
+        <w:t>10 Faker-seeder и проверка demo-данных</w:t>
       </w:r>
     </w:p>
     <w:p>
       <w:r>
-        <w:t xml:space="preserve">Учитывай различие между </w:t>
-      </w:r>
-      <w:r>
-        <w:rPr>
-          <w:rFonts w:ascii="Courier New" w:hAnsi="Courier New"/>
-          <w:sz w:val="18"/>
-        </w:rPr>
-        <w:t>detailMovie</w:t>
-      </w:r>
-      <w:r>
-        <w:t xml:space="preserve"> и </w:t>
-      </w:r>
-      <w:r>
-        <w:rPr>
-          <w:rFonts w:ascii="Courier New" w:hAnsi="Courier New"/>
-          <w:sz w:val="18"/>
-        </w:rPr>
-        <w:t>bookingMovie</w:t>
-      </w:r>
-      <w:r>
-        <w:t xml:space="preserve">. Первый открывает описание фильма, второй — бронирование. В </w:t>
-      </w:r>
-      <w:r>
-        <w:rPr>
-          <w:rFonts w:ascii="Courier New" w:hAnsi="Courier New"/>
-          <w:sz w:val="18"/>
-        </w:rPr>
-        <w:t>openBooking</w:t>
-      </w:r>
-      <w:r>
-        <w:t xml:space="preserve"> описание закрывается через </w:t>
-      </w:r>
-      <w:r>
-        <w:rPr>
-          <w:rFonts w:ascii="Courier New" w:hAnsi="Courier New"/>
-          <w:sz w:val="18"/>
-        </w:rPr>
-        <w:t>setDetailMovie(null)</w:t>
-      </w:r>
-      <w:r>
-        <w:t>, затем открывается нужный фильм и время.</w:t>
+        <w:t>В backend/seed.ts Faker генерирует имена, даты рождения, рейтинги, UUID и тексты. Три фильма, постеры, зал и сетка мест заданы как понятные fixtures. Это нормально: Faker нужен для правдоподобных тестовых данных, а не для замены всех реальных названий случайными словами.</w:t>
       </w:r>
     </w:p>
     <w:p>
       <w:r>
-        <w:t xml:space="preserve">Если преподаватель спрашивает «где переход между страницами», покажи изменение </w:t>
+        <w:t>Вставки идут по зависимостям: пользователи и фильмы, жанры и связи, кинотеатр, залы, места, сеансы, затем брони, билеты, платежи и уведомления. Идентификаторы берутся из returning после вставки, поэтому внешние ключи ссылаются на реальные строки, а не на угаданные числа.</w:t>
       </w:r>
+    </w:p>
+    <w:p>
       <w:r>
-        <w:rPr>
-          <w:rFonts w:ascii="Courier New" w:hAnsi="Courier New"/>
-          <w:sz w:val="18"/>
-        </w:rPr>
-        <w:t>bookingStep</w:t>
+        <w:t>Результат начального seeder: 100 users, 3 movies, 2 genres, 3 movie_genres, 1 cinema, 2 halls, 120 seats, 126 screenings, по 120 bookings/tickets/payments/notifications и 100 favorites. После ручной проверки сайта броней и билетов может стать больше 120.</w:t>
       </w:r>
+    </w:p>
+    <w:p>
       <w:r>
-        <w:t xml:space="preserve">. Не надо искать несуществующие файлы </w:t>
-      </w:r>
-      <w:r>
-        <w:rPr>
-          <w:rFonts w:ascii="Courier New" w:hAnsi="Courier New"/>
-          <w:sz w:val="18"/>
-        </w:rPr>
-        <w:t>checkout/page.tsx</w:t>
-      </w:r>
-      <w:r>
-        <w:t xml:space="preserve"> или </w:t>
-      </w:r>
-      <w:r>
-        <w:rPr>
-          <w:rFonts w:ascii="Courier New" w:hAnsi="Courier New"/>
-          <w:sz w:val="18"/>
-        </w:rPr>
-        <w:t>success/page.tsx</w:t>
-      </w:r>
-      <w:r>
-        <w:t>: сейчас их нет.</w:t>
+        <w:t>Seeder запускается одной транзакцией и отказывается перезаписывать непустую базу. Это сохраняет существующие данные. Faker random seed фиксирован, но даты сеансов зависят от дня первой загрузки. Проверка pg:verify смотрит количество строк, подтверждённые внешние ключи, соответствие билетов залам и отсутствие пересекающихся сеансов.</w:t>
       </w:r>
     </w:p>
     <w:p>
@@ -3429,22 +1385,40 @@
         <w:pStyle w:val="Heading1"/>
       </w:pPr>
       <w:r>
-        <w:t>9 Ключ сеанса и загрузка занятых мест</w:t>
+        <w:t>11 Каталог и разделение интерфейса</w:t>
       </w:r>
     </w:p>
     <w:p>
       <w:r>
-        <w:t xml:space="preserve">Функция </w:t>
+        <w:t>app/page.tsx теперь собирает небольшие части страницы. CinemaHeader отвечает за шапку, Schedule — даты, FilmCatalogue — карточки, SearchDialog — поиск, MovieDialog — описание, BookingDialog — места и оформление. LanguageSwitcher переключает язык. MobileMenu отвечает за навигацию на узком экране.</w:t>
       </w:r>
+    </w:p>
+    <w:p>
       <w:r>
-        <w:rPr>
-          <w:rFonts w:ascii="Courier New" w:hAnsi="Courier New"/>
-          <w:sz w:val="18"/>
-        </w:rPr>
-        <w:t>getShowtimeKey</w:t>
+        <w:t>Из задания про App.vue берётся принцип разделения, а не буквальное требование использовать Vue Router: наш сайт написан на React. Маршруты отдельного каталога или отдельной страницы покупки пока не нужны, поскольку работа идёт в одной странице с диалогами. Backend находится в отдельном Node-сервисе.</w:t>
       </w:r>
+    </w:p>
+    <w:p>
       <w:r>
-        <w:t xml:space="preserve"> собирает фильм, дату, время и город в одну строку. Например:</w:t>
+        <w:t>useCinema в lib/use-cinema.ts хранит состояния и отправляет запросы. После выбора даты effect запрашивает /api/catalog?date=... . Backend выбирает активные фильмы и реальные сеансы из PostgreSQL. lib/catalog.ts остаётся источником presentation fixtures и переводов для трёх фильмов; английское название, описание, цена и времена в выдаче берутся из базы.</w:t>
+      </w:r>
+    </w:p>
+    <w:p>
+      <w:r>
+        <w:t>useMemo вычисляет отфильтрованный список, filter выбирает данные, map рисует карточки. Поиск в диалоге и фильтр жанра текущего интерфейса работают по загруженному массиву; не нужно утверждать, что каждый ввод символа вызывает индексированный SQL-запрос.</w:t>
+      </w:r>
+    </w:p>
+    <w:p>
+      <w:pPr>
+        <w:pStyle w:val="Heading1"/>
+      </w:pPr>
+      <w:r>
+        <w:t>12 Путь от кнопки времени до схемы мест</w:t>
+      </w:r>
+    </w:p>
+    <w:p>
+      <w:r>
+        <w:t>openBooking открывает диалог, сбрасывает предыдущий выбор и включает индикатор загрузки. Ключ сеанса собирается из постоянного film slug, даты, времени и города. Он не является паролем или подтверждением доступа.</w:t>
       </w:r>
     </w:p>
     <w:p>
@@ -3462,50 +1436,25 @@
     </w:p>
     <w:p>
       <w:r>
-        <w:t>Без даты и времени бронь на один показ могла бы ошибочно занимать такое же место на другом показе. Вертикальная черта здесь просто разделитель. Строка не является паролем или секретным токеном.</w:t>
+        <w:t>GET /api/bookings получает ключ. findShow проверяет формат, дату, наличие фильма и точного времени в базе, активность кинотеатра и зала, статус сеанса. Придуманный сеанс не создаётся автоматически. Цена и зал также возвращаются из найденной записи.</w:t>
       </w:r>
     </w:p>
     <w:p>
-      <w:r/>
       <w:r>
-        <w:rPr>
-          <w:rFonts w:ascii="Courier New" w:hAnsi="Courier New"/>
-          <w:sz w:val="18"/>
-        </w:rPr>
-        <w:t>openBooking</w:t>
+        <w:t>Занятые места приходят из tickets через связь с seats. В новой базе больше нет списка заранее захардкоженных занятых A3/B7: demo-занятость создаётся настоящими seed-билетами, например F10. Ответ о местах содержит Cache-Control: no-store.</w:t>
       </w:r>
+    </w:p>
+    <w:p>
+      <w:pPr>
+        <w:pStyle w:val="Heading1"/>
+      </w:pPr>
       <w:r>
-        <w:t xml:space="preserve"> — асинхронная функция. Сначала она устанавливает состояния окна и загрузки, затем выполняет GET. </w:t>
+        <w:t>13 React-состояния и выбор мест</w:t>
       </w:r>
+    </w:p>
+    <w:p>
       <w:r>
-        <w:rPr>
-          <w:rFonts w:ascii="Courier New" w:hAnsi="Courier New"/>
-          <w:sz w:val="18"/>
-        </w:rPr>
-        <w:t>encodeURIComponent</w:t>
-      </w:r>
-      <w:r>
-        <w:t xml:space="preserve"> кодирует ключ для безопасной передачи как значения query-параметра. </w:t>
-      </w:r>
-      <w:r>
-        <w:rPr>
-          <w:rFonts w:ascii="Courier New" w:hAnsi="Courier New"/>
-          <w:sz w:val="18"/>
-        </w:rPr>
-        <w:t>await response.json()</w:t>
-      </w:r>
-      <w:r>
-        <w:t xml:space="preserve"> читает тело ответа, а </w:t>
-      </w:r>
-      <w:r>
-        <w:rPr>
-          <w:rFonts w:ascii="Courier New" w:hAnsi="Courier New"/>
-          <w:sz w:val="18"/>
-        </w:rPr>
-        <w:t>response.ok</w:t>
-      </w:r>
-      <w:r>
-        <w:t xml:space="preserve"> проверяет успешный HTTP-статус.</w:t>
+        <w:t>bookingMovie хранит текущий фильм, bookingTime — время, bookingStep — seats, checkout или success. selectedSeats содержит временный массив вроде ['A1', 'A2']. unavailableSeats содержит занятые позиции из базы. seatsLoading и bookingSubmitting отражают незавершённые запросы. confirmationId хранит reference успешной брони.</w:t>
       </w:r>
     </w:p>
     <w:p>
@@ -3518,98 +1467,25 @@
           <w:rFonts w:ascii="Courier New" w:hAnsi="Courier New"/>
           <w:sz w:val="17"/>
         </w:rPr>
-        <w:t>const response = await fetch(</w:t>
+        <w:t>setSelectedSeats(current =&gt;</w:t>
         <w:br/>
-        <w:t xml:space="preserve">  '/api/bookings?showtimeKey=' + encodeURIComponent(key)</w:t>
+        <w:t xml:space="preserve">  current.includes(seat)</w:t>
+        <w:br/>
+        <w:t xml:space="preserve">    ? current.filter(item =&gt; item !== seat)</w:t>
+        <w:br/>
+        <w:t xml:space="preserve">    : current.length &lt; 10 ? [...current, seat] : current</w:t>
         <w:br/>
         <w:t>);</w:t>
-        <w:br/>
-        <w:t>const payload = await response.json();</w:t>
       </w:r>
     </w:p>
     <w:p>
       <w:r>
-        <w:t xml:space="preserve">Это сокращённая иллюстрация; в реальном файле ключ создаётся вызовом </w:t>
-      </w:r>
-      <w:r>
-        <w:rPr>
-          <w:rFonts w:ascii="Courier New" w:hAnsi="Courier New"/>
-          <w:sz w:val="18"/>
-        </w:rPr>
-        <w:t>getShowtimeKey(movie, time)</w:t>
-      </w:r>
-      <w:r>
-        <w:t xml:space="preserve">. Если запрос успешен, массив </w:t>
-      </w:r>
-      <w:r>
-        <w:rPr>
-          <w:rFonts w:ascii="Courier New" w:hAnsi="Courier New"/>
-          <w:sz w:val="18"/>
-        </w:rPr>
-        <w:t>occupied</w:t>
-      </w:r>
-      <w:r>
-        <w:t xml:space="preserve"> попадает в </w:t>
-      </w:r>
-      <w:r>
-        <w:rPr>
-          <w:rFonts w:ascii="Courier New" w:hAnsi="Courier New"/>
-          <w:sz w:val="18"/>
-        </w:rPr>
-        <w:t>unavailableSeats</w:t>
-      </w:r>
-      <w:r>
-        <w:t xml:space="preserve">. Если запрос не удался, показывается ошибка; блок </w:t>
-      </w:r>
-      <w:r>
-        <w:rPr>
-          <w:rFonts w:ascii="Courier New" w:hAnsi="Courier New"/>
-          <w:sz w:val="18"/>
-        </w:rPr>
-        <w:t>finally</w:t>
-      </w:r>
-      <w:r>
-        <w:t xml:space="preserve"> выключает состояние загрузки.</w:t>
+        <w:t>Повторный клик снимает выбор через filter. Новый клик создаёт новый массив через spread. Функциональный setter использует актуальное предыдущее состояние. Клиент не позволяет выбрать больше десяти мест, но сервер всё равно проверяет количество самостоятельно.</w:t>
       </w:r>
     </w:p>
     <w:p>
       <w:r>
-        <w:t xml:space="preserve">Серверный GET берёт </w:t>
-      </w:r>
-      <w:r>
-        <w:rPr>
-          <w:rFonts w:ascii="Courier New" w:hAnsi="Courier New"/>
-          <w:sz w:val="18"/>
-        </w:rPr>
-        <w:t>showtimeKey</w:t>
-      </w:r>
-      <w:r>
-        <w:t xml:space="preserve"> из URL и делает SELECT по </w:t>
-      </w:r>
-      <w:r>
-        <w:rPr>
-          <w:rFonts w:ascii="Courier New" w:hAnsi="Courier New"/>
-          <w:sz w:val="18"/>
-        </w:rPr>
-        <w:t>booking_seats</w:t>
-      </w:r>
-      <w:r>
-        <w:t xml:space="preserve">. К результату добавляются заранее заданные демонстрационные занятые места </w:t>
-      </w:r>
-      <w:r>
-        <w:rPr>
-          <w:rFonts w:ascii="Courier New" w:hAnsi="Courier New"/>
-          <w:sz w:val="18"/>
-        </w:rPr>
-        <w:t>systemOccupiedSeats</w:t>
-      </w:r>
-      <w:r>
-        <w:t>. Поэтому часть мест занята даже в пустой базе — это не обязательно реальные пользовательские брони.</w:t>
-      </w:r>
-    </w:p>
-    <w:p>
-      <w:r>
-        <w:t>Важное ограничение: при ошибке загрузки интерфейс всё ещё показывает сообщение, но не является полноценной системой резервирования. Сервер повторно проверяет места при POST. Для реального продукта стоило бы полностью блокировать продолжение при недоступной схеме и добавить явную повторную загрузку.</w:t>
+        <w:t>Пока место выбрано в React, оно не занято в базе. После обновления страницы временный выбор теряется. После успешной отправки брони билет уже находится в PostgreSQL и место останется занятым. При ошибке загрузки схема не должна позволять продолжить; кнопка повторной загрузки открывает актуальные данные.</w:t>
       </w:r>
     </w:p>
     <w:p>
@@ -3617,178 +1493,27 @@
         <w:pStyle w:val="Heading1"/>
       </w:pPr>
       <w:r>
-        <w:t>10 Как работает выбор мест</w:t>
+        <w:t>14 Белая форма и отправка JSON</w:t>
       </w:r>
     </w:p>
     <w:p>
       <w:r>
-        <w:t xml:space="preserve">Открой </w:t>
-      </w:r>
-      <w:r>
-        <w:rPr>
-          <w:rFonts w:ascii="Courier New" w:hAnsi="Courier New"/>
-          <w:sz w:val="18"/>
-        </w:rPr>
-        <w:t>toggleSeat</w:t>
-      </w:r>
-      <w:r>
-        <w:t xml:space="preserve">. Первый </w:t>
-      </w:r>
-      <w:r>
-        <w:rPr>
-          <w:rFonts w:ascii="Courier New" w:hAnsi="Courier New"/>
-          <w:sz w:val="18"/>
-        </w:rPr>
-        <w:t>if</w:t>
-      </w:r>
-      <w:r>
-        <w:t xml:space="preserve"> запрещает менять занятое место. Далее применяется функциональная форма setter, чтобы работать с актуальным состоянием, а не со старым значением из предыдущего рендера.</w:t>
-      </w:r>
-    </w:p>
-    <w:p>
-      <w:pPr>
-        <w:keepLines/>
-        <w:spacing w:line="240" w:lineRule="auto" w:before="80" w:after="200"/>
-      </w:pPr>
-      <w:r>
-        <w:rPr>
-          <w:rFonts w:ascii="Courier New" w:hAnsi="Courier New"/>
-          <w:sz w:val="17"/>
-        </w:rPr>
-        <w:t>setSelectedSeats((current) =&gt;</w:t>
-        <w:br/>
-        <w:t xml:space="preserve">  current.includes(seat)</w:t>
-        <w:br/>
-        <w:t xml:space="preserve">    ? current.filter((item) =&gt; item !== seat)</w:t>
-        <w:br/>
-        <w:t xml:space="preserve">    : [...current, seat]</w:t>
-        <w:br/>
-        <w:t>);</w:t>
+        <w:t>Простая форма находится в BookingDialog, оформление .checkout-dialog и .plain-checkout — в app/globals.css. Поля name и email используют нативные input. Timo Triisa внутри пустого поля — placeholder, а не уже заполненное значение. Для отправки имя надо ввести самому.</w:t>
       </w:r>
     </w:p>
     <w:p>
       <w:r>
-        <w:t xml:space="preserve">Если место уже есть в массиве, </w:t>
-      </w:r>
-      <w:r>
-        <w:rPr>
-          <w:rFonts w:ascii="Courier New" w:hAnsi="Courier New"/>
-          <w:sz w:val="18"/>
-        </w:rPr>
-        <w:t>filter</w:t>
-      </w:r>
-      <w:r>
-        <w:t xml:space="preserve"> создаёт новый массив без него. Если места нет, spread </w:t>
-      </w:r>
-      <w:r>
-        <w:rPr>
-          <w:rFonts w:ascii="Courier New" w:hAnsi="Courier New"/>
-          <w:sz w:val="18"/>
-        </w:rPr>
-        <w:t>...current</w:t>
-      </w:r>
-      <w:r>
-        <w:t xml:space="preserve"> копирует старые элементы и добавляет новый. Существующий массив не изменяется через </w:t>
-      </w:r>
-      <w:r>
-        <w:rPr>
-          <w:rFonts w:ascii="Courier New" w:hAnsi="Courier New"/>
-          <w:sz w:val="18"/>
-        </w:rPr>
-        <w:t>push</w:t>
-      </w:r>
-      <w:r>
-        <w:t xml:space="preserve"> или </w:t>
-      </w:r>
-      <w:r>
-        <w:rPr>
-          <w:rFonts w:ascii="Courier New" w:hAnsi="Courier New"/>
-          <w:sz w:val="18"/>
-        </w:rPr>
-        <w:t>splice</w:t>
-      </w:r>
-      <w:r>
-        <w:t>.</w:t>
+        <w:t>submitBooking вызывает preventDefault, читает FormData и отправляет POST /api/bookings. Отправляются только showtimeKey, customerName, customerEmail и seats. Клиент не передаёт доверенную итоговую цену, роль или статус.</w:t>
       </w:r>
     </w:p>
     <w:p>
       <w:r>
-        <w:t xml:space="preserve">Ряды задаются массивом </w:t>
-      </w:r>
-      <w:r>
-        <w:rPr>
-          <w:rFonts w:ascii="Courier New" w:hAnsi="Courier New"/>
-          <w:sz w:val="18"/>
-        </w:rPr>
-        <w:t>['A', 'B', 'C', 'D', 'E', 'F']</w:t>
-      </w:r>
-      <w:r>
-        <w:t xml:space="preserve">. Внутри каждого ряда </w:t>
-      </w:r>
-      <w:r>
-        <w:rPr>
-          <w:rFonts w:ascii="Courier New" w:hAnsi="Courier New"/>
-          <w:sz w:val="18"/>
-        </w:rPr>
-        <w:t>Array.from({ length: 10 }, ...)</w:t>
-      </w:r>
-      <w:r>
-        <w:t xml:space="preserve"> создаёт подписи от A1 до A10 и так далее. Всего на схеме 60 мест. Занятое место получает </w:t>
-      </w:r>
-      <w:r>
-        <w:rPr>
-          <w:rFonts w:ascii="Courier New" w:hAnsi="Courier New"/>
-          <w:sz w:val="18"/>
-        </w:rPr>
-        <w:t>disabled</w:t>
-      </w:r>
-      <w:r>
-        <w:t xml:space="preserve">; выбранное окрашивается по проверке </w:t>
-      </w:r>
-      <w:r>
-        <w:rPr>
-          <w:rFonts w:ascii="Courier New" w:hAnsi="Courier New"/>
-          <w:sz w:val="18"/>
-        </w:rPr>
-        <w:t>selectedSeats.includes(seat)</w:t>
-      </w:r>
-      <w:r>
-        <w:t>.</w:t>
+        <w:t>TypeScript не проверяет HTTP автоматически, поэтому backend/service.ts использует Zod. Проверяются типы, длина имени, email, формат ключа, 1–10 разных мест, допустимые ряды и номера. Неизвестные поля отклоняются. Например, добавить role: ADMIN или totalCents: 1 в JSON недостаточно для повышения прав или изменения цены.</w:t>
       </w:r>
     </w:p>
     <w:p>
       <w:r>
-        <w:t xml:space="preserve">Сумма на экране вычисляется как количество мест, умноженное на </w:t>
-      </w:r>
-      <w:r>
-        <w:rPr>
-          <w:rFonts w:ascii="Courier New" w:hAnsi="Courier New"/>
-          <w:sz w:val="18"/>
-        </w:rPr>
-        <w:t>bookingMovie.price</w:t>
-      </w:r>
-      <w:r>
-        <w:t xml:space="preserve">. </w:t>
-      </w:r>
-      <w:r>
-        <w:rPr>
-          <w:rFonts w:ascii="Courier New" w:hAnsi="Courier New"/>
-          <w:sz w:val="18"/>
-        </w:rPr>
-        <w:t>toFixed(2)</w:t>
-      </w:r>
-      <w:r>
-        <w:t xml:space="preserve"> нужен для отображения двух знаков после запятой. Это строковое форматирование, а не способ хранения цены в базе.</w:t>
-      </w:r>
-    </w:p>
-    <w:p>
-      <w:r>
-        <w:t>Кнопка продолжения отключена, когда не выбрано ни одного места или идёт загрузка. Сервер отдельно допускает не больше десяти мест на одну бронь. В текущем интерфейсе пользователь может выбрать больше десяти и получить отказ при отправке: клиентское ограничение количества — понятная будущая доработка.</w:t>
-      </w:r>
-    </w:p>
-    <w:p>
-      <w:r>
-        <w:t>Упражнение: выбери A1, добавь A2, сними A1 и объясни содержимое массива после каждого действия. На сервер при подтверждении должен уйти только A2. Затем открой другой сеанс: предыдущий выбор должен очиститься.</w:t>
+        <w:t>При успехе сервер возвращает reference, selected seats, totalCents и status. Интерфейс переходит к success только при наличии настоящего reference; запасного выдуманного номера LUM-DEMO больше нет. При конфликте выбор сбрасывается и посетитель получает возможность перезагрузить схему.</w:t>
       </w:r>
     </w:p>
     <w:p>
@@ -3796,276 +1521,27 @@
         <w:pStyle w:val="Heading1"/>
       </w:pPr>
       <w:r>
-        <w:t>11 Белая форма и отправка заказа</w:t>
+        <w:t>15 Транзакция и защита от двойной брони</w:t>
       </w:r>
     </w:p>
     <w:p>
       <w:r>
-        <w:t xml:space="preserve">Форма специально оформлена просто. Её внешний вид задают </w:t>
-      </w:r>
-      <w:r>
-        <w:rPr>
-          <w:rFonts w:ascii="Courier New" w:hAnsi="Courier New"/>
-          <w:sz w:val="18"/>
-        </w:rPr>
-        <w:t>.checkout-dialog</w:t>
-      </w:r>
-      <w:r>
-        <w:t xml:space="preserve"> и </w:t>
-      </w:r>
-      <w:r>
-        <w:rPr>
-          <w:rFonts w:ascii="Courier New" w:hAnsi="Courier New"/>
-          <w:sz w:val="18"/>
-        </w:rPr>
-        <w:t>.plain-checkout</w:t>
-      </w:r>
-      <w:r>
-        <w:t xml:space="preserve"> в </w:t>
-      </w:r>
-      <w:r>
-        <w:rPr>
-          <w:rFonts w:ascii="Courier New" w:hAnsi="Courier New"/>
-          <w:sz w:val="18"/>
-        </w:rPr>
-        <w:t>app/globals.css</w:t>
-      </w:r>
-      <w:r>
-        <w:t xml:space="preserve">. Используются обычные HTML-поля </w:t>
-      </w:r>
-      <w:r>
-        <w:rPr>
-          <w:rFonts w:ascii="Courier New" w:hAnsi="Courier New"/>
-          <w:sz w:val="18"/>
-        </w:rPr>
-        <w:t>input</w:t>
-      </w:r>
-      <w:r>
-        <w:t xml:space="preserve">, а не отдельная система регистрации. Подпись имени берётся из </w:t>
-      </w:r>
-      <w:r>
-        <w:rPr>
-          <w:rFonts w:ascii="Courier New" w:hAnsi="Courier New"/>
-          <w:sz w:val="18"/>
-        </w:rPr>
-        <w:t>c.name</w:t>
-      </w:r>
-      <w:r>
-        <w:t xml:space="preserve">, пример внутри поля — из </w:t>
-      </w:r>
-      <w:r>
-        <w:rPr>
-          <w:rFonts w:ascii="Courier New" w:hAnsi="Courier New"/>
-          <w:sz w:val="18"/>
-        </w:rPr>
-        <w:t>c.namePlaceholder</w:t>
-      </w:r>
-      <w:r>
-        <w:t>, сейчас это Timo Triisa.</w:t>
-      </w:r>
-    </w:p>
-    <w:p>
-      <w:r/>
-      <w:r>
-        <w:rPr>
-          <w:rFonts w:ascii="Courier New" w:hAnsi="Courier New"/>
-          <w:sz w:val="18"/>
-        </w:rPr>
-        <w:t>required</w:t>
-      </w:r>
-      <w:r>
-        <w:t xml:space="preserve">, </w:t>
-      </w:r>
-      <w:r>
-        <w:rPr>
-          <w:rFonts w:ascii="Courier New" w:hAnsi="Courier New"/>
-          <w:sz w:val="18"/>
-        </w:rPr>
-        <w:t>type="email"</w:t>
-      </w:r>
-      <w:r>
-        <w:t xml:space="preserve">, </w:t>
-      </w:r>
-      <w:r>
-        <w:rPr>
-          <w:rFonts w:ascii="Courier New" w:hAnsi="Courier New"/>
-          <w:sz w:val="18"/>
-        </w:rPr>
-        <w:t>minLength</w:t>
-      </w:r>
-      <w:r>
-        <w:t xml:space="preserve"> и </w:t>
-      </w:r>
-      <w:r>
-        <w:rPr>
-          <w:rFonts w:ascii="Courier New" w:hAnsi="Courier New"/>
-          <w:sz w:val="18"/>
-        </w:rPr>
-        <w:t>maxLength</w:t>
-      </w:r>
-      <w:r>
-        <w:t xml:space="preserve"> дают базовую проверку браузера. Пример имени — placeholder, он не отправляется, если поле пустое. На защите обязательно введи имя сам.</w:t>
-      </w:r>
-    </w:p>
-    <w:p>
-      <w:pPr>
-        <w:keepLines/>
-        <w:spacing w:line="240" w:lineRule="auto" w:before="80" w:after="200"/>
-      </w:pPr>
-      <w:r>
-        <w:rPr>
-          <w:rFonts w:ascii="Courier New" w:hAnsi="Courier New"/>
-          <w:sz w:val="17"/>
-        </w:rPr>
-        <w:t>event.preventDefault();</w:t>
-        <w:br/>
-        <w:t>const formData = new FormData(event.currentTarget);</w:t>
-      </w:r>
-    </w:p>
-    <w:p>
-      <w:r/>
-      <w:r>
-        <w:rPr>
-          <w:rFonts w:ascii="Courier New" w:hAnsi="Courier New"/>
-          <w:sz w:val="18"/>
-        </w:rPr>
-        <w:t>preventDefault()</w:t>
-      </w:r>
-      <w:r>
-        <w:t xml:space="preserve"> останавливает обычную перезагрузку страницы при отправке формы. </w:t>
-      </w:r>
-      <w:r>
-        <w:rPr>
-          <w:rFonts w:ascii="Courier New" w:hAnsi="Courier New"/>
-          <w:sz w:val="18"/>
-        </w:rPr>
-        <w:t>FormData</w:t>
-      </w:r>
-      <w:r>
-        <w:t xml:space="preserve"> читает поля по атрибуту </w:t>
-      </w:r>
-      <w:r>
-        <w:rPr>
-          <w:rFonts w:ascii="Courier New" w:hAnsi="Courier New"/>
-          <w:sz w:val="18"/>
-        </w:rPr>
-        <w:t>name</w:t>
-      </w:r>
-      <w:r>
-        <w:t xml:space="preserve">: </w:t>
-      </w:r>
-      <w:r>
-        <w:rPr>
-          <w:rFonts w:ascii="Courier New" w:hAnsi="Courier New"/>
-          <w:sz w:val="18"/>
-        </w:rPr>
-        <w:t>formData.get('name')</w:t>
-      </w:r>
-      <w:r>
-        <w:t xml:space="preserve"> и </w:t>
-      </w:r>
-      <w:r>
-        <w:rPr>
-          <w:rFonts w:ascii="Courier New" w:hAnsi="Courier New"/>
-          <w:sz w:val="18"/>
-        </w:rPr>
-        <w:t>formData.get('email')</w:t>
-      </w:r>
-      <w:r>
-        <w:t>. Наличие красивого текста возле поля не заменяет этот атрибут.</w:t>
-      </w:r>
-    </w:p>
-    <w:p>
-      <w:r/>
-      <w:r>
-        <w:rPr>
-          <w:rFonts w:ascii="Courier New" w:hAnsi="Courier New"/>
-          <w:sz w:val="18"/>
-        </w:rPr>
-        <w:t>submitBooking</w:t>
-      </w:r>
-      <w:r>
-        <w:t xml:space="preserve"> отправляет POST с заголовком </w:t>
-      </w:r>
-      <w:r>
-        <w:rPr>
-          <w:rFonts w:ascii="Courier New" w:hAnsi="Courier New"/>
-          <w:sz w:val="18"/>
-        </w:rPr>
-        <w:t>content-type: application/json</w:t>
-      </w:r>
-      <w:r>
-        <w:t>. В JSON входят ключ сеанса, фильм, дата, время, имя, email и массив мест. Итоговую цену браузер не отправляет; сервер считает её сам.</w:t>
+        <w:t>createBooking начинает транзакцию Drizzle. Внутри повторно находит сеанс, получает активные места его зала и проверяет конфликтующие tickets. Цена берётся из screenings.base_price и умножается PostgreSQL как NUMERIC, а не принимается из запроса посетителя.</w:t>
       </w:r>
     </w:p>
     <w:p>
       <w:r>
-        <w:t xml:space="preserve">Пока запрос выполняется, </w:t>
-      </w:r>
-      <w:r>
-        <w:rPr>
-          <w:rFonts w:ascii="Courier New" w:hAnsi="Courier New"/>
-          <w:sz w:val="18"/>
-        </w:rPr>
-        <w:t>bookingSubmitting</w:t>
-      </w:r>
-      <w:r>
-        <w:t xml:space="preserve"> отключает кнопку. Это уменьшает риск случайного двойного клика, но не является полноценной защитой от повторного HTTP-запроса. Для промышленной версии нужен идентификатор идемпотентности.</w:t>
+        <w:t>Затем создаётся bookings с гостевыми контактами и tickets для каждого выбранного места. Если вставка любого билета не проходит, транзакция откатывает всю бронь. Нельзя получить успешный заказ без его мест.</w:t>
       </w:r>
     </w:p>
     <w:p>
       <w:r>
-        <w:t xml:space="preserve">Успешный ответ содержит </w:t>
+        <w:t>Предварительный SELECT полезен для понятной ошибки, но не решает гонку: два пользователя могут одновременно увидеть свободное место. Окончательная защита — UNIQUE(screening_id, seat_id). При конфликте PostgreSQL возвращает код 23505; backend переводит его в HTTP 409. Автоматический тест отправляет два запроса к одному месту и ожидает один успех и один конфликт.</w:t>
       </w:r>
+    </w:p>
+    <w:p>
       <w:r>
-        <w:rPr>
-          <w:rFonts w:ascii="Courier New" w:hAnsi="Courier New"/>
-          <w:sz w:val="18"/>
-        </w:rPr>
-        <w:t>booking.reference</w:t>
-      </w:r>
-      <w:r>
-        <w:t xml:space="preserve">. Он записывается в </w:t>
-      </w:r>
-      <w:r>
-        <w:rPr>
-          <w:rFonts w:ascii="Courier New" w:hAnsi="Courier New"/>
-          <w:sz w:val="18"/>
-        </w:rPr>
-        <w:t>confirmationId</w:t>
-      </w:r>
-      <w:r>
-        <w:t xml:space="preserve">, а </w:t>
-      </w:r>
-      <w:r>
-        <w:rPr>
-          <w:rFonts w:ascii="Courier New" w:hAnsi="Courier New"/>
-          <w:sz w:val="18"/>
-        </w:rPr>
-        <w:t>bookingStep</w:t>
-      </w:r>
-      <w:r>
-        <w:t xml:space="preserve"> меняется на </w:t>
-      </w:r>
-      <w:r>
-        <w:rPr>
-          <w:rFonts w:ascii="Courier New" w:hAnsi="Courier New"/>
-          <w:sz w:val="18"/>
-        </w:rPr>
-        <w:t>success</w:t>
-      </w:r>
-      <w:r>
-        <w:t xml:space="preserve">. При конфликте сервер может вернуть список новых занятых мест; страница добавляет их в </w:t>
-      </w:r>
-      <w:r>
-        <w:rPr>
-          <w:rFonts w:ascii="Courier New" w:hAnsi="Courier New"/>
-          <w:sz w:val="18"/>
-        </w:rPr>
-        <w:t>unavailableSeats</w:t>
-      </w:r>
-      <w:r>
-        <w:t>. Текущая обработка ошибки общая: она не всегда объясняет точную причину и не очищает автоматически конфликтный выбор.</w:t>
+        <w:t>Отдельные внешние ключи исходной схемы не доказывают все смысловые связи. Например, seat_id может существовать, но относиться к другому залу. Это проверяет сервис бронирования; verifier проверяет demo-данные. Для более строгой схемы можно в будущем добавить составные внешние ключи.</w:t>
       </w:r>
     </w:p>
     <w:p>
@@ -4073,72 +1549,7 @@
         <w:pStyle w:val="Heading1"/>
       </w:pPr>
       <w:r>
-        <w:t>12 Серверные проверки и HTTP ответы</w:t>
-      </w:r>
-    </w:p>
-    <w:p>
-      <w:r>
-        <w:t xml:space="preserve">Открой </w:t>
-      </w:r>
-      <w:r>
-        <w:rPr>
-          <w:rFonts w:ascii="Courier New" w:hAnsi="Courier New"/>
-          <w:sz w:val="18"/>
-        </w:rPr>
-        <w:t>app/api/bookings/route.ts</w:t>
-      </w:r>
-      <w:r>
-        <w:t xml:space="preserve"> и найди </w:t>
-      </w:r>
-      <w:r>
-        <w:rPr>
-          <w:rFonts w:ascii="Courier New" w:hAnsi="Courier New"/>
-          <w:sz w:val="18"/>
-        </w:rPr>
-        <w:t>POST</w:t>
-      </w:r>
-      <w:r>
-        <w:t xml:space="preserve">. Сервер сначала пытается разобрать JSON, затем очищает строки через </w:t>
-      </w:r>
-      <w:r>
-        <w:rPr>
-          <w:rFonts w:ascii="Courier New" w:hAnsi="Courier New"/>
-          <w:sz w:val="18"/>
-        </w:rPr>
-        <w:t>trim</w:t>
-      </w:r>
-      <w:r>
-        <w:t xml:space="preserve">, приводит email к нижнему регистру и убирает дубликаты мест с помощью </w:t>
-      </w:r>
-      <w:r>
-        <w:rPr>
-          <w:rFonts w:ascii="Courier New" w:hAnsi="Courier New"/>
-          <w:sz w:val="18"/>
-        </w:rPr>
-        <w:t>new Set</w:t>
-      </w:r>
-      <w:r>
-        <w:t>.</w:t>
-      </w:r>
-    </w:p>
-    <w:p>
-      <w:pPr>
-        <w:keepLines/>
-        <w:spacing w:line="240" w:lineRule="auto" w:before="80" w:after="200"/>
-      </w:pPr>
-      <w:r>
-        <w:rPr>
-          <w:rFonts w:ascii="Courier New" w:hAnsi="Courier New"/>
-          <w:sz w:val="17"/>
-        </w:rPr>
-        <w:t>const seats = Array.from(new Set(body.seats || []));</w:t>
-        <w:br/>
-        <w:t>const seatPattern = /^[A-F](10|[1-9])$/;</w:t>
-      </w:r>
-    </w:p>
-    <w:p>
-      <w:r>
-        <w:t>Регулярное выражение разрешает букву A–F и номер от 1 до 10. Например, A1 и F10 проходят, G1 и A11 не проходят. Ограничения: имя от 2 до 80 символов, email подходящего формата, от одного до десяти корректных мест. Также нельзя выбрать заранее занятое демонстрационное место.</w:t>
+        <w:t>16 HTTP и серверные права</w:t>
       </w:r>
     </w:p>
     <w:tbl>
@@ -4186,7 +1597,7 @@
                 <w:b/>
                 <w:sz w:val="18"/>
               </w:rPr>
-              <w:t>Статус</w:t>
+              <w:t>Ответ</w:t>
             </w:r>
           </w:p>
         </w:tc>
@@ -4211,7 +1622,7 @@
                 <w:b/>
                 <w:sz w:val="18"/>
               </w:rPr>
-              <w:t>Что означает в этом проекте</w:t>
+              <w:t>Значение в текущем API</w:t>
             </w:r>
           </w:p>
         </w:tc>
@@ -4266,7 +1677,7 @@
                 <w:b w:val="0"/>
                 <w:sz w:val="18"/>
               </w:rPr>
-              <w:t>Получение данных прошло успешно</w:t>
+              <w:t>Каталог, места, health или разрешённое изменение</w:t>
             </w:r>
           </w:p>
         </w:tc>
@@ -4321,7 +1732,7 @@
                 <w:b w:val="0"/>
                 <w:sz w:val="18"/>
               </w:rPr>
-              <w:t>Бронь создана</w:t>
+              <w:t>Гостевая бронь создана</w:t>
             </w:r>
           </w:p>
         </w:tc>
@@ -4376,7 +1787,7 @@
                 <w:b w:val="0"/>
                 <w:sz w:val="18"/>
               </w:rPr>
-              <w:t>Некорректные или неполные данные</w:t>
+              <w:t>Неправильный JSON или поля запроса</w:t>
             </w:r>
           </w:p>
         </w:tc>
@@ -4406,7 +1817,7 @@
                 <w:b w:val="0"/>
                 <w:sz w:val="18"/>
               </w:rPr>
-              <w:t>404</w:t>
+              <w:t>403</w:t>
             </w:r>
           </w:p>
         </w:tc>
@@ -4431,7 +1842,7 @@
                 <w:b w:val="0"/>
                 <w:sz w:val="18"/>
               </w:rPr>
-              <w:t>Фильм не найден при расчёте цены</w:t>
+              <w:t>Административное изменение запрещено</w:t>
             </w:r>
           </w:p>
         </w:tc>
@@ -4461,7 +1872,7 @@
                 <w:b w:val="0"/>
                 <w:sz w:val="18"/>
               </w:rPr>
-              <w:t>409</w:t>
+              <w:t>404</w:t>
             </w:r>
           </w:p>
         </w:tc>
@@ -4486,7 +1897,117 @@
                 <w:b w:val="0"/>
                 <w:sz w:val="18"/>
               </w:rPr>
-              <w:t>Место занято или возник конфликт уникальности</w:t>
+              <w:t>Не найден фильм, сеанс или endpoint</w:t>
+            </w:r>
+          </w:p>
+        </w:tc>
+      </w:tr>
+      <w:tr>
+        <w:trPr>
+          <w:cantSplit/>
+        </w:trPr>
+        <w:tc>
+          <w:tcPr>
+            <w:tcW w:type="dxa" w:w="2551"/>
+            <w:vAlign w:val="center"/>
+            <w:tcMar>
+              <w:top w:w="90" w:type="dxa"/>
+              <w:left w:w="90" w:type="dxa"/>
+              <w:bottom w:w="90" w:type="dxa"/>
+              <w:right w:w="90" w:type="dxa"/>
+            </w:tcMar>
+            <w:shd w:fill="F7F7F7"/>
+          </w:tcPr>
+          <w:p>
+            <w:pPr>
+              <w:spacing w:after="40" w:line="252" w:lineRule="auto"/>
+            </w:pPr>
+            <w:r>
+              <w:rPr>
+                <w:b w:val="0"/>
+                <w:sz w:val="18"/>
+              </w:rPr>
+              <w:t>409</w:t>
+            </w:r>
+          </w:p>
+        </w:tc>
+        <w:tc>
+          <w:tcPr>
+            <w:tcW w:type="dxa" w:w="7087"/>
+            <w:vAlign w:val="center"/>
+            <w:tcMar>
+              <w:top w:w="90" w:type="dxa"/>
+              <w:left w:w="90" w:type="dxa"/>
+              <w:bottom w:w="90" w:type="dxa"/>
+              <w:right w:w="90" w:type="dxa"/>
+            </w:tcMar>
+            <w:shd w:fill="F7F7F7"/>
+          </w:tcPr>
+          <w:p>
+            <w:pPr>
+              <w:spacing w:after="40" w:line="252" w:lineRule="auto"/>
+            </w:pPr>
+            <w:r>
+              <w:rPr>
+                <w:b w:val="0"/>
+                <w:sz w:val="18"/>
+              </w:rPr>
+              <w:t>Место уже занято</w:t>
+            </w:r>
+          </w:p>
+        </w:tc>
+      </w:tr>
+      <w:tr>
+        <w:trPr>
+          <w:cantSplit/>
+        </w:trPr>
+        <w:tc>
+          <w:tcPr>
+            <w:tcW w:type="dxa" w:w="2551"/>
+            <w:vAlign w:val="center"/>
+            <w:tcMar>
+              <w:top w:w="90" w:type="dxa"/>
+              <w:left w:w="90" w:type="dxa"/>
+              <w:bottom w:w="90" w:type="dxa"/>
+              <w:right w:w="90" w:type="dxa"/>
+            </w:tcMar>
+            <w:shd w:fill="FFFFFF"/>
+          </w:tcPr>
+          <w:p>
+            <w:pPr>
+              <w:spacing w:after="40" w:line="252" w:lineRule="auto"/>
+            </w:pPr>
+            <w:r>
+              <w:rPr>
+                <w:b w:val="0"/>
+                <w:sz w:val="18"/>
+              </w:rPr>
+              <w:t>413</w:t>
+            </w:r>
+          </w:p>
+        </w:tc>
+        <w:tc>
+          <w:tcPr>
+            <w:tcW w:type="dxa" w:w="7087"/>
+            <w:vAlign w:val="center"/>
+            <w:tcMar>
+              <w:top w:w="90" w:type="dxa"/>
+              <w:left w:w="90" w:type="dxa"/>
+              <w:bottom w:w="90" w:type="dxa"/>
+              <w:right w:w="90" w:type="dxa"/>
+            </w:tcMar>
+            <w:shd w:fill="FFFFFF"/>
+          </w:tcPr>
+          <w:p>
+            <w:pPr>
+              <w:spacing w:after="40" w:line="252" w:lineRule="auto"/>
+            </w:pPr>
+            <w:r>
+              <w:rPr>
+                <w:b w:val="0"/>
+                <w:sz w:val="18"/>
+              </w:rPr>
+              <w:t>Тело запроса превышает ограничение</w:t>
             </w:r>
           </w:p>
         </w:tc>
@@ -4541,7 +2062,7 @@
                 <w:b w:val="0"/>
                 <w:sz w:val="18"/>
               </w:rPr>
-              <w:t>База или операция временно недоступна</w:t>
+              <w:t>База временно недоступна</w:t>
             </w:r>
           </w:p>
         </w:tc>
@@ -4554,62 +2075,12 @@
     </w:p>
     <w:p>
       <w:r>
-        <w:t xml:space="preserve">Для SELECT и INSERT используются </w:t>
-      </w:r>
-      <w:r>
-        <w:rPr>
-          <w:rFonts w:ascii="Courier New" w:hAnsi="Courier New"/>
-          <w:sz w:val="18"/>
-        </w:rPr>
-        <w:t>prepare</w:t>
-      </w:r>
-      <w:r>
-        <w:t xml:space="preserve"> и </w:t>
-      </w:r>
-      <w:r>
-        <w:rPr>
-          <w:rFonts w:ascii="Courier New" w:hAnsi="Courier New"/>
-          <w:sz w:val="18"/>
-        </w:rPr>
-        <w:t>.bind(...)</w:t>
-      </w:r>
-      <w:r>
-        <w:t xml:space="preserve">. Значения передаются отдельно от SQL, что защищает именно эти параметры от подстановки SQL-кода. Список вопросительных знаков в </w:t>
-      </w:r>
-      <w:r>
-        <w:rPr>
-          <w:rFonts w:ascii="Courier New" w:hAnsi="Courier New"/>
-          <w:sz w:val="18"/>
-        </w:rPr>
-        <w:t>IN (...)</w:t>
-      </w:r>
-      <w:r>
-        <w:t xml:space="preserve"> создаётся по количеству мест; сами значения всё равно передаются через </w:t>
-      </w:r>
-      <w:r>
-        <w:rPr>
-          <w:rFonts w:ascii="Courier New" w:hAnsi="Courier New"/>
-          <w:sz w:val="18"/>
-        </w:rPr>
-        <w:t>bind</w:t>
-      </w:r>
-      <w:r>
-        <w:t>.</w:t>
+        <w:t>Скрытая кнопка не является защитой. backend/server.ts проверяет каждый запрос к /api/admin/ до изменения данных. Если private ADMIN_API_TOKEN не задан или слишком короткий, управление отключено. Если токен настроен, нужен правильный Authorization: Bearer ... . Сравнение выполняется на сервере; заголовок x-role: ADMIN не даёт доступа.</w:t>
       </w:r>
     </w:p>
     <w:p>
       <w:r>
-        <w:t xml:space="preserve">Не преувеличивай качество проверки: приведение </w:t>
-      </w:r>
-      <w:r>
-        <w:rPr>
-          <w:rFonts w:ascii="Courier New" w:hAnsi="Courier New"/>
-          <w:sz w:val="18"/>
-        </w:rPr>
-        <w:t>as BookingInput</w:t>
-      </w:r>
-      <w:r>
-        <w:t xml:space="preserve"> не защищает от произвольных типов JSON. Некоторые ошибочные типы могут вызвать исключение до общего блока работы с базой. Кроме того, сервер пока не сверяет целиком комбинацию даты, времени и ключа с разрешённым расписанием. Это учебный backend, а не готовая публичная касса.</w:t>
+        <w:t>Токен нельзя помещать в client/Vite-переменную или коммитить. Это простой административный сервисный ключ, а не полноценная авторизация пользователей. Роли из demo-таблицы users не превращаются в HTTP-права сами по себе. Регистрацию и сложный личный кабинет мы не добавляли.</w:t>
       </w:r>
     </w:p>
     <w:p>
@@ -4617,140 +2088,27 @@
         <w:pStyle w:val="Heading1"/>
       </w:pPr>
       <w:r>
-        <w:t>13 База и защита от двойного бронирования</w:t>
+        <w:t>17 Индексы: что объяснять преподавателю</w:t>
       </w:r>
     </w:p>
     <w:p>
       <w:r>
-        <w:t xml:space="preserve">В базе две основные таблицы. </w:t>
-      </w:r>
-      <w:r>
-        <w:rPr>
-          <w:rFonts w:ascii="Courier New" w:hAnsi="Courier New"/>
-          <w:sz w:val="18"/>
-        </w:rPr>
-        <w:t>bookings</w:t>
-      </w:r>
-      <w:r>
-        <w:t xml:space="preserve"> содержит одну запись на заказ: идентификатор, номер брони, имя, email, дату, время, сумму и статус. </w:t>
-      </w:r>
-      <w:r>
-        <w:rPr>
-          <w:rFonts w:ascii="Courier New" w:hAnsi="Courier New"/>
-          <w:sz w:val="18"/>
-        </w:rPr>
-        <w:t>booking_seats</w:t>
-      </w:r>
-      <w:r>
-        <w:t xml:space="preserve"> содержит отдельную запись на каждое место. У брони на три места будет одна запись в первой таблице и три во второй.</w:t>
-      </w:r>
-    </w:p>
-    <w:p>
-      <w:pPr>
-        <w:keepLines/>
-        <w:spacing w:line="240" w:lineRule="auto" w:before="80" w:after="200"/>
-      </w:pPr>
-      <w:r>
-        <w:rPr>
-          <w:rFonts w:ascii="Courier New" w:hAnsi="Courier New"/>
-          <w:sz w:val="17"/>
-        </w:rPr>
-        <w:t>CREATE UNIQUE INDEX booking_seats_showtime_seat_unique</w:t>
-        <w:br/>
-        <w:t>ON booking_seats (showtime_key, seat);</w:t>
+        <w:t>Индекс — дополнительная структура базы, которая может ускорять подходящие поиск, соединение и сортировку ценой дополнительного хранения и обновления при записи. Индекс задаётся через ORM, а не командой из интерфейса. Планировщик может выбрать последовательное чтение на маленькой таблице: это не обязательно ошибка.</w:t>
       </w:r>
     </w:p>
     <w:p>
       <w:r>
-        <w:t>Уникальный индекс запрещает два одинаковых сочетания сеанса и места. Это важнее, чем только предварительный SELECT. Два посетителя могут загрузить свободную схему одновременно; при записи база должна остановить вторую бронь на то же место.</w:t>
+        <w:t>idx_screenings_movie_start(movie_id, starts_at) подходит для поиска сеансов фильма в диапазоне дат. UNIQUE tickets(screening_id, seat_id) одновременно обеспечивает целостность и помогает получить занятые места сеанса. Индексы на tickets.booking_id и tickets.seat_id добавлены для ссылок, у которых не было ведущего индексного столбца.</w:t>
       </w:r>
     </w:p>
     <w:p>
       <w:r>
-        <w:t xml:space="preserve">До записи выполняется проверка конфликтующих мест. Затем </w:t>
-      </w:r>
-      <w:r>
-        <w:rPr>
-          <w:rFonts w:ascii="Courier New" w:hAnsi="Courier New"/>
-          <w:sz w:val="18"/>
-        </w:rPr>
-        <w:t>d1.batch</w:t>
-      </w:r>
-      <w:r>
-        <w:t xml:space="preserve"> объединяет INSERT брони и INSERT выбранных мест. Операции D1 batch выполняются последовательно транзакционно: при ошибке пакет откатывается. Проверка уникальности остаётся необходимой для конкурирующих запросов.</w:t>
+        <w:t>idx_movies_title связан с сортировкой по названию и точным поиском. Обычный B-tree не гарантирует ускорение ILIKE или поиска подстроки. Исходный idx_movies_filters пока относится к будущим фильтрам; не говори, что текущая кнопка «Семейные» использует именно его.</w:t>
       </w:r>
     </w:p>
     <w:p>
       <w:r>
-        <w:t xml:space="preserve">В </w:t>
-      </w:r>
-      <w:r>
-        <w:rPr>
-          <w:rFonts w:ascii="Courier New" w:hAnsi="Courier New"/>
-          <w:sz w:val="18"/>
-        </w:rPr>
-        <w:t>db/index.ts</w:t>
-      </w:r>
-      <w:r>
-        <w:t xml:space="preserve"> функция </w:t>
-      </w:r>
-      <w:r>
-        <w:rPr>
-          <w:rFonts w:ascii="Courier New" w:hAnsi="Courier New"/>
-          <w:sz w:val="18"/>
-        </w:rPr>
-        <w:t>ensureDatabase</w:t>
-      </w:r>
-      <w:r>
-        <w:t xml:space="preserve"> создаёт таблицы и индексы через </w:t>
-      </w:r>
-      <w:r>
-        <w:rPr>
-          <w:rFonts w:ascii="Courier New" w:hAnsi="Courier New"/>
-          <w:sz w:val="18"/>
-        </w:rPr>
-        <w:t>CREATE ... IF NOT EXISTS</w:t>
-      </w:r>
-      <w:r>
-        <w:t xml:space="preserve"> при обращении к данным. Это упрощает локальный запуск без отдельного ручного импорта SQL. Для большого приложения повторную подготовку схемы при каждом запросе обычно заменяют контролируемыми миграциями.</w:t>
-      </w:r>
-    </w:p>
-    <w:p>
-      <w:r/>
-      <w:r>
-        <w:rPr>
-          <w:rFonts w:ascii="Courier New" w:hAnsi="Courier New"/>
-          <w:sz w:val="18"/>
-        </w:rPr>
-        <w:t>db/schema.ts</w:t>
-      </w:r>
-      <w:r>
-        <w:t xml:space="preserve"> описывает те же сущности через Drizzle. Но обработчик бронирования сейчас работает напрямую с D1 через SQL; он не вызывает </w:t>
-      </w:r>
-      <w:r>
-        <w:rPr>
-          <w:rFonts w:ascii="Courier New" w:hAnsi="Courier New"/>
-          <w:sz w:val="18"/>
-        </w:rPr>
-        <w:t>getDb()</w:t>
-      </w:r>
-      <w:r>
-        <w:t>. Если преподаватель спросит «где ORM», покажи описание схемы и поясни, что в основных запросах использован прямой SQL.</w:t>
-      </w:r>
-    </w:p>
-    <w:p>
-      <w:r>
-        <w:t xml:space="preserve">Цена хранится в </w:t>
-      </w:r>
-      <w:r>
-        <w:rPr>
-          <w:rFonts w:ascii="Courier New" w:hAnsi="Courier New"/>
-          <w:sz w:val="18"/>
-        </w:rPr>
-        <w:t>total_cents</w:t>
-      </w:r>
-      <w:r>
-        <w:t xml:space="preserve"> целым числом. Умножение 7 евро на два места даёт 1400 центов на сервере. В базе отсутствует таблица пользователей, потому что бронь гостевая. Email не является подтверждённой личностью посетителя.</w:t>
+        <w:t>В исходнике idx_screenings_hall_start дублирует уникальный индекс на той же паре hall_id, starts_at. Он сохранён для понятного сравнения, а избыточность отмечена в README. Решение удалить его можно принять после проверки планов. Нельзя обещать ускорение в три раза, если такого замера в нашем проекте не было.</w:t>
       </w:r>
     </w:p>
     <w:p>
@@ -4758,191 +2116,22 @@
         <w:pStyle w:val="Heading1"/>
       </w:pPr>
       <w:r>
-        <w:t>14 Даты язык стили и дополнительные маршруты</w:t>
-      </w:r>
-    </w:p>
-    <w:p>
-      <w:r/>
-      <w:r>
-        <w:rPr>
-          <w:rFonts w:ascii="Courier New" w:hAnsi="Courier New"/>
-          <w:sz w:val="18"/>
-        </w:rPr>
-        <w:t>getShowDates</w:t>
-      </w:r>
-      <w:r>
-        <w:t xml:space="preserve"> находится в </w:t>
-      </w:r>
-      <w:r>
-        <w:rPr>
-          <w:rFonts w:ascii="Courier New" w:hAnsi="Courier New"/>
-          <w:sz w:val="18"/>
-        </w:rPr>
-        <w:t>lib/show-dates.ts</w:t>
-      </w:r>
-      <w:r>
-        <w:t xml:space="preserve">. Функция берёт текущий календарный день в часовом поясе Europe/Tallinn и создаёт семь записей. У каждой есть отображаемые </w:t>
-      </w:r>
-      <w:r>
-        <w:rPr>
-          <w:rFonts w:ascii="Courier New" w:hAnsi="Courier New"/>
-          <w:sz w:val="18"/>
-        </w:rPr>
-        <w:t>day</w:t>
-      </w:r>
-      <w:r>
-        <w:t xml:space="preserve"> и </w:t>
-      </w:r>
-      <w:r>
-        <w:rPr>
-          <w:rFonts w:ascii="Courier New" w:hAnsi="Courier New"/>
-          <w:sz w:val="18"/>
-        </w:rPr>
-        <w:t>date</w:t>
-      </w:r>
-      <w:r>
-        <w:t xml:space="preserve">, а также технический </w:t>
-      </w:r>
-      <w:r>
-        <w:rPr>
-          <w:rFonts w:ascii="Courier New" w:hAnsi="Courier New"/>
-          <w:sz w:val="18"/>
-        </w:rPr>
-        <w:t>key</w:t>
-      </w:r>
-      <w:r>
-        <w:t xml:space="preserve"> вида </w:t>
-      </w:r>
-      <w:r>
-        <w:rPr>
-          <w:rFonts w:ascii="Courier New" w:hAnsi="Courier New"/>
-          <w:sz w:val="18"/>
-        </w:rPr>
-        <w:t>2026-10-27</w:t>
-      </w:r>
-      <w:r>
-        <w:t>. Перевод названия дня не меняет ключ бронирования.</w:t>
+        <w:t>18 Кеширование: план вместо выдуманной реализации</w:t>
       </w:r>
     </w:p>
     <w:p>
       <w:r>
-        <w:t xml:space="preserve">Вычисление через </w:t>
-      </w:r>
-      <w:r>
-        <w:rPr>
-          <w:rFonts w:ascii="Courier New" w:hAnsi="Courier New"/>
-          <w:sz w:val="18"/>
-        </w:rPr>
-        <w:t>Date.UTC</w:t>
-      </w:r>
-      <w:r>
-        <w:t xml:space="preserve"> использует полдень, чтобы избежать случайного перехода даты из-за часового пояса при форматировании. Проверять нужно не только обычный день, но и границу месяца и момент, когда в Таллинне уже наступили следующие сутки.</w:t>
+        <w:t>В текущем backend нет Redis и общего кеша; ответы отправляются с no-store. По присланному заданию реализация Redis дополнительная, а описание TTL и сброса обязательное. План находится в README.</w:t>
       </w:r>
     </w:p>
     <w:p>
       <w:r>
-        <w:t xml:space="preserve">Язык сохраняется в </w:t>
-      </w:r>
-      <w:r>
-        <w:rPr>
-          <w:rFonts w:ascii="Courier New" w:hAnsi="Courier New"/>
-          <w:sz w:val="18"/>
-        </w:rPr>
-        <w:t>localStorage</w:t>
-      </w:r>
-      <w:r>
-        <w:t xml:space="preserve"> под ключом </w:t>
-      </w:r>
-      <w:r>
-        <w:rPr>
-          <w:rFonts w:ascii="Courier New" w:hAnsi="Courier New"/>
-          <w:sz w:val="18"/>
-        </w:rPr>
-        <w:t>lumen-locale</w:t>
-      </w:r>
-      <w:r>
-        <w:t xml:space="preserve">. Там хранится только настройка интерфейса, а не бронь. Второй </w:t>
-      </w:r>
-      <w:r>
-        <w:rPr>
-          <w:rFonts w:ascii="Courier New" w:hAnsi="Courier New"/>
-          <w:sz w:val="18"/>
-        </w:rPr>
-        <w:t>useEffect</w:t>
-      </w:r>
-      <w:r>
-        <w:t xml:space="preserve"> обновляет </w:t>
-      </w:r>
-      <w:r>
-        <w:rPr>
-          <w:rFonts w:ascii="Courier New" w:hAnsi="Courier New"/>
-          <w:sz w:val="18"/>
-        </w:rPr>
-        <w:t>document.documentElement.lang</w:t>
-      </w:r>
-      <w:r>
-        <w:t xml:space="preserve"> и сохраняет выбранное значение. При открытии страницы первое состояние английское, затем читается сохранённая настройка. Для реального приложения такую инициализацию можно дополнительно улучшить.</w:t>
+        <w:t>Каталог на дату с фильтрами можно кешировать на 60 секунд, включая дату, запрос и жанр в ключ. Сброс нужен после изменения фильма, расписания или цены. Описание кинотеатра можно кешировать на час и сбрасывать при изменении адреса, текста или схемы зала.</w:t>
       </w:r>
     </w:p>
     <w:p>
       <w:r>
-        <w:t xml:space="preserve">В </w:t>
-      </w:r>
-      <w:r>
-        <w:rPr>
-          <w:rFonts w:ascii="Courier New" w:hAnsi="Courier New"/>
-          <w:sz w:val="18"/>
-        </w:rPr>
-        <w:t>app/globals.css</w:t>
-      </w:r>
-      <w:r>
-        <w:t xml:space="preserve"> заданы общие цвета, сетка карточек и media queries. При уменьшении ширины число колонок становится меньше. В белой форме свои правила переопределяют тёмную тему. Глобальные правила отключают CSS-анимации и переходы; переключение экрана происходит сразу.</w:t>
-      </w:r>
-    </w:p>
-    <w:p>
-      <w:r/>
-      <w:r>
-        <w:rPr>
-          <w:rFonts w:ascii="Courier New" w:hAnsi="Courier New"/>
-          <w:sz w:val="18"/>
-        </w:rPr>
-        <w:t>GET /api/health</w:t>
-      </w:r>
-      <w:r>
-        <w:t xml:space="preserve"> выполняет простой запрос к базе и возвращает </w:t>
-      </w:r>
-      <w:r>
-        <w:rPr>
-          <w:rFonts w:ascii="Courier New" w:hAnsi="Courier New"/>
-          <w:sz w:val="18"/>
-        </w:rPr>
-        <w:t>database: connected</w:t>
-      </w:r>
-      <w:r>
-        <w:t xml:space="preserve"> либо ошибку 503. Это проверка доступности, а не мониторинг всех функций.</w:t>
-      </w:r>
-    </w:p>
-    <w:p>
-      <w:r/>
-      <w:r>
-        <w:rPr>
-          <w:rFonts w:ascii="Courier New" w:hAnsi="Courier New"/>
-          <w:sz w:val="18"/>
-        </w:rPr>
-        <w:t>GET /api/catalog</w:t>
-      </w:r>
-      <w:r>
-        <w:t xml:space="preserve"> формирует дополнительный JSON со списком фильмов и сеансов. В текущем коде у него осталась фиксированная дата по умолчанию и иной формат </w:t>
-      </w:r>
-      <w:r>
-        <w:rPr>
-          <w:rFonts w:ascii="Courier New" w:hAnsi="Courier New"/>
-          <w:sz w:val="18"/>
-        </w:rPr>
-        <w:t>showtimeKey</w:t>
-      </w:r>
-      <w:r>
-        <w:t>, чем у страницы. Главная его не использует. Это конкретная задача на согласование API, которую можно назвать при обсуждении дальнейших улучшений.</w:t>
+        <w:t>Занятость мест сейчас не кешируется: её читают из базы, а при записи действует уникальное ограничение. Если позднее в каталог добавить количество свободных мест, бронь и отмена должны сбрасывать также соответствующий кеш каталога. Инвалидация должна происходить после успешной транзакции. Имена и email не должны попадать в общий кеш.</w:t>
       </w:r>
     </w:p>
     <w:p>
@@ -4950,187 +2139,22 @@
         <w:pStyle w:val="Heading1"/>
       </w:pPr>
       <w:r>
-        <w:t>15 Что открыть и сказать на защите</w:t>
+        <w:t>19 Jira, GitHub, Teams и история изменений</w:t>
       </w:r>
     </w:p>
     <w:p>
       <w:r>
-        <w:t xml:space="preserve">Открывай код только после короткого показа сайта. Для уверенного ответа достаточно последовательно показать пять мест: </w:t>
-      </w:r>
-      <w:r>
-        <w:rPr>
-          <w:rFonts w:ascii="Courier New" w:hAnsi="Courier New"/>
-          <w:sz w:val="18"/>
-        </w:rPr>
-        <w:t>movies</w:t>
-      </w:r>
-      <w:r>
-        <w:t xml:space="preserve">, </w:t>
-      </w:r>
-      <w:r>
-        <w:rPr>
-          <w:rFonts w:ascii="Courier New" w:hAnsi="Courier New"/>
-          <w:sz w:val="18"/>
-        </w:rPr>
-        <w:t>visibleMovies</w:t>
-      </w:r>
-      <w:r>
-        <w:t xml:space="preserve">, </w:t>
-      </w:r>
-      <w:r>
-        <w:rPr>
-          <w:rFonts w:ascii="Courier New" w:hAnsi="Courier New"/>
-          <w:sz w:val="18"/>
-        </w:rPr>
-        <w:t>toggleSeat</w:t>
-      </w:r>
-      <w:r>
-        <w:t xml:space="preserve">, </w:t>
-      </w:r>
-      <w:r>
-        <w:rPr>
-          <w:rFonts w:ascii="Courier New" w:hAnsi="Courier New"/>
-          <w:sz w:val="18"/>
-        </w:rPr>
-        <w:t>submitBooking</w:t>
-      </w:r>
-      <w:r>
-        <w:t xml:space="preserve"> и </w:t>
-      </w:r>
-      <w:r>
-        <w:rPr>
-          <w:rFonts w:ascii="Courier New" w:hAnsi="Courier New"/>
-          <w:sz w:val="18"/>
-        </w:rPr>
-        <w:t>POST</w:t>
-      </w:r>
-      <w:r>
-        <w:t xml:space="preserve"> вместе с уникальным индексом.</w:t>
-      </w:r>
-    </w:p>
-    <w:p>
-      <w:pPr>
-        <w:pStyle w:val="ListNumber"/>
-      </w:pPr>
-      <w:r>
-        <w:t>В каталоге покажи объект Batman и объясни, как добавить фильм без копирования всей разметки.</w:t>
-      </w:r>
-    </w:p>
-    <w:p>
-      <w:pPr>
-        <w:pStyle w:val="ListNumber"/>
-      </w:pPr>
-      <w:r>
-        <w:t xml:space="preserve">В странице покажи </w:t>
-      </w:r>
-      <w:r>
-        <w:rPr>
-          <w:rFonts w:ascii="Courier New" w:hAnsi="Courier New"/>
-          <w:sz w:val="18"/>
-        </w:rPr>
-        <w:t>filter</w:t>
-      </w:r>
-      <w:r>
-        <w:t xml:space="preserve"> и </w:t>
-      </w:r>
-      <w:r>
-        <w:rPr>
-          <w:rFonts w:ascii="Courier New" w:hAnsi="Courier New"/>
-          <w:sz w:val="18"/>
-        </w:rPr>
-        <w:t>map</w:t>
-      </w:r>
-      <w:r>
-        <w:t>: сначала выбираем данные, затем рисуем карточки.</w:t>
-      </w:r>
-    </w:p>
-    <w:p>
-      <w:pPr>
-        <w:pStyle w:val="ListNumber"/>
-      </w:pPr>
-      <w:r>
-        <w:t xml:space="preserve">В </w:t>
-      </w:r>
-      <w:r>
-        <w:rPr>
-          <w:rFonts w:ascii="Courier New" w:hAnsi="Courier New"/>
-          <w:sz w:val="18"/>
-        </w:rPr>
-        <w:t>toggleSeat</w:t>
-      </w:r>
-      <w:r>
-        <w:t xml:space="preserve"> объясни, почему каждый клик создаёт новый массив.</w:t>
-      </w:r>
-    </w:p>
-    <w:p>
-      <w:pPr>
-        <w:pStyle w:val="ListNumber"/>
-      </w:pPr>
-      <w:r>
-        <w:t xml:space="preserve">В </w:t>
-      </w:r>
-      <w:r>
-        <w:rPr>
-          <w:rFonts w:ascii="Courier New" w:hAnsi="Courier New"/>
-          <w:sz w:val="18"/>
-        </w:rPr>
-        <w:t>submitBooking</w:t>
-      </w:r>
-      <w:r>
-        <w:t xml:space="preserve"> покажи </w:t>
-      </w:r>
-      <w:r>
-        <w:rPr>
-          <w:rFonts w:ascii="Courier New" w:hAnsi="Courier New"/>
-          <w:sz w:val="18"/>
-        </w:rPr>
-        <w:t>FormData</w:t>
-      </w:r>
-      <w:r>
-        <w:t xml:space="preserve">, </w:t>
-      </w:r>
-      <w:r>
-        <w:rPr>
-          <w:rFonts w:ascii="Courier New" w:hAnsi="Courier New"/>
-          <w:sz w:val="18"/>
-        </w:rPr>
-        <w:t>fetch</w:t>
-      </w:r>
-      <w:r>
-        <w:t xml:space="preserve"> и переход к успеху.</w:t>
-      </w:r>
-    </w:p>
-    <w:p>
-      <w:pPr>
-        <w:pStyle w:val="ListNumber"/>
-      </w:pPr>
-      <w:r>
-        <w:t>В серверном файле покажи проверки, расчёт цены и запись. Затем покажи уникальный индекс, который ограничивает место в пределах сеанса.</w:t>
+        <w:t>Jira хранит задачи и договорённости команды, GitHub — код, коммиты и review issues, Teams — сдачу ссылки каждым студентом. Это может быть один общий проект, но автоматическая интеграция не возникает из похожих названий. В двух присланных заданиях по базам Jira прямо не указана.</w:t>
       </w:r>
     </w:p>
     <w:p>
       <w:r>
-        <w:t>Пример короткого объяснения: «Выбор мест пока находится в состоянии React. Когда форма подтверждена, браузер отправляет JSON серверу. Сервер проверяет имя, email, места и цену, затем сохраняет бронь. Поэтому обновление страницы после подтверждения не освобождает место».</w:t>
+        <w:t>docs/jira-backlog.csv содержит заготовки задач для импорта. Они не созданы на вашей доске и не назначены выдуманным участникам. Когда есть настоящая задача и настроенная интеграция, её реальный ключ добавляют в ветку, коммит или PR. Текущую доску и требования отдельного предмета по Jira мы не видели.</w:t>
       </w:r>
     </w:p>
     <w:p>
       <w:r>
-        <w:t xml:space="preserve">Не приписывай себе непонятую часть библиотеки. Если спросят про базовый диалог, можно сказать: «Мы используем готовый компонент для открытия, закрытия и фокуса; наш код управляет тем, какие данные и какой шаг показываются внутри». После этого покажи </w:t>
-      </w:r>
-      <w:r>
-        <w:rPr>
-          <w:rFonts w:ascii="Courier New" w:hAnsi="Courier New"/>
-          <w:sz w:val="18"/>
-        </w:rPr>
-        <w:t>bookingStep</w:t>
-      </w:r>
-      <w:r>
-        <w:t>, а не пытайся объяснять внутренности Base UI наугад.</w:t>
-      </w:r>
-    </w:p>
-    <w:p>
-      <w:r>
-        <w:t>Если не знаешь точный ответ, лучше показать нужный файл и рассуждать по коду. Например: «Проверю обработчик POST: именно он отвечает за сохранение». Уверенность на защите строится на понимании пути данных, а не на количестве английских терминов.</w:t>
+        <w:t>В текущем GitHub-репозитории issues на момент проверки не было. Это не означает, что преподаватель не оставил замечаний в другом репозитории. Для каждого настоящего issue нужно проверить проблему, сделать исправление либо объяснить отсутствие проблемы и только затем закрывать.</w:t>
       </w:r>
     </w:p>
     <w:p>
@@ -5138,470 +2162,12 @@
         <w:pStyle w:val="Heading1"/>
       </w:pPr>
       <w:r>
-        <w:t>16 Вопросы преподавателя и короткие ответы</w:t>
-      </w:r>
-    </w:p>
-    <w:p>
-      <w:pPr>
-        <w:pStyle w:val="Heading2"/>
-      </w:pPr>
-      <w:r>
-        <w:t>Где хранится список фильмов</w:t>
+        <w:t>20 Как подготовиться и показать за 15 минут</w:t>
       </w:r>
     </w:p>
     <w:p>
       <w:r>
-        <w:t xml:space="preserve">В массиве </w:t>
-      </w:r>
-      <w:r>
-        <w:rPr>
-          <w:rFonts w:ascii="Courier New" w:hAnsi="Courier New"/>
-          <w:sz w:val="18"/>
-        </w:rPr>
-        <w:t>movies</w:t>
-      </w:r>
-      <w:r>
-        <w:t xml:space="preserve"> файла </w:t>
-      </w:r>
-      <w:r>
-        <w:rPr>
-          <w:rFonts w:ascii="Courier New" w:hAnsi="Courier New"/>
-          <w:sz w:val="18"/>
-        </w:rPr>
-        <w:t>lib/catalog.ts</w:t>
-      </w:r>
-      <w:r>
-        <w:t>. Это исходные данные проекта, не таблица фильмов в базе. База нужна для бронирований и занятых мест.</w:t>
-      </w:r>
-    </w:p>
-    <w:p>
-      <w:pPr>
-        <w:pStyle w:val="Heading2"/>
-      </w:pPr>
-      <w:r>
-        <w:t>Почему используется TypeScript</w:t>
-      </w:r>
-    </w:p>
-    <w:p>
-      <w:r>
-        <w:t xml:space="preserve">Он помогает проверять форму данных и допустимые значения во время разработки. Например, язык ограничен </w:t>
-      </w:r>
-      <w:r>
-        <w:rPr>
-          <w:rFonts w:ascii="Courier New" w:hAnsi="Courier New"/>
-          <w:sz w:val="18"/>
-        </w:rPr>
-        <w:t>en</w:t>
-      </w:r>
-      <w:r>
-        <w:t xml:space="preserve">, </w:t>
-      </w:r>
-      <w:r>
-        <w:rPr>
-          <w:rFonts w:ascii="Courier New" w:hAnsi="Courier New"/>
-          <w:sz w:val="18"/>
-        </w:rPr>
-        <w:t>ru</w:t>
-      </w:r>
-      <w:r>
-        <w:t xml:space="preserve">, </w:t>
-      </w:r>
-      <w:r>
-        <w:rPr>
-          <w:rFonts w:ascii="Courier New" w:hAnsi="Courier New"/>
-          <w:sz w:val="18"/>
-        </w:rPr>
-        <w:t>et</w:t>
-      </w:r>
-      <w:r>
-        <w:t>. Он не заменяет проверку HTTP-запроса на сервере.</w:t>
-      </w:r>
-    </w:p>
-    <w:p>
-      <w:pPr>
-        <w:pStyle w:val="Heading2"/>
-      </w:pPr>
-      <w:r>
-        <w:t>Что произойдёт при обновлении страницы</w:t>
-      </w:r>
-    </w:p>
-    <w:p>
-      <w:r>
-        <w:t xml:space="preserve">Текущий выбор мест и шаг формы могут сброситься, поскольку это состояние React. Уже созданная бронь останется в локальной базе. Выбранный язык сохраняется отдельно в </w:t>
-      </w:r>
-      <w:r>
-        <w:rPr>
-          <w:rFonts w:ascii="Courier New" w:hAnsi="Courier New"/>
-          <w:sz w:val="18"/>
-        </w:rPr>
-        <w:t>localStorage</w:t>
-      </w:r>
-      <w:r>
-        <w:t>.</w:t>
-      </w:r>
-    </w:p>
-    <w:p>
-      <w:pPr>
-        <w:pStyle w:val="Heading2"/>
-      </w:pPr>
-      <w:r>
-        <w:t>Можно ли купить настоящий билет</w:t>
-      </w:r>
-    </w:p>
-    <w:p>
-      <w:r>
-        <w:t>Нет. Это демонстрационное бронирование без оплаты. Постеры настоящих фильмов не означают реальное расписание кинотеатра.</w:t>
-      </w:r>
-    </w:p>
-    <w:p>
-      <w:pPr>
-        <w:pStyle w:val="Heading2"/>
-      </w:pPr>
-      <w:r>
-        <w:t>Почему email не означает регистрацию</w:t>
-      </w:r>
-    </w:p>
-    <w:p>
-      <w:r>
-        <w:t>Поле записывается в контактные данные конкретной брони. Нет пароля, подтверждения почты, сессии пользователя и таблицы аккаунтов.</w:t>
-      </w:r>
-    </w:p>
-    <w:p>
-      <w:pPr>
-        <w:pStyle w:val="Heading2"/>
-      </w:pPr>
-      <w:r>
-        <w:t>Как обрабатываются два человека на одном месте</w:t>
-      </w:r>
-    </w:p>
-    <w:p>
-      <w:r>
-        <w:t xml:space="preserve">Есть предварительная проверка и уникальный индекс на </w:t>
-      </w:r>
-      <w:r>
-        <w:rPr>
-          <w:rFonts w:ascii="Courier New" w:hAnsi="Courier New"/>
-          <w:sz w:val="18"/>
-        </w:rPr>
-        <w:t>(showtime_key, seat)</w:t>
-      </w:r>
-      <w:r>
-        <w:t>. Даже если два человека увидели свободное место одновременно, вторая конфликтующая запись не должна пройти.</w:t>
-      </w:r>
-    </w:p>
-    <w:p>
-      <w:pPr>
-        <w:pStyle w:val="Heading2"/>
-      </w:pPr>
-      <w:r>
-        <w:t>Откуда берётся итоговая сумма</w:t>
-      </w:r>
-    </w:p>
-    <w:p>
-      <w:r>
-        <w:t>В браузере она показывается по цене фильма и числу выбранных мест. При сохранении сервер снова находит цену в каталоге и считает сумму в центах.</w:t>
-      </w:r>
-    </w:p>
-    <w:p>
-      <w:pPr>
-        <w:pStyle w:val="Heading2"/>
-      </w:pPr>
-      <w:r>
-        <w:t>Что будет если база недоступна</w:t>
-      </w:r>
-    </w:p>
-    <w:p>
-      <w:r>
-        <w:t>Сервер возвращает ошибку, интерфейс показывает сообщение. Это не успешная бронь. Надёжную повторную отправку и более подробную диагностику ещё можно доработать.</w:t>
-      </w:r>
-    </w:p>
-    <w:p>
-      <w:pPr>
-        <w:pStyle w:val="Heading2"/>
-      </w:pPr>
-      <w:r>
-        <w:t>Какие части проекта пока незакончены</w:t>
-      </w:r>
-    </w:p>
-    <w:p>
-      <w:r>
-        <w:t>Нет оплаты, писем, отмены брони, интерфейса администратора и полноценного управления сеансами. Обработка некоторых ошибок и согласование дополнительного API каталога требуют улучшения.</w:t>
-      </w:r>
-    </w:p>
-    <w:p>
-      <w:pPr>
-        <w:pStyle w:val="Heading2"/>
-      </w:pPr>
-      <w:r>
-        <w:t>Почему несколько операций на сервере</w:t>
-      </w:r>
-    </w:p>
-    <w:p>
-      <w:r>
-        <w:t>Нужно записать сам заказ и все его места. Если сохранить только заказ без мест, другие посетители увидят их свободными. Поэтому INSERT объединены в один пакет.</w:t>
-      </w:r>
-    </w:p>
-    <w:p>
-      <w:pPr>
-        <w:pStyle w:val="Heading2"/>
-      </w:pPr>
-      <w:r>
-        <w:t>Что такое компонент и состояние</w:t>
-      </w:r>
-    </w:p>
-    <w:p>
-      <w:r>
-        <w:t xml:space="preserve">Компонент — функция с JSX. Состояние — изменяемые данные, которые влияют на интерфейс. Например, смена </w:t>
-      </w:r>
-      <w:r>
-        <w:rPr>
-          <w:rFonts w:ascii="Courier New" w:hAnsi="Courier New"/>
-          <w:sz w:val="18"/>
-        </w:rPr>
-        <w:t>activeGenre</w:t>
-      </w:r>
-      <w:r>
-        <w:t xml:space="preserve"> приводит к новому списку карточек.</w:t>
-      </w:r>
-    </w:p>
-    <w:p>
-      <w:pPr>
-        <w:pStyle w:val="Heading2"/>
-      </w:pPr>
-      <w:r>
-        <w:t>Что означает await</w:t>
-      </w:r>
-    </w:p>
-    <w:p>
-      <w:r>
-        <w:t>Функция ждёт завершения асинхронной операции, например ответа HTTP. Это не замораживает весь браузер. Состояния загрузки позволяют объяснить пользователю, что запрос ещё выполняется.</w:t>
-      </w:r>
-    </w:p>
-    <w:p>
-      <w:pPr>
-        <w:pStyle w:val="Heading2"/>
-      </w:pPr>
-      <w:r>
-        <w:t>Зачем нужны ключи у карточек</w:t>
-      </w:r>
-    </w:p>
-    <w:p>
-      <w:r/>
-      <w:r>
-        <w:rPr>
-          <w:rFonts w:ascii="Courier New" w:hAnsi="Courier New"/>
-          <w:sz w:val="18"/>
-        </w:rPr>
-        <w:t>key={movie.id}</w:t>
-      </w:r>
-      <w:r>
-        <w:t xml:space="preserve"> помогает React сопоставлять элементы при фильтрации. Индекс массива хуже подходит, когда список меняет порядок или состав.</w:t>
-      </w:r>
-    </w:p>
-    <w:p>
-      <w:pPr>
-        <w:pStyle w:val="Heading2"/>
-      </w:pPr>
-      <w:r>
-        <w:t>Можно ли обойти проверки браузера</w:t>
-      </w:r>
-    </w:p>
-    <w:p>
-      <w:r>
-        <w:t>Да, HTTP-запрос можно отправить напрямую. Поэтому сервер проверяет основные данные повторно. В учебной версии проверки типов входного JSON ещё не полностью защищены от произвольного запроса.</w:t>
-      </w:r>
-    </w:p>
-    <w:p>
-      <w:pPr>
-        <w:pStyle w:val="Heading2"/>
-      </w:pPr>
-      <w:r>
-        <w:t>Что означают коммиты</w:t>
-      </w:r>
-    </w:p>
-    <w:p>
-      <w:r>
-        <w:t>Они показывают сохранённые тематические наборы файлов и последующие изменения. При переносе уже готовой локальной версии их порядок не доказывает первоначальные сроки разработки. Объясняй содержимое конкретного коммита, если об этом спрашивают.</w:t>
-      </w:r>
-    </w:p>
-    <w:p>
-      <w:pPr>
-        <w:pStyle w:val="Heading1"/>
-      </w:pPr>
-      <w:r>
-        <w:t>17 План подготовки и упражнения</w:t>
-      </w:r>
-    </w:p>
-    <w:p>
-      <w:r>
-        <w:t xml:space="preserve">За два часа сначала разберись с основным сценарием, затем переходи к деталям. Рекомендуемый порядок: 20 минут на пользовательский путь и каталог, 25 минут на </w:t>
-      </w:r>
-      <w:r>
-        <w:rPr>
-          <w:rFonts w:ascii="Courier New" w:hAnsi="Courier New"/>
-          <w:sz w:val="18"/>
-        </w:rPr>
-        <w:t>useState</w:t>
-      </w:r>
-      <w:r>
-        <w:t xml:space="preserve">, </w:t>
-      </w:r>
-      <w:r>
-        <w:rPr>
-          <w:rFonts w:ascii="Courier New" w:hAnsi="Courier New"/>
-          <w:sz w:val="18"/>
-        </w:rPr>
-        <w:t>filter</w:t>
-      </w:r>
-      <w:r>
-        <w:t xml:space="preserve"> и </w:t>
-      </w:r>
-      <w:r>
-        <w:rPr>
-          <w:rFonts w:ascii="Courier New" w:hAnsi="Courier New"/>
-          <w:sz w:val="18"/>
-        </w:rPr>
-        <w:t>map</w:t>
-      </w:r>
-      <w:r>
-        <w:t xml:space="preserve">, 25 минут на </w:t>
-      </w:r>
-      <w:r>
-        <w:rPr>
-          <w:rFonts w:ascii="Courier New" w:hAnsi="Courier New"/>
-          <w:sz w:val="18"/>
-        </w:rPr>
-        <w:t>toggleSeat</w:t>
-      </w:r>
-      <w:r>
-        <w:t xml:space="preserve"> и </w:t>
-      </w:r>
-      <w:r>
-        <w:rPr>
-          <w:rFonts w:ascii="Courier New" w:hAnsi="Courier New"/>
-          <w:sz w:val="18"/>
-        </w:rPr>
-        <w:t>submitBooking</w:t>
-      </w:r>
-      <w:r>
-        <w:t>, 30 минут на POST и базу, 20 минут на самостоятельный прогон без подсказок.</w:t>
-      </w:r>
-    </w:p>
-    <w:p>
-      <w:r>
-        <w:t>Если есть ещё вечер, выполни небольшие изменения самостоятельно в отдельной ветке: поменяй время одного сеанса, добавь объект фильма, измени подпись кнопки на трёх языках, объясни ошибку 409. После каждого изменения проверь сайт. Не меняй перед защитой всё сразу.</w:t>
-      </w:r>
-    </w:p>
-    <w:p>
-      <w:pPr>
-        <w:pStyle w:val="ListBullet"/>
-      </w:pPr>
-      <w:r>
-        <w:t>Без подсказки назови файл с фильмами и функцию расчёта серверной цены.</w:t>
-      </w:r>
-    </w:p>
-    <w:p>
-      <w:pPr>
-        <w:pStyle w:val="ListBullet"/>
-      </w:pPr>
-      <w:r>
-        <w:t xml:space="preserve">Объясни отличие </w:t>
-      </w:r>
-      <w:r>
-        <w:rPr>
-          <w:rFonts w:ascii="Courier New" w:hAnsi="Courier New"/>
-          <w:sz w:val="18"/>
-        </w:rPr>
-        <w:t>bookingMovie</w:t>
-      </w:r>
-      <w:r>
-        <w:t xml:space="preserve">, </w:t>
-      </w:r>
-      <w:r>
-        <w:rPr>
-          <w:rFonts w:ascii="Courier New" w:hAnsi="Courier New"/>
-          <w:sz w:val="18"/>
-        </w:rPr>
-        <w:t>selectedSeats</w:t>
-      </w:r>
-      <w:r>
-        <w:t xml:space="preserve"> и </w:t>
-      </w:r>
-      <w:r>
-        <w:rPr>
-          <w:rFonts w:ascii="Courier New" w:hAnsi="Courier New"/>
-          <w:sz w:val="18"/>
-        </w:rPr>
-        <w:t>confirmationId</w:t>
-      </w:r>
-      <w:r>
-        <w:t>.</w:t>
-      </w:r>
-    </w:p>
-    <w:p>
-      <w:pPr>
-        <w:pStyle w:val="ListBullet"/>
-      </w:pPr>
-      <w:r>
-        <w:t>Проследи один запрос в Network и назови метод, URL, JSON и статус.</w:t>
-      </w:r>
-    </w:p>
-    <w:p>
-      <w:pPr>
-        <w:pStyle w:val="ListBullet"/>
-      </w:pPr>
-      <w:r>
-        <w:t>Покажи, где проверяется email в браузере и где на сервере.</w:t>
-      </w:r>
-    </w:p>
-    <w:p>
-      <w:pPr>
-        <w:pStyle w:val="ListBullet"/>
-      </w:pPr>
-      <w:r>
-        <w:t>Найди уникальный индекс и объясни, почему одного SELECT недостаточно.</w:t>
-      </w:r>
-    </w:p>
-    <w:p>
-      <w:pPr>
-        <w:pStyle w:val="ListBullet"/>
-      </w:pPr>
-      <w:r>
-        <w:t>Покажи, почему занятость A1 зависит от даты и времени сеанса.</w:t>
-      </w:r>
-    </w:p>
-    <w:p>
-      <w:pPr>
-        <w:pStyle w:val="ListBullet"/>
-      </w:pPr>
-      <w:r>
-        <w:t>Найди CSS белой формы и измени её отступ на пару пикселей.</w:t>
-      </w:r>
-    </w:p>
-    <w:p>
-      <w:pPr>
-        <w:pStyle w:val="ListBullet"/>
-      </w:pPr>
-      <w:r>
-        <w:t>Объясни разницу между placeholder Timo Triisa и введённым именем.</w:t>
-      </w:r>
-    </w:p>
-    <w:p>
-      <w:r>
-        <w:t>Самопроверка считается пройденной, если ты можешь объяснить действие, указать соответствующую функцию и предсказать результат небольшого изменения. Если получается только повторить фразу из документа, вернись к коду и проверь её в браузере.</w:t>
-      </w:r>
-    </w:p>
-    <w:p>
-      <w:r>
-        <w:t>Перед встречей не обновляй все зависимости и не меняй структуру приложения. Достаточно запустить проверенную версию, сделать тестовую бронь и подготовить свободный сеанс для показа.</w:t>
-      </w:r>
-    </w:p>
-    <w:p>
-      <w:pPr>
-        <w:pStyle w:val="Heading1"/>
-      </w:pPr>
-      <w:r>
-        <w:t>18 Встреча с клиентом за пятнадцать минут</w:t>
+        <w:t>За первые 20 минут подготовки открой сайт и пройди гостевую бронь. Следующие 25 минут изучай схему: films, halls, seats, screenings, bookings, tickets. Затем 25 минут проследи openBooking и submitBooking в hook, ещё 30 минут — createBooking, transaction, unique и requireAdmin. Последние 20 минут посвяти seeder, indexes, cache и самостоятельному объяснению без чтения документа.</w:t>
       </w:r>
     </w:p>
     <w:tbl>
@@ -5649,7 +2215,7 @@
                 <w:b/>
                 <w:sz w:val="18"/>
               </w:rPr>
-              <w:t>Время</w:t>
+              <w:t>Время показа</w:t>
             </w:r>
           </w:p>
         </w:tc>
@@ -5674,7 +2240,7 @@
                 <w:b/>
                 <w:sz w:val="18"/>
               </w:rPr>
-              <w:t>Что показать или обсудить</w:t>
+              <w:t>Действие</w:t>
             </w:r>
           </w:p>
         </w:tc>
@@ -5729,7 +2295,7 @@
                 <w:b w:val="0"/>
                 <w:sz w:val="18"/>
               </w:rPr>
-              <w:t>Задача посетителя и границы прототипа</w:t>
+              <w:t>Объяснить задачу посетителя и границы demo</w:t>
             </w:r>
           </w:p>
         </w:tc>
@@ -5784,7 +2350,7 @@
                 <w:b w:val="0"/>
                 <w:sz w:val="18"/>
               </w:rPr>
-              <w:t>Фильтр, фильм, сеанс, места, сумма и белая форма</w:t>
+              <w:t>Фильм, дата, сеанс, места, сумма и белая форма</w:t>
             </w:r>
           </w:p>
         </w:tc>
@@ -5839,7 +2405,7 @@
                 <w:b w:val="0"/>
                 <w:sz w:val="18"/>
               </w:rPr>
-              <w:t>Подтверждение и проверка занятости после обновления</w:t>
+              <w:t>Номер брони и занятость места после обновления</w:t>
             </w:r>
           </w:p>
         </w:tc>
@@ -5894,7 +2460,7 @@
                 <w:b w:val="0"/>
                 <w:sz w:val="18"/>
               </w:rPr>
-              <w:t>Предложения развития от каждого участника</w:t>
+              <w:t>Предложения развития каждого участника</w:t>
             </w:r>
           </w:p>
         </w:tc>
@@ -5949,7 +2515,7 @@
                 <w:b w:val="0"/>
                 <w:sz w:val="18"/>
               </w:rPr>
-              <w:t>Клиент пробует сам, команда задаёт вопросы</w:t>
+              <w:t>Клиент пробует, команда задаёт вопросы</w:t>
             </w:r>
           </w:p>
         </w:tc>
@@ -6004,7 +2570,7 @@
                 <w:b w:val="0"/>
                 <w:sz w:val="18"/>
               </w:rPr>
-              <w:t>Запись пожеланий и согласование следующего шага</w:t>
+              <w:t>Записать пожелания и согласовать следующий шаг</w:t>
             </w:r>
           </w:p>
         </w:tc>
@@ -6017,32 +2583,7 @@
     </w:p>
     <w:p>
       <w:r>
-        <w:t xml:space="preserve">На показе используй тестовое имя Timo Triisa и адрес из домена </w:t>
-      </w:r>
-      <w:r>
-        <w:rPr>
-          <w:rFonts w:ascii="Courier New" w:hAnsi="Courier New"/>
-          <w:sz w:val="18"/>
-        </w:rPr>
-        <w:t>example.test</w:t>
-      </w:r>
-      <w:r>
-        <w:t>, чтобы не записывать чужую реальную почту. Выбери один фильм и один сеанс: длинный просмотр всех карточек отнимает время у обсуждения.</w:t>
-      </w:r>
-    </w:p>
-    <w:p>
-      <w:r>
-        <w:t>Если форма не отправляется, проверь, введено ли настоящее значение в поле, а не только показан placeholder. Если появляется конфликт места, выбери другое свободное место; не утверждай, что бронь создана, пока не появился номер подтверждения.</w:t>
-      </w:r>
-    </w:p>
-    <w:p>
-      <w:r>
-        <w:t>У каждого участника должно быть собственное предложение развития. Не распределяй роли в документе как свершившийся факт: договоритесь в команде, кто объясняет фильтры, кто схему зала, кто сервер и данные. Каждый должен понимать общий сценарий, чтобы не теряться при уточняющем вопросе.</w:t>
-      </w:r>
-    </w:p>
-    <w:p>
-      <w:r>
-        <w:t>Вопросы клиенту: удобен ли выбор сеанса; нужна ли отмена брони; нужна ли отправка подтверждения; кто будет редактировать расписание; какую функцию добавить первой. Ответы записывайте как конкретные пожелания с приоритетом, ответственным и следующим действием.</w:t>
+        <w:t>Для проверки используй Timo Triisa и timo@example.test. Настоящие платежи и письма не выполняются. Каждый участник должен понимать общий путь данных и самостоятельно объяснить свою фактическую часть работы.</w:t>
       </w:r>
     </w:p>
     <w:p>
@@ -6050,12 +2591,93 @@
         <w:pStyle w:val="Heading1"/>
       </w:pPr>
       <w:r>
-        <w:t>19 Что можно предложить на следующий месяц</w:t>
+        <w:t>21 Вопросы и короткие ответы</w:t>
+      </w:r>
+    </w:p>
+    <w:p>
+      <w:pPr>
+        <w:pStyle w:val="Heading2"/>
+      </w:pPr>
+      <w:r>
+        <w:t>Где теперь хранятся фильмы и брони?</w:t>
       </w:r>
     </w:p>
     <w:p>
       <w:r>
-        <w:t>Оценки ниже предварительные, в человеко-часах. Они включают реализацию и проверку, но зависят от выбранных требований. Не выдавай их за согласованные сроки команды.</w:t>
+        <w:t>Рабочие записи находятся в PostgreSQL. Три фильма и переводы описаны также как presentation fixtures в lib/catalog.ts; сервис объединяет их с данными базы. Брони и билеты сохраняет backend, а не localStorage.</w:t>
+      </w:r>
+    </w:p>
+    <w:p>
+      <w:pPr>
+        <w:pStyle w:val="Heading2"/>
+      </w:pPr>
+      <w:r>
+        <w:t>Почему без регистрации есть users?</w:t>
+      </w:r>
+    </w:p>
+    <w:p>
+      <w:r>
+        <w:t>Таблица users входит в исходный дизайн и заполнена demo-данными. Для гостевой брони user_id может быть NULL, а имя/email сохраняются в самой брони. Вход на сайте не реализован.</w:t>
+      </w:r>
+    </w:p>
+    <w:p>
+      <w:pPr>
+        <w:pStyle w:val="Heading2"/>
+      </w:pPr>
+      <w:r>
+        <w:t>Что доказывают тесты и чего они не доказывают?</w:t>
+      </w:r>
+    </w:p>
+    <w:p>
+      <w:r>
+        <w:t>Они проверяют миграции и реальные PostgreSQL-запросы на PGlite, количество строк, основные связи, бронь, конфликт мест, валидацию и административный guard. Они не доказывают запуск Docker-контейнера на этом компьютере и не заменяют проверку production-развёртывания.</w:t>
+      </w:r>
+    </w:p>
+    <w:p>
+      <w:pPr>
+        <w:pStyle w:val="Heading2"/>
+      </w:pPr>
+      <w:r>
+        <w:t>Почему нужны и Zod, и TypeScript?</w:t>
+      </w:r>
+    </w:p>
+    <w:p>
+      <w:r>
+        <w:t>TypeScript проверяет код во время разработки. Zod проверяет полученный JSON во время работы. Внешний пользователь может отправить любой тип, независимо от наших TypeScript-интерфейсов.</w:t>
+      </w:r>
+    </w:p>
+    <w:p>
+      <w:pPr>
+        <w:pStyle w:val="Heading2"/>
+      </w:pPr>
+      <w:r>
+        <w:t>Почему нельзя просто спрятать кнопку изменения?</w:t>
+      </w:r>
+    </w:p>
+    <w:p>
+      <w:r>
+        <w:t>Пользователь может отправить HTTP-запрос самостоятельно. Поэтому backend должен отказать в запросе без разрешения. В проекте это показывает requireAdmin и тест запроса с поддельным заголовком роли.</w:t>
+      </w:r>
+    </w:p>
+    <w:p>
+      <w:pPr>
+        <w:pStyle w:val="Heading2"/>
+      </w:pPr>
+      <w:r>
+        <w:t>Что пока недоработано?</w:t>
+      </w:r>
+    </w:p>
+    <w:p>
+      <w:r>
+        <w:t>Нет настоящих платежей, отправки писем, отмены и автоматического истечения брони. Таблицы favorites и notifications не имеют пользовательских экранов. Нужны дальнейшие правила освобождения мест, производственная авторизация и проверка Docker-пути на установленном Engine.</w:t>
+      </w:r>
+    </w:p>
+    <w:p>
+      <w:pPr>
+        <w:pStyle w:val="Heading1"/>
+      </w:pPr>
+      <w:r>
+        <w:t>22 Идеи на следующий месяц и самопроверка</w:t>
       </w:r>
     </w:p>
     <w:tbl>
@@ -6154,7 +2776,7 @@
                 <w:b/>
                 <w:sz w:val="18"/>
               </w:rPr>
-              <w:t>Оценка</w:t>
+              <w:t>Предварительная оценка</w:t>
             </w:r>
           </w:p>
         </w:tc>
@@ -6184,7 +2806,7 @@
                 <w:b w:val="0"/>
                 <w:sz w:val="18"/>
               </w:rPr>
-              <w:t>Проверка схемы JSON и доступных сеансов</w:t>
+              <w:t>Проверить Docker-путь на втором ноутбуке</w:t>
             </w:r>
           </w:p>
         </w:tc>
@@ -6209,7 +2831,7 @@
                 <w:b w:val="0"/>
                 <w:sz w:val="18"/>
               </w:rPr>
-              <w:t>Меньше некорректных бронирований</w:t>
+              <w:t>Другой участник запускает ту же базу</w:t>
             </w:r>
           </w:p>
         </w:tc>
@@ -6234,7 +2856,7 @@
                 <w:b w:val="0"/>
                 <w:sz w:val="18"/>
               </w:rPr>
-              <w:t>6–10 часов</w:t>
+              <w:t>2–4 часа</w:t>
             </w:r>
           </w:p>
         </w:tc>
@@ -6264,7 +2886,7 @@
                 <w:b w:val="0"/>
                 <w:sz w:val="18"/>
               </w:rPr>
-              <w:t>Единый формат ключа в каталоге и бронировании</w:t>
+              <w:t>Отмена и истечение гостевой брони</w:t>
             </w:r>
           </w:p>
         </w:tc>
@@ -6289,7 +2911,7 @@
                 <w:b w:val="0"/>
                 <w:sz w:val="18"/>
               </w:rPr>
-              <w:t>API можно использовать без расхождений</w:t>
+              <w:t>Освобождение ненужных мест</w:t>
             </w:r>
           </w:p>
         </w:tc>
@@ -6314,7 +2936,7 @@
                 <w:b w:val="0"/>
                 <w:sz w:val="18"/>
               </w:rPr>
-              <w:t>3–5 часов</w:t>
+              <w:t>10–16 часов</w:t>
             </w:r>
           </w:p>
         </w:tc>
@@ -6344,7 +2966,7 @@
                 <w:b w:val="0"/>
                 <w:sz w:val="18"/>
               </w:rPr>
-              <w:t>Отмена брони по номеру и проверке контакта</w:t>
+              <w:t>Подтверждение брони по почте</w:t>
             </w:r>
           </w:p>
         </w:tc>
@@ -6369,7 +2991,7 @@
                 <w:b w:val="0"/>
                 <w:sz w:val="18"/>
               </w:rPr>
-              <w:t>Посетитель освобождает ненужные места</w:t>
+              <w:t>Номер заказа не теряется</w:t>
             </w:r>
           </w:p>
         </w:tc>
@@ -6424,7 +3046,7 @@
                 <w:b w:val="0"/>
                 <w:sz w:val="18"/>
               </w:rPr>
-              <w:t>Подтверждение по почте</w:t>
+              <w:t>Панель расписания с настоящими правами</w:t>
             </w:r>
           </w:p>
         </w:tc>
@@ -6449,7 +3071,7 @@
                 <w:b w:val="0"/>
                 <w:sz w:val="18"/>
               </w:rPr>
-              <w:t>Номер брони не теряется после закрытия сайта</w:t>
+              <w:t>Сотрудник меняет сеансы без правки кода</w:t>
             </w:r>
           </w:p>
         </w:tc>
@@ -6474,7 +3096,7 @@
                 <w:b w:val="0"/>
                 <w:sz w:val="18"/>
               </w:rPr>
-              <w:t>10–16 часов</w:t>
+              <w:t>18–28 часов</w:t>
             </w:r>
           </w:p>
         </w:tc>
@@ -6504,7 +3126,7 @@
                 <w:b w:val="0"/>
                 <w:sz w:val="18"/>
               </w:rPr>
-              <w:t>Управление фильмами и сеансами</w:t>
+              <w:t>Реальный кеш каталога и сброс</w:t>
             </w:r>
           </w:p>
         </w:tc>
@@ -6529,7 +3151,7 @@
                 <w:b w:val="0"/>
                 <w:sz w:val="18"/>
               </w:rPr>
-              <w:t>Сотрудник меняет расписание без редактирования кода</w:t>
+              <w:t>Меньше повторных чтений при нагрузке</w:t>
             </w:r>
           </w:p>
         </w:tc>
@@ -6554,87 +3176,7 @@
                 <w:b w:val="0"/>
                 <w:sz w:val="18"/>
               </w:rPr>
-              <w:t>18–28 часов</w:t>
-            </w:r>
-          </w:p>
-        </w:tc>
-      </w:tr>
-      <w:tr>
-        <w:trPr>
-          <w:cantSplit/>
-        </w:trPr>
-        <w:tc>
-          <w:tcPr>
-            <w:tcW w:type="dxa" w:w="3402"/>
-            <w:vAlign w:val="center"/>
-            <w:tcMar>
-              <w:top w:w="90" w:type="dxa"/>
-              <w:left w:w="90" w:type="dxa"/>
-              <w:bottom w:w="90" w:type="dxa"/>
-              <w:right w:w="90" w:type="dxa"/>
-            </w:tcMar>
-            <w:shd w:fill="F7F7F7"/>
-          </w:tcPr>
-          <w:p>
-            <w:pPr>
-              <w:spacing w:after="40" w:line="252" w:lineRule="auto"/>
-            </w:pPr>
-            <w:r>
-              <w:rPr>
-                <w:b w:val="0"/>
-                <w:sz w:val="18"/>
-              </w:rPr>
-              <w:t>Улучшение ошибок и повторная загрузка мест</w:t>
-            </w:r>
-          </w:p>
-        </w:tc>
-        <w:tc>
-          <w:tcPr>
-            <w:tcW w:type="dxa" w:w="4422"/>
-            <w:vAlign w:val="center"/>
-            <w:tcMar>
-              <w:top w:w="90" w:type="dxa"/>
-              <w:left w:w="90" w:type="dxa"/>
-              <w:bottom w:w="90" w:type="dxa"/>
-              <w:right w:w="90" w:type="dxa"/>
-            </w:tcMar>
-            <w:shd w:fill="F7F7F7"/>
-          </w:tcPr>
-          <w:p>
-            <w:pPr>
-              <w:spacing w:after="40" w:line="252" w:lineRule="auto"/>
-            </w:pPr>
-            <w:r>
-              <w:rPr>
-                <w:b w:val="0"/>
-                <w:sz w:val="18"/>
-              </w:rPr>
-              <w:t>Посетитель понимает, как продолжить после сбоя</w:t>
-            </w:r>
-          </w:p>
-        </w:tc>
-        <w:tc>
-          <w:tcPr>
-            <w:tcW w:type="dxa" w:w="1814"/>
-            <w:vAlign w:val="center"/>
-            <w:tcMar>
-              <w:top w:w="90" w:type="dxa"/>
-              <w:left w:w="90" w:type="dxa"/>
-              <w:bottom w:w="90" w:type="dxa"/>
-              <w:right w:w="90" w:type="dxa"/>
-            </w:tcMar>
-            <w:shd w:fill="F7F7F7"/>
-          </w:tcPr>
-          <w:p>
-            <w:pPr>
-              <w:spacing w:after="40" w:line="252" w:lineRule="auto"/>
-            </w:pPr>
-            <w:r>
-              <w:rPr>
-                <w:b w:val="0"/>
-                <w:sz w:val="18"/>
-              </w:rPr>
-              <w:t>5–8 часов</w:t>
+              <w:t>6–10 часов</w:t>
             </w:r>
           </w:p>
         </w:tc>
@@ -6647,180 +3189,17 @@
     </w:p>
     <w:p>
       <w:r>
-        <w:t>Для одного предложения подготовь в Figma небольшой макет: существующий экран, изменённый экран и объяснение пользы. Например, для отмены брони нарисуй поле номера, проверку контакта и подтверждение отмены. Не нужно делать большую презентацию с десятками слайдов.</w:t>
+        <w:t>Это предварительные человеко-часы, не обещание команды. Для одного улучшения подготовьте небольшой макет Figma: текущий экран, будущий экран и объяснение пользы. Не приписывайте участникам роли без договорённости.</w:t>
       </w:r>
     </w:p>
     <w:p>
       <w:r>
-        <w:t>Не обещай настоящую оплату как изменение «за час». Помимо кнопки нужны платёжная интеграция, обработка результатов, возвраты, тестирование и правила хранения данных. Для ближайшего учебного этапа полезнее закончить один понятный сценарий и проверить его полностью.</w:t>
-      </w:r>
-    </w:p>
-    <w:p>
-      <w:pPr>
-        <w:pStyle w:val="Heading1"/>
-      </w:pPr>
-      <w:r>
-        <w:t>20 Справочные материалы</w:t>
+        <w:t>Самопроверка: покажи ORM-таблицу tickets и уникальный индекс; объясни разницу брони и билета; найди проверку guest JSON; предскажи ответ на повтор A1; назови путь Docker volume; объясни, почему кеш не заменяет unique constraint; найди import source и свои последующие изменения. Если можешь только повторить текст, вернись к соответствующей функции и проверь предположение в браузере.</w:t>
       </w:r>
     </w:p>
     <w:p>
       <w:r>
-        <w:t xml:space="preserve">Главный источник технического разбора — исходный код текущего </w:t>
-      </w:r>
-      <w:r>
-        <w:rPr>
-          <w:rFonts w:ascii="Courier New" w:hAnsi="Courier New"/>
-          <w:sz w:val="18"/>
-        </w:rPr>
-        <w:t>cinema-booking</w:t>
-      </w:r>
-      <w:r>
-        <w:t xml:space="preserve">: </w:t>
-      </w:r>
-      <w:r>
-        <w:rPr>
-          <w:rFonts w:ascii="Courier New" w:hAnsi="Courier New"/>
-          <w:sz w:val="18"/>
-        </w:rPr>
-        <w:t>app/page.tsx</w:t>
-      </w:r>
-      <w:r>
-        <w:t xml:space="preserve">, </w:t>
-      </w:r>
-      <w:r>
-        <w:rPr>
-          <w:rFonts w:ascii="Courier New" w:hAnsi="Courier New"/>
-          <w:sz w:val="18"/>
-        </w:rPr>
-        <w:t>lib/catalog.ts</w:t>
-      </w:r>
-      <w:r>
-        <w:t xml:space="preserve">, </w:t>
-      </w:r>
-      <w:r>
-        <w:rPr>
-          <w:rFonts w:ascii="Courier New" w:hAnsi="Courier New"/>
-          <w:sz w:val="18"/>
-        </w:rPr>
-        <w:t>lib/ui-copy.ts</w:t>
-      </w:r>
-      <w:r>
-        <w:t xml:space="preserve">, </w:t>
-      </w:r>
-      <w:r>
-        <w:rPr>
-          <w:rFonts w:ascii="Courier New" w:hAnsi="Courier New"/>
-          <w:sz w:val="18"/>
-        </w:rPr>
-        <w:t>lib/show-dates.ts</w:t>
-      </w:r>
-      <w:r>
-        <w:t xml:space="preserve">, </w:t>
-      </w:r>
-      <w:r>
-        <w:rPr>
-          <w:rFonts w:ascii="Courier New" w:hAnsi="Courier New"/>
-          <w:sz w:val="18"/>
-        </w:rPr>
-        <w:t>app/api/bookings/route.ts</w:t>
-      </w:r>
-      <w:r>
-        <w:t xml:space="preserve">, </w:t>
-      </w:r>
-      <w:r>
-        <w:rPr>
-          <w:rFonts w:ascii="Courier New" w:hAnsi="Courier New"/>
-          <w:sz w:val="18"/>
-        </w:rPr>
-        <w:t>app/api/health/route.ts</w:t>
-      </w:r>
-      <w:r>
-        <w:t xml:space="preserve">, </w:t>
-      </w:r>
-      <w:r>
-        <w:rPr>
-          <w:rFonts w:ascii="Courier New" w:hAnsi="Courier New"/>
-          <w:sz w:val="18"/>
-        </w:rPr>
-        <w:t>app/api/catalog/route.ts</w:t>
-      </w:r>
-      <w:r>
-        <w:t xml:space="preserve">, </w:t>
-      </w:r>
-      <w:r>
-        <w:rPr>
-          <w:rFonts w:ascii="Courier New" w:hAnsi="Courier New"/>
-          <w:sz w:val="18"/>
-        </w:rPr>
-        <w:t>db/index.ts</w:t>
-      </w:r>
-      <w:r>
-        <w:t xml:space="preserve">, </w:t>
-      </w:r>
-      <w:r>
-        <w:rPr>
-          <w:rFonts w:ascii="Courier New" w:hAnsi="Courier New"/>
-          <w:sz w:val="18"/>
-        </w:rPr>
-        <w:t>db/schema.ts</w:t>
-      </w:r>
-      <w:r>
-        <w:t xml:space="preserve">, </w:t>
-      </w:r>
-      <w:r>
-        <w:rPr>
-          <w:rFonts w:ascii="Courier New" w:hAnsi="Courier New"/>
-          <w:sz w:val="18"/>
-        </w:rPr>
-        <w:t>app/globals.css</w:t>
-      </w:r>
-      <w:r>
-        <w:t xml:space="preserve">, </w:t>
-      </w:r>
-      <w:r>
-        <w:rPr>
-          <w:rFonts w:ascii="Courier New" w:hAnsi="Courier New"/>
-          <w:sz w:val="18"/>
-        </w:rPr>
-        <w:t>package.json</w:t>
-      </w:r>
-      <w:r>
-        <w:t xml:space="preserve"> и </w:t>
-      </w:r>
-      <w:r>
-        <w:rPr>
-          <w:rFonts w:ascii="Courier New" w:hAnsi="Courier New"/>
-          <w:sz w:val="18"/>
-        </w:rPr>
-        <w:t>vite.config.ts</w:t>
-      </w:r>
-      <w:r>
-        <w:t>.</w:t>
-      </w:r>
-    </w:p>
-    <w:p>
-      <w:r>
-        <w:t xml:space="preserve">Постеры и сведения о фильмах сверены со страницами Batman 1989, The Lego Movie и Superman 1978 в Wikipedia. Полные ссылки на страницы и изображения находятся в </w:t>
-      </w:r>
-      <w:r>
-        <w:rPr>
-          <w:rFonts w:ascii="Courier New" w:hAnsi="Courier New"/>
-          <w:sz w:val="18"/>
-        </w:rPr>
-        <w:t>docs/poster-sources.md</w:t>
-      </w:r>
-      <w:r>
-        <w:t>. Постеры не обозначены как свободно лицензированные картинки.</w:t>
-      </w:r>
-    </w:p>
-    <w:p>
-      <w:r>
-        <w:t>Для дальнейшего самостоятельного изучения используй официальные документы React, TypeScript, MDN по fetch и FormData, Cloudflare D1 по SQL и batch. Этот документ объясняет текущую реализацию; при изменении кода отдельные детали и имена функций нужно проверять заново.</w:t>
-      </w:r>
-    </w:p>
-    <w:p>
-      <w:r>
-        <w:t>Последняя проверка перед защитой: я могу показать путь пользователя, объяснить ключевые функции, назвать ограничения и предложить одну полезную доработку с оценкой времени.</w:t>
+        <w:t>Материалы: README.md, database/schema-mapping.md, docs/coursework-map.md и docs/verification.md. Источники постеров указаны в docs/poster-sources.md. Официальные темы для самостоятельного изучения: React hooks, TypeScript, Drizzle PostgreSQL, PostgreSQL constraints/indexes/transactions, Docker Compose volumes и Atlassian GitHub/Jira linking.</w:t>
       </w:r>
     </w:p>
     <w:sectPr>
